--- a/HWE/H-Brücke/H-bruecke.docx
+++ b/HWE/H-Brücke/H-bruecke.docx
@@ -391,7 +391,37 @@
         <w:rPr>
           <w:lang w:val="de-DE"/>
         </w:rPr>
-        <w:t>Beobachte das Verhalten ohne und mit Schotky Diode</w:t>
+        <w:t>Beobachte das Verhalten</w:t>
+      </w:r>
+      <w:r>
+        <w:rPr>
+          <w:lang w:val="de-DE"/>
+        </w:rPr>
+        <w:t xml:space="preserve"> mit</w:t>
+      </w:r>
+      <w:r>
+        <w:rPr>
+          <w:lang w:val="de-DE"/>
+        </w:rPr>
+        <w:t xml:space="preserve"> und </w:t>
+      </w:r>
+      <w:r>
+        <w:rPr>
+          <w:lang w:val="de-DE"/>
+        </w:rPr>
+        <w:t xml:space="preserve">ohne </w:t>
+      </w:r>
+      <w:r>
+        <w:rPr>
+          <w:lang w:val="de-DE"/>
+        </w:rPr>
+        <w:t>Schotky Diode</w:t>
+      </w:r>
+      <w:r>
+        <w:rPr>
+          <w:lang w:val="de-DE"/>
+        </w:rPr>
+        <w:t xml:space="preserve"> beim Schalten von Induktiver Lasten</w:t>
       </w:r>
     </w:p>
     <w:p>
@@ -474,6 +504,22 @@
     </w:p>
     <w:p>
       <w:pPr>
+        <w:tabs>
+          <w:tab w:val="left" w:pos="8227"/>
+        </w:tabs>
+        <w:rPr>
+          <w:lang w:val="de-DE"/>
+        </w:rPr>
+      </w:pPr>
+      <w:r>
+        <w:rPr>
+          <w:lang w:val="de-DE"/>
+        </w:rPr>
+        <w:tab/>
+      </w:r>
+    </w:p>
+    <w:p>
+      <w:pPr>
         <w:pStyle w:val="Heading2"/>
         <w:rPr>
           <w:lang w:val="de-DE"/>
@@ -484,6 +530,68 @@
           <w:lang w:val="de-DE"/>
         </w:rPr>
         <w:lastRenderedPageBreak/>
+        <w:t>Dimensionieren</w:t>
+      </w:r>
+    </w:p>
+    <w:p>
+      <w:pPr>
+        <w:rPr>
+          <w:lang w:val="de-DE"/>
+        </w:rPr>
+      </w:pPr>
+      <w:r>
+        <w:rPr>
+          <w:noProof/>
+          <w:lang w:val="de-DE"/>
+        </w:rPr>
+        <w:drawing>
+          <wp:inline distT="0" distB="0" distL="0" distR="0" wp14:anchorId="5AC64DCD" wp14:editId="1B5BCBEF">
+            <wp:extent cx="3987796" cy="2704171"/>
+            <wp:effectExtent l="0" t="0" r="0" b="1270"/>
+            <wp:docPr id="1000623275" name="Picture 1"/>
+            <wp:cNvGraphicFramePr>
+              <a:graphicFrameLocks xmlns:a="http://schemas.openxmlformats.org/drawingml/2006/main" noChangeAspect="1"/>
+            </wp:cNvGraphicFramePr>
+            <a:graphic xmlns:a="http://schemas.openxmlformats.org/drawingml/2006/main">
+              <a:graphicData uri="http://schemas.openxmlformats.org/drawingml/2006/picture">
+                <pic:pic xmlns:pic="http://schemas.openxmlformats.org/drawingml/2006/picture">
+                  <pic:nvPicPr>
+                    <pic:cNvPr id="1000623275" name=""/>
+                    <pic:cNvPicPr/>
+                  </pic:nvPicPr>
+                  <pic:blipFill>
+                    <a:blip r:embed="rId6"/>
+                    <a:stretch>
+                      <a:fillRect/>
+                    </a:stretch>
+                  </pic:blipFill>
+                  <pic:spPr>
+                    <a:xfrm>
+                      <a:off x="0" y="0"/>
+                      <a:ext cx="3996815" cy="2710287"/>
+                    </a:xfrm>
+                    <a:prstGeom prst="rect">
+                      <a:avLst/>
+                    </a:prstGeom>
+                  </pic:spPr>
+                </pic:pic>
+              </a:graphicData>
+            </a:graphic>
+          </wp:inline>
+        </w:drawing>
+      </w:r>
+    </w:p>
+    <w:p>
+      <w:pPr>
+        <w:pStyle w:val="Heading2"/>
+        <w:rPr>
+          <w:lang w:val="de-DE"/>
+        </w:rPr>
+      </w:pPr>
+      <w:r>
+        <w:rPr>
+          <w:lang w:val="de-DE"/>
+        </w:rPr>
         <w:t>Simulation</w:t>
       </w:r>
     </w:p>
@@ -519,7 +627,7 @@
                     </pic:cNvPicPr>
                   </pic:nvPicPr>
                   <pic:blipFill>
-                    <a:blip r:embed="rId6">
+                    <a:blip r:embed="rId7">
                       <a:extLst>
                         <a:ext uri="{28A0092B-C50C-407E-A947-70E740481C1C}">
                           <a14:useLocalDpi xmlns:a14="http://schemas.microsoft.com/office/drawing/2010/main" val="0"/>
@@ -578,7 +686,7 @@
                     <pic:cNvPicPr/>
                   </pic:nvPicPr>
                   <pic:blipFill>
-                    <a:blip r:embed="rId7"/>
+                    <a:blip r:embed="rId8"/>
                     <a:stretch>
                       <a:fillRect/>
                     </a:stretch>
@@ -601,61 +709,6 @@
     </w:p>
     <w:p>
       <w:pPr>
-        <w:spacing w:line="276" w:lineRule="auto"/>
-        <w:rPr>
-          <w:lang w:val="de-DE"/>
-        </w:rPr>
-      </w:pPr>
-      <w:r>
-        <w:rPr>
-          <w:lang w:val="de-DE"/>
-        </w:rPr>
-        <w:t>Hfe bd139 = 25</w:t>
-      </w:r>
-    </w:p>
-    <w:p>
-      <w:pPr>
-        <w:spacing w:line="276" w:lineRule="auto"/>
-        <w:rPr>
-          <w:lang w:val="de-DE"/>
-        </w:rPr>
-      </w:pPr>
-      <w:r>
-        <w:rPr>
-          <w:lang w:val="de-DE"/>
-        </w:rPr>
-        <w:t>Hfe 2n</w:t>
-      </w:r>
-      <w:r>
-        <w:rPr>
-          <w:lang w:val="de-DE"/>
-        </w:rPr>
-        <w:t>3055</w:t>
-      </w:r>
-      <w:r>
-        <w:rPr>
-          <w:lang w:val="de-DE"/>
-        </w:rPr>
-        <w:t xml:space="preserve"> = </w:t>
-      </w:r>
-      <w:r>
-        <w:rPr>
-          <w:lang w:val="de-DE"/>
-        </w:rPr>
-        <w:t>5</w:t>
-      </w:r>
-    </w:p>
-    <w:p>
-      <w:pPr>
-        <w:spacing w:line="276" w:lineRule="auto"/>
-        <w:jc w:val="both"/>
-        <w:rPr>
-          <w:lang w:val="de-DE"/>
-        </w:rPr>
-      </w:pPr>
-    </w:p>
-    <w:p>
-      <w:pPr>
         <w:pStyle w:val="Heading2"/>
         <w:rPr>
           <w:lang w:val="de-DE"/>
@@ -665,6 +718,7 @@
         <w:rPr>
           <w:lang w:val="de-DE"/>
         </w:rPr>
+        <w:lastRenderedPageBreak/>
         <w:t>Berechnung mit Darlington</w:t>
       </w:r>
     </w:p>
@@ -679,13 +733,16 @@
       </w:pPr>
       <w:r>
         <w:rPr>
+          <w:b/>
+          <w:bCs/>
           <w:noProof/>
+          <w:lang w:val="de-DE"/>
         </w:rPr>
         <w:drawing>
-          <wp:inline distT="0" distB="0" distL="0" distR="0" wp14:anchorId="267A0BF6" wp14:editId="730E3F66">
-            <wp:extent cx="2844800" cy="1431656"/>
-            <wp:effectExtent l="0" t="0" r="0" b="0"/>
-            <wp:docPr id="1413107995" name="Picture 1" descr="A black background with white text&#10;&#10;AI-generated content may be incorrect."/>
+          <wp:inline distT="0" distB="0" distL="0" distR="0" wp14:anchorId="28FEA8AC" wp14:editId="50BDAF53">
+            <wp:extent cx="4421472" cy="3325091"/>
+            <wp:effectExtent l="0" t="0" r="0" b="8890"/>
+            <wp:docPr id="808506818" name="Picture 1"/>
             <wp:cNvGraphicFramePr>
               <a:graphicFrameLocks xmlns:a="http://schemas.openxmlformats.org/drawingml/2006/main" noChangeAspect="1"/>
             </wp:cNvGraphicFramePr>
@@ -693,11 +750,11 @@
               <a:graphicData uri="http://schemas.openxmlformats.org/drawingml/2006/picture">
                 <pic:pic xmlns:pic="http://schemas.openxmlformats.org/drawingml/2006/picture">
                   <pic:nvPicPr>
-                    <pic:cNvPr id="1413107995" name="Picture 1" descr="A black background with white text&#10;&#10;AI-generated content may be incorrect."/>
+                    <pic:cNvPr id="808506818" name=""/>
                     <pic:cNvPicPr/>
                   </pic:nvPicPr>
                   <pic:blipFill>
-                    <a:blip r:embed="rId8"/>
+                    <a:blip r:embed="rId9"/>
                     <a:stretch>
                       <a:fillRect/>
                     </a:stretch>
@@ -705,7 +762,7 @@
                   <pic:spPr>
                     <a:xfrm>
                       <a:off x="0" y="0"/>
-                      <a:ext cx="2862120" cy="1440372"/>
+                      <a:ext cx="4432380" cy="3333295"/>
                     </a:xfrm>
                     <a:prstGeom prst="rect">
                       <a:avLst/>
@@ -720,6 +777,20 @@
     </w:p>
     <w:p>
       <w:pPr>
+        <w:pStyle w:val="Heading2"/>
+        <w:rPr>
+          <w:lang w:val="de-DE"/>
+        </w:rPr>
+      </w:pPr>
+      <w:r>
+        <w:rPr>
+          <w:lang w:val="de-DE"/>
+        </w:rPr>
+        <w:t>Schaltung mit Darlington</w:t>
+      </w:r>
+    </w:p>
+    <w:p>
+      <w:pPr>
         <w:spacing w:line="276" w:lineRule="auto"/>
         <w:rPr>
           <w:lang w:val="de-DE"/>
@@ -727,43 +798,14 @@
       </w:pPr>
       <w:r>
         <w:rPr>
-          <w:lang w:val="de-DE"/>
-        </w:rPr>
-        <w:t>A = 8.3A</w:t>
-      </w:r>
-    </w:p>
-    <w:p>
-      <w:pPr>
-        <w:pStyle w:val="Heading2"/>
-        <w:rPr>
-          <w:lang w:val="de-DE"/>
-        </w:rPr>
-      </w:pPr>
-      <w:r>
-        <w:rPr>
-          <w:lang w:val="de-DE"/>
-        </w:rPr>
-        <w:lastRenderedPageBreak/>
-        <w:t>Schaltung mit Darlington</w:t>
-      </w:r>
-    </w:p>
-    <w:p>
-      <w:pPr>
-        <w:spacing w:line="276" w:lineRule="auto"/>
-        <w:rPr>
-          <w:lang w:val="de-DE"/>
-        </w:rPr>
-      </w:pPr>
-      <w:r>
-        <w:rPr>
           <w:noProof/>
           <w:lang w:val="de-DE"/>
         </w:rPr>
         <w:drawing>
-          <wp:inline distT="0" distB="0" distL="0" distR="0" wp14:anchorId="5AD081D5" wp14:editId="31399DF3">
-            <wp:extent cx="3788843" cy="2743200"/>
+          <wp:inline distT="0" distB="0" distL="0" distR="0" wp14:anchorId="5F1A8E96" wp14:editId="18DB75A8">
+            <wp:extent cx="4341600" cy="3144070"/>
             <wp:effectExtent l="0" t="0" r="0" b="0"/>
-            <wp:docPr id="1983044355" name="Picture 4"/>
+            <wp:docPr id="460244909" name="Picture 1"/>
             <wp:cNvGraphicFramePr>
               <a:graphicFrameLocks xmlns:a="http://schemas.openxmlformats.org/drawingml/2006/main" noChangeAspect="1"/>
             </wp:cNvGraphicFramePr>
@@ -771,13 +813,13 @@
               <a:graphicData uri="http://schemas.openxmlformats.org/drawingml/2006/picture">
                 <pic:pic xmlns:pic="http://schemas.openxmlformats.org/drawingml/2006/picture">
                   <pic:nvPicPr>
-                    <pic:cNvPr id="0" name="Picture 4"/>
+                    <pic:cNvPr id="0" name="Picture 1"/>
                     <pic:cNvPicPr>
                       <a:picLocks noChangeAspect="1" noChangeArrowheads="1"/>
                     </pic:cNvPicPr>
                   </pic:nvPicPr>
                   <pic:blipFill>
-                    <a:blip r:embed="rId9">
+                    <a:blip r:embed="rId10">
                       <a:extLst>
                         <a:ext uri="{28A0092B-C50C-407E-A947-70E740481C1C}">
                           <a14:useLocalDpi xmlns:a14="http://schemas.microsoft.com/office/drawing/2010/main" val="0"/>
@@ -792,7 +834,7 @@
                   <pic:spPr bwMode="auto">
                     <a:xfrm>
                       <a:off x="0" y="0"/>
-                      <a:ext cx="3816565" cy="2763271"/>
+                      <a:ext cx="4348073" cy="3148757"/>
                     </a:xfrm>
                     <a:prstGeom prst="rect">
                       <a:avLst/>
@@ -834,6 +876,40 @@
         <w:rPr>
           <w:lang w:val="de-DE"/>
         </w:rPr>
+        <w:t>Aufgabenstellung</w:t>
+      </w:r>
+    </w:p>
+    <w:p>
+      <w:pPr>
+        <w:rPr>
+          <w:lang w:val="de-DE"/>
+        </w:rPr>
+      </w:pPr>
+      <w:r>
+        <w:rPr>
+          <w:lang w:val="de-DE"/>
+        </w:rPr>
+        <w:t xml:space="preserve">Baue einen Schalter mit Mosfet als Transistor und zeige Gate-Source Spannung / </w:t>
+      </w:r>
+      <w:r>
+        <w:rPr>
+          <w:lang w:val="de-DE"/>
+        </w:rPr>
+        <w:t>Strom am Widerstand.</w:t>
+      </w:r>
+    </w:p>
+    <w:p>
+      <w:pPr>
+        <w:pStyle w:val="Heading2"/>
+        <w:rPr>
+          <w:lang w:val="de-DE"/>
+        </w:rPr>
+      </w:pPr>
+      <w:r>
+        <w:rPr>
+          <w:lang w:val="de-DE"/>
+        </w:rPr>
+        <w:lastRenderedPageBreak/>
         <w:t>Schaltung</w:t>
       </w:r>
     </w:p>
@@ -871,7 +947,7 @@
                     </pic:cNvPicPr>
                   </pic:nvPicPr>
                   <pic:blipFill>
-                    <a:blip r:embed="rId10">
+                    <a:blip r:embed="rId11">
                       <a:extLst>
                         <a:ext uri="{28A0092B-C50C-407E-A947-70E740481C1C}">
                           <a14:useLocalDpi xmlns:a14="http://schemas.microsoft.com/office/drawing/2010/main" val="0"/>
@@ -914,7 +990,6 @@
         <w:rPr>
           <w:lang w:val="de-DE"/>
         </w:rPr>
-        <w:lastRenderedPageBreak/>
         <w:t>Simulation</w:t>
       </w:r>
     </w:p>
@@ -931,10 +1006,10 @@
           <w:lang w:val="de-DE"/>
         </w:rPr>
         <w:drawing>
-          <wp:inline distT="0" distB="0" distL="0" distR="0" wp14:anchorId="47A4F37A" wp14:editId="7D565EC5">
-            <wp:extent cx="5619200" cy="3844290"/>
-            <wp:effectExtent l="0" t="0" r="635" b="3810"/>
-            <wp:docPr id="1784012013" name="Picture 2"/>
+          <wp:inline distT="0" distB="0" distL="0" distR="0" wp14:anchorId="6211CAF0" wp14:editId="5A81B24E">
+            <wp:extent cx="5584556" cy="3952994"/>
+            <wp:effectExtent l="0" t="0" r="0" b="0"/>
+            <wp:docPr id="348526098" name="Picture 3"/>
             <wp:cNvGraphicFramePr>
               <a:graphicFrameLocks xmlns:a="http://schemas.openxmlformats.org/drawingml/2006/main" noChangeAspect="1"/>
             </wp:cNvGraphicFramePr>
@@ -948,7 +1023,7 @@
                     </pic:cNvPicPr>
                   </pic:nvPicPr>
                   <pic:blipFill>
-                    <a:blip r:embed="rId11">
+                    <a:blip r:embed="rId12">
                       <a:extLst>
                         <a:ext uri="{28A0092B-C50C-407E-A947-70E740481C1C}">
                           <a14:useLocalDpi xmlns:a14="http://schemas.microsoft.com/office/drawing/2010/main" val="0"/>
@@ -963,7 +1038,7 @@
                   <pic:spPr bwMode="auto">
                     <a:xfrm>
                       <a:off x="0" y="0"/>
-                      <a:ext cx="5623767" cy="3847414"/>
+                      <a:ext cx="5587301" cy="3954937"/>
                     </a:xfrm>
                     <a:prstGeom prst="rect">
                       <a:avLst/>
@@ -1022,6 +1097,40 @@
         <w:lastRenderedPageBreak/>
         <w:t>Buffer Elko</w:t>
       </w:r>
+    </w:p>
+    <w:p>
+      <w:pPr>
+        <w:pStyle w:val="Heading2"/>
+        <w:rPr>
+          <w:lang w:val="de-DE"/>
+        </w:rPr>
+      </w:pPr>
+      <w:r>
+        <w:rPr>
+          <w:lang w:val="de-DE"/>
+        </w:rPr>
+        <w:t>Aufgabenstellung</w:t>
+      </w:r>
+    </w:p>
+    <w:p>
+      <w:pPr>
+        <w:rPr>
+          <w:lang w:val="de-DE"/>
+        </w:rPr>
+      </w:pPr>
+      <w:r>
+        <w:rPr>
+          <w:lang w:val="de-DE"/>
+        </w:rPr>
+        <w:t>Zeige den Unterschied von einer H-Brücke mit und ohne Elko.</w:t>
+      </w:r>
+    </w:p>
+    <w:p>
+      <w:pPr>
+        <w:rPr>
+          <w:lang w:val="de-DE"/>
+        </w:rPr>
+      </w:pPr>
     </w:p>
     <w:p>
       <w:pPr>
@@ -1067,7 +1176,7 @@
                     </pic:cNvPicPr>
                   </pic:nvPicPr>
                   <pic:blipFill>
-                    <a:blip r:embed="rId12">
+                    <a:blip r:embed="rId13">
                       <a:extLst>
                         <a:ext uri="{28A0092B-C50C-407E-A947-70E740481C1C}">
                           <a14:useLocalDpi xmlns:a14="http://schemas.microsoft.com/office/drawing/2010/main" val="0"/>
@@ -1144,7 +1253,7 @@
                     </pic:cNvPicPr>
                   </pic:nvPicPr>
                   <pic:blipFill>
-                    <a:blip r:embed="rId13">
+                    <a:blip r:embed="rId14">
                       <a:extLst>
                         <a:ext uri="{28A0092B-C50C-407E-A947-70E740481C1C}">
                           <a14:useLocalDpi xmlns:a14="http://schemas.microsoft.com/office/drawing/2010/main" val="0"/>
@@ -1201,6 +1310,45 @@
         <w:rPr>
           <w:lang w:val="de-DE"/>
         </w:rPr>
+        <w:t>Aufgabenstellung</w:t>
+      </w:r>
+    </w:p>
+    <w:p>
+      <w:pPr>
+        <w:rPr>
+          <w:lang w:val="de-DE"/>
+        </w:rPr>
+      </w:pPr>
+      <w:r>
+        <w:rPr>
+          <w:lang w:val="de-DE"/>
+        </w:rPr>
+        <w:t>Stelle die Wahrheitstabelle</w:t>
+      </w:r>
+      <w:r>
+        <w:rPr>
+          <w:lang w:val="de-DE"/>
+        </w:rPr>
+        <w:t xml:space="preserve"> und die Boolschen Gleichungen auf. Simuliere auf Richtigkeit.</w:t>
+      </w:r>
+      <w:r>
+        <w:rPr>
+          <w:lang w:val="de-DE"/>
+        </w:rPr>
+        <w:t xml:space="preserve"> Realisiere die Logik mit BJT’s.</w:t>
+      </w:r>
+    </w:p>
+    <w:p>
+      <w:pPr>
+        <w:pStyle w:val="Heading2"/>
+        <w:rPr>
+          <w:lang w:val="de-DE"/>
+        </w:rPr>
+      </w:pPr>
+      <w:r>
+        <w:rPr>
+          <w:lang w:val="de-DE"/>
+        </w:rPr>
         <w:t>Wahrheitstabelle &amp; Gleichungen</w:t>
       </w:r>
     </w:p>
@@ -2691,6 +2839,7 @@
               <w:rPr>
                 <w:lang w:val="de-DE"/>
               </w:rPr>
+              <w:lastRenderedPageBreak/>
               <w:t>BR~</w:t>
             </w:r>
           </w:p>
@@ -5143,6 +5292,7 @@
         <w:pStyle w:val="Heading2"/>
       </w:pPr>
       <w:r>
+        <w:lastRenderedPageBreak/>
         <w:t>Quartus Simulation</w:t>
       </w:r>
     </w:p>
@@ -5170,7 +5320,7 @@
                     <pic:cNvPicPr/>
                   </pic:nvPicPr>
                   <pic:blipFill>
-                    <a:blip r:embed="rId14"/>
+                    <a:blip r:embed="rId15"/>
                     <a:stretch>
                       <a:fillRect/>
                     </a:stretch>
@@ -5196,7 +5346,6 @@
         <w:pStyle w:val="Heading2"/>
       </w:pPr>
       <w:r>
-        <w:lastRenderedPageBreak/>
         <w:t>Schaltung</w:t>
       </w:r>
     </w:p>
@@ -5223,7 +5372,7 @@
                     </pic:cNvPicPr>
                   </pic:nvPicPr>
                   <pic:blipFill>
-                    <a:blip r:embed="rId15">
+                    <a:blip r:embed="rId16">
                       <a:extLst>
                         <a:ext uri="{28A0092B-C50C-407E-A947-70E740481C1C}">
                           <a14:useLocalDpi xmlns:a14="http://schemas.microsoft.com/office/drawing/2010/main" val="0"/>
@@ -5278,7 +5427,7 @@
                     </pic:cNvPicPr>
                   </pic:nvPicPr>
                   <pic:blipFill>
-                    <a:blip r:embed="rId16">
+                    <a:blip r:embed="rId17">
                       <a:extLst>
                         <a:ext uri="{28A0092B-C50C-407E-A947-70E740481C1C}">
                           <a14:useLocalDpi xmlns:a14="http://schemas.microsoft.com/office/drawing/2010/main" val="0"/>
@@ -5315,6 +5464,7 @@
         <w:pStyle w:val="Heading2"/>
       </w:pPr>
       <w:r>
+        <w:lastRenderedPageBreak/>
         <w:t>Dimensionieren</w:t>
       </w:r>
     </w:p>
@@ -5342,7 +5492,7 @@
                     <pic:cNvPicPr/>
                   </pic:nvPicPr>
                   <pic:blipFill>
-                    <a:blip r:embed="rId17"/>
+                    <a:blip r:embed="rId18"/>
                     <a:stretch>
                       <a:fillRect/>
                     </a:stretch>
@@ -5368,8 +5518,46 @@
         <w:pStyle w:val="Heading1"/>
       </w:pPr>
       <w:r>
-        <w:lastRenderedPageBreak/>
         <w:t>Mosfet Brücke</w:t>
+      </w:r>
+    </w:p>
+    <w:p>
+      <w:pPr>
+        <w:pStyle w:val="Heading2"/>
+      </w:pPr>
+      <w:r>
+        <w:t>Aufgabenstellung</w:t>
+      </w:r>
+    </w:p>
+    <w:p>
+      <w:pPr>
+        <w:rPr>
+          <w:lang w:val="de-DE"/>
+        </w:rPr>
+      </w:pPr>
+      <w:r>
+        <w:rPr>
+          <w:lang w:val="de-DE"/>
+        </w:rPr>
+        <w:t>Baue Die H-Br</w:t>
+      </w:r>
+      <w:r>
+        <w:rPr>
+          <w:lang w:val="de-DE"/>
+        </w:rPr>
+        <w:t>ücke</w:t>
+      </w:r>
+      <w:r>
+        <w:rPr>
+          <w:lang w:val="de-DE"/>
+        </w:rPr>
+        <w:t xml:space="preserve"> so </w:t>
+      </w:r>
+      <w:r>
+        <w:rPr>
+          <w:lang w:val="de-DE"/>
+        </w:rPr>
+        <w:t>auf, dass sie mit der Logik aus dem Logik sheet funktioniert.</w:t>
       </w:r>
     </w:p>
     <w:p>
@@ -5403,7 +5591,7 @@
                     </pic:cNvPicPr>
                   </pic:nvPicPr>
                   <pic:blipFill>
-                    <a:blip r:embed="rId18">
+                    <a:blip r:embed="rId19">
                       <a:extLst>
                         <a:ext uri="{28A0092B-C50C-407E-A947-70E740481C1C}">
                           <a14:useLocalDpi xmlns:a14="http://schemas.microsoft.com/office/drawing/2010/main" val="0"/>
@@ -5470,7 +5658,7 @@
                     </pic:cNvPicPr>
                   </pic:nvPicPr>
                   <pic:blipFill>
-                    <a:blip r:embed="rId19">
+                    <a:blip r:embed="rId20">
                       <a:extLst>
                         <a:ext uri="{28A0092B-C50C-407E-A947-70E740481C1C}">
                           <a14:useLocalDpi xmlns:a14="http://schemas.microsoft.com/office/drawing/2010/main" val="0"/>
@@ -5530,6 +5718,39 @@
         <w:rPr>
           <w:lang w:val="de-DE"/>
         </w:rPr>
+        <w:t>Aufgabenstellung</w:t>
+      </w:r>
+    </w:p>
+    <w:p>
+      <w:pPr>
+        <w:rPr>
+          <w:lang w:val="de-DE"/>
+        </w:rPr>
+      </w:pPr>
+      <w:r>
+        <w:rPr>
+          <w:lang w:val="de-DE"/>
+        </w:rPr>
+        <w:t>Mache das Top-Sheet indem Power und Logik ver</w:t>
+      </w:r>
+      <w:r>
+        <w:rPr>
+          <w:lang w:val="de-DE"/>
+        </w:rPr>
+        <w:t>eint werden. Simuliere die gesamte H-Brücke auf Richtigkeit.</w:t>
+      </w:r>
+    </w:p>
+    <w:p>
+      <w:pPr>
+        <w:pStyle w:val="Heading2"/>
+        <w:rPr>
+          <w:lang w:val="de-DE"/>
+        </w:rPr>
+      </w:pPr>
+      <w:r>
+        <w:rPr>
+          <w:lang w:val="de-DE"/>
+        </w:rPr>
         <w:t>Schaltung</w:t>
       </w:r>
     </w:p>
@@ -5562,7 +5783,7 @@
                     </pic:cNvPicPr>
                   </pic:nvPicPr>
                   <pic:blipFill>
-                    <a:blip r:embed="rId20">
+                    <a:blip r:embed="rId21">
                       <a:extLst>
                         <a:ext uri="{28A0092B-C50C-407E-A947-70E740481C1C}">
                           <a14:useLocalDpi xmlns:a14="http://schemas.microsoft.com/office/drawing/2010/main" val="0"/>
@@ -5612,10 +5833,10 @@
           <w:noProof/>
         </w:rPr>
         <w:drawing>
-          <wp:inline distT="0" distB="0" distL="0" distR="0" wp14:anchorId="05AE1A0C" wp14:editId="08F96A02">
-            <wp:extent cx="5784574" cy="4093935"/>
-            <wp:effectExtent l="0" t="0" r="6985" b="1905"/>
-            <wp:docPr id="1497313589" name="Picture 6"/>
+          <wp:inline distT="0" distB="0" distL="0" distR="0" wp14:anchorId="0B136FA4" wp14:editId="5AB3ADEE">
+            <wp:extent cx="5832566" cy="4128546"/>
+            <wp:effectExtent l="0" t="0" r="0" b="5715"/>
+            <wp:docPr id="548459145" name="Picture 1"/>
             <wp:cNvGraphicFramePr>
               <a:graphicFrameLocks xmlns:a="http://schemas.openxmlformats.org/drawingml/2006/main" noChangeAspect="1"/>
             </wp:cNvGraphicFramePr>
@@ -5623,13 +5844,13 @@
               <a:graphicData uri="http://schemas.openxmlformats.org/drawingml/2006/picture">
                 <pic:pic xmlns:pic="http://schemas.openxmlformats.org/drawingml/2006/picture">
                   <pic:nvPicPr>
-                    <pic:cNvPr id="0" name="Picture 6"/>
+                    <pic:cNvPr id="0" name="Picture 1"/>
                     <pic:cNvPicPr>
                       <a:picLocks noChangeAspect="1" noChangeArrowheads="1"/>
                     </pic:cNvPicPr>
                   </pic:nvPicPr>
                   <pic:blipFill>
-                    <a:blip r:embed="rId21">
+                    <a:blip r:embed="rId22">
                       <a:extLst>
                         <a:ext uri="{28A0092B-C50C-407E-A947-70E740481C1C}">
                           <a14:useLocalDpi xmlns:a14="http://schemas.microsoft.com/office/drawing/2010/main" val="0"/>
@@ -5644,7 +5865,7 @@
                   <pic:spPr bwMode="auto">
                     <a:xfrm>
                       <a:off x="0" y="0"/>
-                      <a:ext cx="5785822" cy="4094818"/>
+                      <a:ext cx="5835510" cy="4130630"/>
                     </a:xfrm>
                     <a:prstGeom prst="rect">
                       <a:avLst/>
@@ -6541,7 +6762,6 @@
   <w:style w:type="character" w:default="1" w:styleId="DefaultParagraphFont">
     <w:name w:val="Default Paragraph Font"/>
     <w:uiPriority w:val="1"/>
-    <w:semiHidden/>
     <w:unhideWhenUsed/>
   </w:style>
   <w:style w:type="table" w:default="1" w:styleId="TableNormal">
@@ -7183,7 +7403,7 @@
 
 <file path=word/webextensions/taskpanes.xml><?xml version="1.0" encoding="utf-8"?>
 <wetp:taskpanes xmlns:wetp="http://schemas.microsoft.com/office/webextensions/taskpanes/2010/11">
-  <wetp:taskpane dockstate="right" visibility="0" width="350" row="0">
+  <wetp:taskpane dockstate="right" visibility="0" width="350" row="1">
     <wetp:webextensionref xmlns:r="http://schemas.openxmlformats.org/officeDocument/2006/relationships" r:id="rId1"/>
   </wetp:taskpane>
 </wetp:taskpanes>

--- a/HWE/H-Brücke/H-bruecke.docx
+++ b/HWE/H-Brücke/H-bruecke.docx
@@ -2467,705 +2467,28 @@
         </w:rPr>
       </w:pPr>
     </w:p>
-    <w:tbl>
-      <w:tblPr>
-        <w:tblStyle w:val="TableGrid"/>
-        <w:tblW w:w="0" w:type="auto"/>
-        <w:tblLook w:val="04A0" w:firstRow="1" w:lastRow="0" w:firstColumn="1" w:lastColumn="0" w:noHBand="0" w:noVBand="1"/>
-      </w:tblPr>
-      <w:tblGrid>
-        <w:gridCol w:w="1503"/>
-        <w:gridCol w:w="1503"/>
-        <w:gridCol w:w="1502"/>
-        <w:gridCol w:w="1502"/>
-        <w:gridCol w:w="1503"/>
-        <w:gridCol w:w="1503"/>
-      </w:tblGrid>
-      <w:tr>
-        <w:tc>
-          <w:tcPr>
-            <w:tcW w:w="1503" w:type="dxa"/>
-          </w:tcPr>
-          <w:p>
-            <w:pPr>
-              <w:spacing w:line="276" w:lineRule="auto"/>
-              <w:rPr>
-                <w:lang w:val="de-DE"/>
-              </w:rPr>
-            </w:pPr>
-            <w:r>
-              <w:rPr>
-                <w:lang w:val="de-DE"/>
-              </w:rPr>
-              <w:t>N1</w:t>
-            </w:r>
-          </w:p>
-        </w:tc>
-        <w:tc>
-          <w:tcPr>
-            <w:tcW w:w="1503" w:type="dxa"/>
-          </w:tcPr>
-          <w:p>
-            <w:pPr>
-              <w:spacing w:line="276" w:lineRule="auto"/>
-              <w:rPr>
-                <w:lang w:val="de-DE"/>
-              </w:rPr>
-            </w:pPr>
-            <w:r>
-              <w:rPr>
-                <w:lang w:val="de-DE"/>
-              </w:rPr>
-              <w:t>EN</w:t>
-            </w:r>
-          </w:p>
-        </w:tc>
-        <w:tc>
-          <w:tcPr>
-            <w:tcW w:w="1502" w:type="dxa"/>
-          </w:tcPr>
-          <w:p>
-            <w:pPr>
-              <w:spacing w:line="276" w:lineRule="auto"/>
-              <w:rPr>
-                <w:lang w:val="de-DE"/>
-              </w:rPr>
-            </w:pPr>
-            <w:r>
-              <w:rPr>
-                <w:lang w:val="de-DE"/>
-              </w:rPr>
-              <w:t>EN</w:t>
-            </w:r>
-          </w:p>
-        </w:tc>
-        <w:tc>
-          <w:tcPr>
-            <w:tcW w:w="1502" w:type="dxa"/>
-          </w:tcPr>
-          <w:p>
-            <w:pPr>
-              <w:spacing w:line="276" w:lineRule="auto"/>
-              <w:rPr>
-                <w:lang w:val="de-DE"/>
-              </w:rPr>
-            </w:pPr>
-            <w:r>
-              <w:rPr>
-                <w:lang w:val="de-DE"/>
-              </w:rPr>
-              <w:t>EN~</w:t>
-            </w:r>
-          </w:p>
-        </w:tc>
-        <w:tc>
-          <w:tcPr>
-            <w:tcW w:w="1503" w:type="dxa"/>
-          </w:tcPr>
-          <w:p>
-            <w:pPr>
-              <w:spacing w:line="276" w:lineRule="auto"/>
-              <w:rPr>
-                <w:lang w:val="de-DE"/>
-              </w:rPr>
-            </w:pPr>
-            <w:r>
-              <w:rPr>
-                <w:lang w:val="de-DE"/>
-              </w:rPr>
-              <w:t>EN~</w:t>
-            </w:r>
-          </w:p>
-        </w:tc>
-        <w:tc>
-          <w:tcPr>
-            <w:tcW w:w="1503" w:type="dxa"/>
-          </w:tcPr>
-          <w:p>
-            <w:pPr>
-              <w:spacing w:line="276" w:lineRule="auto"/>
-              <w:rPr>
-                <w:lang w:val="de-DE"/>
-              </w:rPr>
-            </w:pPr>
-          </w:p>
-        </w:tc>
-      </w:tr>
-      <w:tr>
-        <w:tc>
-          <w:tcPr>
-            <w:tcW w:w="1503" w:type="dxa"/>
-          </w:tcPr>
-          <w:p>
-            <w:pPr>
-              <w:spacing w:line="276" w:lineRule="auto"/>
-              <w:rPr>
-                <w:lang w:val="de-DE"/>
-              </w:rPr>
-            </w:pPr>
-            <w:r>
-              <w:rPr>
-                <w:lang w:val="de-DE"/>
-              </w:rPr>
-              <w:t>BR</w:t>
-            </w:r>
-          </w:p>
-        </w:tc>
-        <w:tc>
-          <w:tcPr>
-            <w:tcW w:w="1503" w:type="dxa"/>
-          </w:tcPr>
-          <w:p>
-            <w:pPr>
-              <w:spacing w:line="276" w:lineRule="auto"/>
-              <w:rPr>
-                <w:lang w:val="de-DE"/>
-              </w:rPr>
-            </w:pPr>
-            <w:r>
-              <w:rPr>
-                <w:lang w:val="de-DE"/>
-              </w:rPr>
-              <w:t>1</w:t>
-            </w:r>
-          </w:p>
-        </w:tc>
-        <w:tc>
-          <w:tcPr>
-            <w:tcW w:w="1502" w:type="dxa"/>
-          </w:tcPr>
-          <w:p>
-            <w:pPr>
-              <w:spacing w:line="276" w:lineRule="auto"/>
-              <w:rPr>
-                <w:lang w:val="de-DE"/>
-              </w:rPr>
-            </w:pPr>
-            <w:r>
-              <w:rPr>
-                <w:lang w:val="de-DE"/>
-              </w:rPr>
-              <w:t>0</w:t>
-            </w:r>
-          </w:p>
-        </w:tc>
-        <w:tc>
-          <w:tcPr>
-            <w:tcW w:w="1502" w:type="dxa"/>
-          </w:tcPr>
-          <w:p>
-            <w:pPr>
-              <w:spacing w:line="276" w:lineRule="auto"/>
-              <w:rPr>
-                <w:lang w:val="de-DE"/>
-              </w:rPr>
-            </w:pPr>
-            <w:r>
-              <w:rPr>
-                <w:lang w:val="de-DE"/>
-              </w:rPr>
-              <w:t>0</w:t>
-            </w:r>
-          </w:p>
-        </w:tc>
-        <w:tc>
-          <w:tcPr>
-            <w:tcW w:w="1503" w:type="dxa"/>
-          </w:tcPr>
-          <w:p>
-            <w:pPr>
-              <w:spacing w:line="276" w:lineRule="auto"/>
-              <w:rPr>
-                <w:lang w:val="de-DE"/>
-              </w:rPr>
-            </w:pPr>
-            <w:r>
-              <w:rPr>
-                <w:lang w:val="de-DE"/>
-              </w:rPr>
-              <w:t>1</w:t>
-            </w:r>
-          </w:p>
-        </w:tc>
-        <w:tc>
-          <w:tcPr>
-            <w:tcW w:w="1503" w:type="dxa"/>
-          </w:tcPr>
-          <w:p>
-            <w:pPr>
-              <w:spacing w:line="276" w:lineRule="auto"/>
-              <w:rPr>
-                <w:lang w:val="de-DE"/>
-              </w:rPr>
-            </w:pPr>
-            <w:r>
-              <w:rPr>
-                <w:lang w:val="de-DE"/>
-              </w:rPr>
-              <w:t>PWM~</w:t>
-            </w:r>
-          </w:p>
-        </w:tc>
-      </w:tr>
-      <w:tr>
-        <w:tc>
-          <w:tcPr>
-            <w:tcW w:w="1503" w:type="dxa"/>
-          </w:tcPr>
-          <w:p>
-            <w:pPr>
-              <w:spacing w:line="276" w:lineRule="auto"/>
-              <w:rPr>
-                <w:lang w:val="de-DE"/>
-              </w:rPr>
-            </w:pPr>
-            <w:r>
-              <w:rPr>
-                <w:lang w:val="de-DE"/>
-              </w:rPr>
-              <w:t>BR</w:t>
-            </w:r>
-          </w:p>
-        </w:tc>
-        <w:tc>
-          <w:tcPr>
-            <w:tcW w:w="1503" w:type="dxa"/>
-          </w:tcPr>
-          <w:p>
-            <w:pPr>
-              <w:spacing w:line="276" w:lineRule="auto"/>
-              <w:rPr>
-                <w:lang w:val="de-DE"/>
-              </w:rPr>
-            </w:pPr>
-            <w:r>
-              <w:rPr>
-                <w:lang w:val="de-DE"/>
-              </w:rPr>
-              <w:t>1</w:t>
-            </w:r>
-          </w:p>
-        </w:tc>
-        <w:tc>
-          <w:tcPr>
-            <w:tcW w:w="1502" w:type="dxa"/>
-          </w:tcPr>
-          <w:p>
-            <w:pPr>
-              <w:spacing w:line="276" w:lineRule="auto"/>
-              <w:rPr>
-                <w:lang w:val="de-DE"/>
-              </w:rPr>
-            </w:pPr>
-            <w:r>
-              <w:rPr>
-                <w:lang w:val="de-DE"/>
-              </w:rPr>
-              <w:t>1</w:t>
-            </w:r>
-          </w:p>
-        </w:tc>
-        <w:tc>
-          <w:tcPr>
-            <w:tcW w:w="1502" w:type="dxa"/>
-          </w:tcPr>
-          <w:p>
-            <w:pPr>
-              <w:spacing w:line="276" w:lineRule="auto"/>
-              <w:rPr>
-                <w:lang w:val="de-DE"/>
-              </w:rPr>
-            </w:pPr>
-            <w:r>
-              <w:rPr>
-                <w:lang w:val="de-DE"/>
-              </w:rPr>
-              <w:t>1</w:t>
-            </w:r>
-          </w:p>
-        </w:tc>
-        <w:tc>
-          <w:tcPr>
-            <w:tcW w:w="1503" w:type="dxa"/>
-          </w:tcPr>
-          <w:p>
-            <w:pPr>
-              <w:spacing w:line="276" w:lineRule="auto"/>
-              <w:rPr>
-                <w:lang w:val="de-DE"/>
-              </w:rPr>
-            </w:pPr>
-            <w:r>
-              <w:rPr>
-                <w:lang w:val="de-DE"/>
-              </w:rPr>
-              <w:t>1</w:t>
-            </w:r>
-          </w:p>
-        </w:tc>
-        <w:tc>
-          <w:tcPr>
-            <w:tcW w:w="1503" w:type="dxa"/>
-          </w:tcPr>
-          <w:p>
-            <w:pPr>
-              <w:spacing w:line="276" w:lineRule="auto"/>
-              <w:rPr>
-                <w:lang w:val="de-DE"/>
-              </w:rPr>
-            </w:pPr>
-            <w:r>
-              <w:rPr>
-                <w:lang w:val="de-DE"/>
-              </w:rPr>
-              <w:t>PWM</w:t>
-            </w:r>
-          </w:p>
-        </w:tc>
-      </w:tr>
-      <w:tr>
-        <w:tc>
-          <w:tcPr>
-            <w:tcW w:w="1503" w:type="dxa"/>
-          </w:tcPr>
-          <w:p>
-            <w:pPr>
-              <w:spacing w:line="276" w:lineRule="auto"/>
-              <w:rPr>
-                <w:lang w:val="de-DE"/>
-              </w:rPr>
-            </w:pPr>
-            <w:r>
-              <w:rPr>
-                <w:lang w:val="de-DE"/>
-              </w:rPr>
-              <w:lastRenderedPageBreak/>
-              <w:t>BR~</w:t>
-            </w:r>
-          </w:p>
-        </w:tc>
-        <w:tc>
-          <w:tcPr>
-            <w:tcW w:w="1503" w:type="dxa"/>
-          </w:tcPr>
-          <w:p>
-            <w:pPr>
-              <w:spacing w:line="276" w:lineRule="auto"/>
-              <w:rPr>
-                <w:lang w:val="de-DE"/>
-              </w:rPr>
-            </w:pPr>
-            <w:r>
-              <w:rPr>
-                <w:lang w:val="de-DE"/>
-              </w:rPr>
-              <w:t>0</w:t>
-            </w:r>
-          </w:p>
-        </w:tc>
-        <w:tc>
-          <w:tcPr>
-            <w:tcW w:w="1502" w:type="dxa"/>
-          </w:tcPr>
-          <w:p>
-            <w:pPr>
-              <w:spacing w:line="276" w:lineRule="auto"/>
-              <w:rPr>
-                <w:lang w:val="de-DE"/>
-              </w:rPr>
-            </w:pPr>
-            <w:r>
-              <w:rPr>
-                <w:lang w:val="de-DE"/>
-              </w:rPr>
-              <w:t>0</w:t>
-            </w:r>
-          </w:p>
-        </w:tc>
-        <w:tc>
-          <w:tcPr>
-            <w:tcW w:w="1502" w:type="dxa"/>
-          </w:tcPr>
-          <w:p>
-            <w:pPr>
-              <w:spacing w:line="276" w:lineRule="auto"/>
-              <w:rPr>
-                <w:lang w:val="de-DE"/>
-              </w:rPr>
-            </w:pPr>
-            <w:r>
-              <w:rPr>
-                <w:lang w:val="de-DE"/>
-              </w:rPr>
-              <w:t>0</w:t>
-            </w:r>
-          </w:p>
-        </w:tc>
-        <w:tc>
-          <w:tcPr>
-            <w:tcW w:w="1503" w:type="dxa"/>
-          </w:tcPr>
-          <w:p>
-            <w:pPr>
-              <w:spacing w:line="276" w:lineRule="auto"/>
-              <w:rPr>
-                <w:lang w:val="de-DE"/>
-              </w:rPr>
-            </w:pPr>
-            <w:r>
-              <w:rPr>
-                <w:lang w:val="de-DE"/>
-              </w:rPr>
-              <w:t>0</w:t>
-            </w:r>
-          </w:p>
-        </w:tc>
-        <w:tc>
-          <w:tcPr>
-            <w:tcW w:w="1503" w:type="dxa"/>
-          </w:tcPr>
-          <w:p>
-            <w:pPr>
-              <w:spacing w:line="276" w:lineRule="auto"/>
-              <w:rPr>
-                <w:lang w:val="de-DE"/>
-              </w:rPr>
-            </w:pPr>
-            <w:r>
-              <w:rPr>
-                <w:lang w:val="de-DE"/>
-              </w:rPr>
-              <w:t>PWM</w:t>
-            </w:r>
-          </w:p>
-        </w:tc>
-      </w:tr>
-      <w:tr>
-        <w:tc>
-          <w:tcPr>
-            <w:tcW w:w="1503" w:type="dxa"/>
-          </w:tcPr>
-          <w:p>
-            <w:pPr>
-              <w:spacing w:line="276" w:lineRule="auto"/>
-              <w:rPr>
-                <w:lang w:val="de-DE"/>
-              </w:rPr>
-            </w:pPr>
-            <w:r>
-              <w:rPr>
-                <w:lang w:val="de-DE"/>
-              </w:rPr>
-              <w:t>BR~</w:t>
-            </w:r>
-          </w:p>
-        </w:tc>
-        <w:tc>
-          <w:tcPr>
-            <w:tcW w:w="1503" w:type="dxa"/>
-          </w:tcPr>
-          <w:p>
-            <w:pPr>
-              <w:spacing w:line="276" w:lineRule="auto"/>
-              <w:rPr>
-                <w:lang w:val="de-DE"/>
-              </w:rPr>
-            </w:pPr>
-            <w:r>
-              <w:rPr>
-                <w:lang w:val="de-DE"/>
-              </w:rPr>
-              <w:t>1</w:t>
-            </w:r>
-          </w:p>
-        </w:tc>
-        <w:tc>
-          <w:tcPr>
-            <w:tcW w:w="1502" w:type="dxa"/>
-          </w:tcPr>
-          <w:p>
-            <w:pPr>
-              <w:spacing w:line="276" w:lineRule="auto"/>
-              <w:rPr>
-                <w:lang w:val="de-DE"/>
-              </w:rPr>
-            </w:pPr>
-            <w:r>
-              <w:rPr>
-                <w:lang w:val="de-DE"/>
-              </w:rPr>
-              <w:t>1</w:t>
-            </w:r>
-          </w:p>
-        </w:tc>
-        <w:tc>
-          <w:tcPr>
-            <w:tcW w:w="1502" w:type="dxa"/>
-          </w:tcPr>
-          <w:p>
-            <w:pPr>
-              <w:spacing w:line="276" w:lineRule="auto"/>
-              <w:rPr>
-                <w:lang w:val="de-DE"/>
-              </w:rPr>
-            </w:pPr>
-            <w:r>
-              <w:rPr>
-                <w:lang w:val="de-DE"/>
-              </w:rPr>
-              <w:t>1</w:t>
-            </w:r>
-          </w:p>
-        </w:tc>
-        <w:tc>
-          <w:tcPr>
-            <w:tcW w:w="1503" w:type="dxa"/>
-          </w:tcPr>
-          <w:p>
-            <w:pPr>
-              <w:spacing w:line="276" w:lineRule="auto"/>
-              <w:rPr>
-                <w:lang w:val="de-DE"/>
-              </w:rPr>
-            </w:pPr>
-            <w:r>
-              <w:rPr>
-                <w:lang w:val="de-DE"/>
-              </w:rPr>
-              <w:t>1</w:t>
-            </w:r>
-          </w:p>
-        </w:tc>
-        <w:tc>
-          <w:tcPr>
-            <w:tcW w:w="1503" w:type="dxa"/>
-          </w:tcPr>
-          <w:p>
-            <w:pPr>
-              <w:spacing w:line="276" w:lineRule="auto"/>
-              <w:rPr>
-                <w:lang w:val="de-DE"/>
-              </w:rPr>
-            </w:pPr>
-            <w:r>
-              <w:rPr>
-                <w:lang w:val="de-DE"/>
-              </w:rPr>
-              <w:t>PWM~</w:t>
-            </w:r>
-          </w:p>
-        </w:tc>
-      </w:tr>
-      <w:tr>
-        <w:tc>
-          <w:tcPr>
-            <w:tcW w:w="1503" w:type="dxa"/>
-          </w:tcPr>
-          <w:p>
-            <w:pPr>
-              <w:spacing w:line="276" w:lineRule="auto"/>
-              <w:rPr>
-                <w:lang w:val="de-DE"/>
-              </w:rPr>
-            </w:pPr>
-          </w:p>
-        </w:tc>
-        <w:tc>
-          <w:tcPr>
-            <w:tcW w:w="1503" w:type="dxa"/>
-          </w:tcPr>
-          <w:p>
-            <w:pPr>
-              <w:spacing w:line="276" w:lineRule="auto"/>
-              <w:rPr>
-                <w:lang w:val="de-DE"/>
-              </w:rPr>
-            </w:pPr>
-            <w:r>
-              <w:rPr>
-                <w:lang w:val="de-DE"/>
-              </w:rPr>
-              <w:t>Ri~</w:t>
-            </w:r>
-          </w:p>
-        </w:tc>
-        <w:tc>
-          <w:tcPr>
-            <w:tcW w:w="1502" w:type="dxa"/>
-          </w:tcPr>
-          <w:p>
-            <w:pPr>
-              <w:spacing w:line="276" w:lineRule="auto"/>
-              <w:rPr>
-                <w:lang w:val="de-DE"/>
-              </w:rPr>
-            </w:pPr>
-            <w:r>
-              <w:rPr>
-                <w:lang w:val="de-DE"/>
-              </w:rPr>
-              <w:t>Ri</w:t>
-            </w:r>
-          </w:p>
-        </w:tc>
-        <w:tc>
-          <w:tcPr>
-            <w:tcW w:w="1502" w:type="dxa"/>
-          </w:tcPr>
-          <w:p>
-            <w:pPr>
-              <w:spacing w:line="276" w:lineRule="auto"/>
-              <w:rPr>
-                <w:lang w:val="de-DE"/>
-              </w:rPr>
-            </w:pPr>
-            <w:r>
-              <w:rPr>
-                <w:lang w:val="de-DE"/>
-              </w:rPr>
-              <w:t>Ri</w:t>
-            </w:r>
-          </w:p>
-        </w:tc>
-        <w:tc>
-          <w:tcPr>
-            <w:tcW w:w="1503" w:type="dxa"/>
-          </w:tcPr>
-          <w:p>
-            <w:pPr>
-              <w:spacing w:line="276" w:lineRule="auto"/>
-              <w:rPr>
-                <w:lang w:val="de-DE"/>
-              </w:rPr>
-            </w:pPr>
-            <w:r>
-              <w:rPr>
-                <w:lang w:val="de-DE"/>
-              </w:rPr>
-              <w:t>Ri~</w:t>
-            </w:r>
-          </w:p>
-        </w:tc>
-        <w:tc>
-          <w:tcPr>
-            <w:tcW w:w="1503" w:type="dxa"/>
-          </w:tcPr>
-          <w:p>
-            <w:pPr>
-              <w:spacing w:line="276" w:lineRule="auto"/>
-              <w:rPr>
-                <w:lang w:val="de-DE"/>
-              </w:rPr>
-            </w:pPr>
-          </w:p>
-        </w:tc>
-      </w:tr>
-    </w:tbl>
-    <w:p>
-      <w:pPr>
-        <w:spacing w:line="276" w:lineRule="auto"/>
-      </w:pPr>
-      <w:r>
+    <w:p>
+      <w:pPr>
+        <w:spacing w:line="276" w:lineRule="auto"/>
+        <w:rPr>
+          <w:lang w:val="de-DE"/>
+        </w:rPr>
+      </w:pPr>
+    </w:p>
+    <w:p>
+      <w:pPr>
+        <w:spacing w:line="276" w:lineRule="auto"/>
+        <w:rPr>
+          <w:lang w:val="de-DE"/>
+        </w:rPr>
+      </w:pPr>
+    </w:p>
+    <w:p>
+      <w:pPr>
+        <w:spacing w:line="276" w:lineRule="auto"/>
+      </w:pPr>
+      <w:r>
+        <w:lastRenderedPageBreak/>
         <w:t>N1 = ~(EN and BR~ and Ri~ and PWM)</w:t>
       </w:r>
     </w:p>
@@ -3173,704 +2496,6 @@
       <w:pPr>
         <w:spacing w:line="276" w:lineRule="auto"/>
       </w:pPr>
-    </w:p>
-    <w:tbl>
-      <w:tblPr>
-        <w:tblStyle w:val="TableGrid"/>
-        <w:tblW w:w="0" w:type="auto"/>
-        <w:tblLook w:val="04A0" w:firstRow="1" w:lastRow="0" w:firstColumn="1" w:lastColumn="0" w:noHBand="0" w:noVBand="1"/>
-      </w:tblPr>
-      <w:tblGrid>
-        <w:gridCol w:w="1503"/>
-        <w:gridCol w:w="1503"/>
-        <w:gridCol w:w="1502"/>
-        <w:gridCol w:w="1502"/>
-        <w:gridCol w:w="1503"/>
-        <w:gridCol w:w="1503"/>
-      </w:tblGrid>
-      <w:tr>
-        <w:tc>
-          <w:tcPr>
-            <w:tcW w:w="1503" w:type="dxa"/>
-          </w:tcPr>
-          <w:p>
-            <w:pPr>
-              <w:spacing w:line="276" w:lineRule="auto"/>
-              <w:rPr>
-                <w:lang w:val="de-DE"/>
-              </w:rPr>
-            </w:pPr>
-            <w:r>
-              <w:rPr>
-                <w:lang w:val="de-DE"/>
-              </w:rPr>
-              <w:t>N2</w:t>
-            </w:r>
-          </w:p>
-        </w:tc>
-        <w:tc>
-          <w:tcPr>
-            <w:tcW w:w="1503" w:type="dxa"/>
-          </w:tcPr>
-          <w:p>
-            <w:pPr>
-              <w:spacing w:line="276" w:lineRule="auto"/>
-              <w:rPr>
-                <w:lang w:val="de-DE"/>
-              </w:rPr>
-            </w:pPr>
-            <w:r>
-              <w:rPr>
-                <w:lang w:val="de-DE"/>
-              </w:rPr>
-              <w:t>EN</w:t>
-            </w:r>
-          </w:p>
-        </w:tc>
-        <w:tc>
-          <w:tcPr>
-            <w:tcW w:w="1502" w:type="dxa"/>
-          </w:tcPr>
-          <w:p>
-            <w:pPr>
-              <w:spacing w:line="276" w:lineRule="auto"/>
-              <w:rPr>
-                <w:lang w:val="de-DE"/>
-              </w:rPr>
-            </w:pPr>
-            <w:r>
-              <w:rPr>
-                <w:lang w:val="de-DE"/>
-              </w:rPr>
-              <w:t>EN</w:t>
-            </w:r>
-          </w:p>
-        </w:tc>
-        <w:tc>
-          <w:tcPr>
-            <w:tcW w:w="1502" w:type="dxa"/>
-          </w:tcPr>
-          <w:p>
-            <w:pPr>
-              <w:spacing w:line="276" w:lineRule="auto"/>
-              <w:rPr>
-                <w:lang w:val="de-DE"/>
-              </w:rPr>
-            </w:pPr>
-            <w:r>
-              <w:rPr>
-                <w:lang w:val="de-DE"/>
-              </w:rPr>
-              <w:t>EN~</w:t>
-            </w:r>
-          </w:p>
-        </w:tc>
-        <w:tc>
-          <w:tcPr>
-            <w:tcW w:w="1503" w:type="dxa"/>
-          </w:tcPr>
-          <w:p>
-            <w:pPr>
-              <w:spacing w:line="276" w:lineRule="auto"/>
-              <w:rPr>
-                <w:lang w:val="de-DE"/>
-              </w:rPr>
-            </w:pPr>
-            <w:r>
-              <w:rPr>
-                <w:lang w:val="de-DE"/>
-              </w:rPr>
-              <w:t>EN~</w:t>
-            </w:r>
-          </w:p>
-        </w:tc>
-        <w:tc>
-          <w:tcPr>
-            <w:tcW w:w="1503" w:type="dxa"/>
-          </w:tcPr>
-          <w:p>
-            <w:pPr>
-              <w:spacing w:line="276" w:lineRule="auto"/>
-              <w:rPr>
-                <w:lang w:val="de-DE"/>
-              </w:rPr>
-            </w:pPr>
-          </w:p>
-        </w:tc>
-      </w:tr>
-      <w:tr>
-        <w:tc>
-          <w:tcPr>
-            <w:tcW w:w="1503" w:type="dxa"/>
-          </w:tcPr>
-          <w:p>
-            <w:pPr>
-              <w:spacing w:line="276" w:lineRule="auto"/>
-              <w:rPr>
-                <w:lang w:val="de-DE"/>
-              </w:rPr>
-            </w:pPr>
-            <w:r>
-              <w:rPr>
-                <w:lang w:val="de-DE"/>
-              </w:rPr>
-              <w:t>BR</w:t>
-            </w:r>
-          </w:p>
-        </w:tc>
-        <w:tc>
-          <w:tcPr>
-            <w:tcW w:w="1503" w:type="dxa"/>
-          </w:tcPr>
-          <w:p>
-            <w:pPr>
-              <w:spacing w:line="276" w:lineRule="auto"/>
-              <w:rPr>
-                <w:lang w:val="de-DE"/>
-              </w:rPr>
-            </w:pPr>
-            <w:r>
-              <w:rPr>
-                <w:lang w:val="de-DE"/>
-              </w:rPr>
-              <w:t>1</w:t>
-            </w:r>
-          </w:p>
-        </w:tc>
-        <w:tc>
-          <w:tcPr>
-            <w:tcW w:w="1502" w:type="dxa"/>
-          </w:tcPr>
-          <w:p>
-            <w:pPr>
-              <w:spacing w:line="276" w:lineRule="auto"/>
-              <w:rPr>
-                <w:lang w:val="de-DE"/>
-              </w:rPr>
-            </w:pPr>
-            <w:r>
-              <w:rPr>
-                <w:lang w:val="de-DE"/>
-              </w:rPr>
-              <w:t>1</w:t>
-            </w:r>
-          </w:p>
-        </w:tc>
-        <w:tc>
-          <w:tcPr>
-            <w:tcW w:w="1502" w:type="dxa"/>
-          </w:tcPr>
-          <w:p>
-            <w:pPr>
-              <w:spacing w:line="276" w:lineRule="auto"/>
-              <w:rPr>
-                <w:lang w:val="de-DE"/>
-              </w:rPr>
-            </w:pPr>
-            <w:r>
-              <w:rPr>
-                <w:lang w:val="de-DE"/>
-              </w:rPr>
-              <w:t>0</w:t>
-            </w:r>
-          </w:p>
-        </w:tc>
-        <w:tc>
-          <w:tcPr>
-            <w:tcW w:w="1503" w:type="dxa"/>
-          </w:tcPr>
-          <w:p>
-            <w:pPr>
-              <w:spacing w:line="276" w:lineRule="auto"/>
-              <w:rPr>
-                <w:lang w:val="de-DE"/>
-              </w:rPr>
-            </w:pPr>
-            <w:r>
-              <w:rPr>
-                <w:lang w:val="de-DE"/>
-              </w:rPr>
-              <w:t>1</w:t>
-            </w:r>
-          </w:p>
-        </w:tc>
-        <w:tc>
-          <w:tcPr>
-            <w:tcW w:w="1503" w:type="dxa"/>
-          </w:tcPr>
-          <w:p>
-            <w:pPr>
-              <w:spacing w:line="276" w:lineRule="auto"/>
-              <w:rPr>
-                <w:lang w:val="de-DE"/>
-              </w:rPr>
-            </w:pPr>
-            <w:r>
-              <w:rPr>
-                <w:lang w:val="de-DE"/>
-              </w:rPr>
-              <w:t>PWM~</w:t>
-            </w:r>
-          </w:p>
-        </w:tc>
-      </w:tr>
-      <w:tr>
-        <w:tc>
-          <w:tcPr>
-            <w:tcW w:w="1503" w:type="dxa"/>
-          </w:tcPr>
-          <w:p>
-            <w:pPr>
-              <w:spacing w:line="276" w:lineRule="auto"/>
-              <w:rPr>
-                <w:lang w:val="de-DE"/>
-              </w:rPr>
-            </w:pPr>
-            <w:r>
-              <w:rPr>
-                <w:lang w:val="de-DE"/>
-              </w:rPr>
-              <w:t>BR</w:t>
-            </w:r>
-          </w:p>
-        </w:tc>
-        <w:tc>
-          <w:tcPr>
-            <w:tcW w:w="1503" w:type="dxa"/>
-          </w:tcPr>
-          <w:p>
-            <w:pPr>
-              <w:spacing w:line="276" w:lineRule="auto"/>
-              <w:rPr>
-                <w:lang w:val="de-DE"/>
-              </w:rPr>
-            </w:pPr>
-            <w:r>
-              <w:rPr>
-                <w:lang w:val="de-DE"/>
-              </w:rPr>
-              <w:t>1</w:t>
-            </w:r>
-          </w:p>
-        </w:tc>
-        <w:tc>
-          <w:tcPr>
-            <w:tcW w:w="1502" w:type="dxa"/>
-          </w:tcPr>
-          <w:p>
-            <w:pPr>
-              <w:spacing w:line="276" w:lineRule="auto"/>
-              <w:rPr>
-                <w:lang w:val="de-DE"/>
-              </w:rPr>
-            </w:pPr>
-            <w:r>
-              <w:rPr>
-                <w:lang w:val="de-DE"/>
-              </w:rPr>
-              <w:t>0</w:t>
-            </w:r>
-          </w:p>
-        </w:tc>
-        <w:tc>
-          <w:tcPr>
-            <w:tcW w:w="1502" w:type="dxa"/>
-          </w:tcPr>
-          <w:p>
-            <w:pPr>
-              <w:spacing w:line="276" w:lineRule="auto"/>
-              <w:rPr>
-                <w:lang w:val="de-DE"/>
-              </w:rPr>
-            </w:pPr>
-            <w:r>
-              <w:rPr>
-                <w:lang w:val="de-DE"/>
-              </w:rPr>
-              <w:t>0</w:t>
-            </w:r>
-          </w:p>
-        </w:tc>
-        <w:tc>
-          <w:tcPr>
-            <w:tcW w:w="1503" w:type="dxa"/>
-          </w:tcPr>
-          <w:p>
-            <w:pPr>
-              <w:spacing w:line="276" w:lineRule="auto"/>
-              <w:rPr>
-                <w:lang w:val="de-DE"/>
-              </w:rPr>
-            </w:pPr>
-            <w:r>
-              <w:rPr>
-                <w:lang w:val="de-DE"/>
-              </w:rPr>
-              <w:t>1</w:t>
-            </w:r>
-          </w:p>
-        </w:tc>
-        <w:tc>
-          <w:tcPr>
-            <w:tcW w:w="1503" w:type="dxa"/>
-          </w:tcPr>
-          <w:p>
-            <w:pPr>
-              <w:spacing w:line="276" w:lineRule="auto"/>
-              <w:rPr>
-                <w:lang w:val="de-DE"/>
-              </w:rPr>
-            </w:pPr>
-            <w:r>
-              <w:rPr>
-                <w:lang w:val="de-DE"/>
-              </w:rPr>
-              <w:t>PWM</w:t>
-            </w:r>
-          </w:p>
-        </w:tc>
-      </w:tr>
-      <w:tr>
-        <w:tc>
-          <w:tcPr>
-            <w:tcW w:w="1503" w:type="dxa"/>
-          </w:tcPr>
-          <w:p>
-            <w:pPr>
-              <w:spacing w:line="276" w:lineRule="auto"/>
-              <w:rPr>
-                <w:lang w:val="de-DE"/>
-              </w:rPr>
-            </w:pPr>
-            <w:r>
-              <w:rPr>
-                <w:lang w:val="de-DE"/>
-              </w:rPr>
-              <w:t>BR~</w:t>
-            </w:r>
-          </w:p>
-        </w:tc>
-        <w:tc>
-          <w:tcPr>
-            <w:tcW w:w="1503" w:type="dxa"/>
-          </w:tcPr>
-          <w:p>
-            <w:pPr>
-              <w:spacing w:line="276" w:lineRule="auto"/>
-              <w:rPr>
-                <w:lang w:val="de-DE"/>
-              </w:rPr>
-            </w:pPr>
-            <w:r>
-              <w:rPr>
-                <w:lang w:val="de-DE"/>
-              </w:rPr>
-              <w:t>0</w:t>
-            </w:r>
-          </w:p>
-        </w:tc>
-        <w:tc>
-          <w:tcPr>
-            <w:tcW w:w="1502" w:type="dxa"/>
-          </w:tcPr>
-          <w:p>
-            <w:pPr>
-              <w:spacing w:line="276" w:lineRule="auto"/>
-              <w:rPr>
-                <w:lang w:val="de-DE"/>
-              </w:rPr>
-            </w:pPr>
-            <w:r>
-              <w:rPr>
-                <w:lang w:val="de-DE"/>
-              </w:rPr>
-              <w:t>0</w:t>
-            </w:r>
-          </w:p>
-        </w:tc>
-        <w:tc>
-          <w:tcPr>
-            <w:tcW w:w="1502" w:type="dxa"/>
-          </w:tcPr>
-          <w:p>
-            <w:pPr>
-              <w:spacing w:line="276" w:lineRule="auto"/>
-              <w:rPr>
-                <w:lang w:val="de-DE"/>
-              </w:rPr>
-            </w:pPr>
-            <w:r>
-              <w:rPr>
-                <w:lang w:val="de-DE"/>
-              </w:rPr>
-              <w:t>0</w:t>
-            </w:r>
-          </w:p>
-        </w:tc>
-        <w:tc>
-          <w:tcPr>
-            <w:tcW w:w="1503" w:type="dxa"/>
-          </w:tcPr>
-          <w:p>
-            <w:pPr>
-              <w:spacing w:line="276" w:lineRule="auto"/>
-              <w:rPr>
-                <w:lang w:val="de-DE"/>
-              </w:rPr>
-            </w:pPr>
-            <w:r>
-              <w:rPr>
-                <w:lang w:val="de-DE"/>
-              </w:rPr>
-              <w:t>0</w:t>
-            </w:r>
-          </w:p>
-        </w:tc>
-        <w:tc>
-          <w:tcPr>
-            <w:tcW w:w="1503" w:type="dxa"/>
-          </w:tcPr>
-          <w:p>
-            <w:pPr>
-              <w:spacing w:line="276" w:lineRule="auto"/>
-              <w:rPr>
-                <w:lang w:val="de-DE"/>
-              </w:rPr>
-            </w:pPr>
-            <w:r>
-              <w:rPr>
-                <w:lang w:val="de-DE"/>
-              </w:rPr>
-              <w:t>PWM</w:t>
-            </w:r>
-          </w:p>
-        </w:tc>
-      </w:tr>
-      <w:tr>
-        <w:tc>
-          <w:tcPr>
-            <w:tcW w:w="1503" w:type="dxa"/>
-          </w:tcPr>
-          <w:p>
-            <w:pPr>
-              <w:spacing w:line="276" w:lineRule="auto"/>
-              <w:rPr>
-                <w:lang w:val="de-DE"/>
-              </w:rPr>
-            </w:pPr>
-            <w:r>
-              <w:rPr>
-                <w:lang w:val="de-DE"/>
-              </w:rPr>
-              <w:t>BR~</w:t>
-            </w:r>
-          </w:p>
-        </w:tc>
-        <w:tc>
-          <w:tcPr>
-            <w:tcW w:w="1503" w:type="dxa"/>
-          </w:tcPr>
-          <w:p>
-            <w:pPr>
-              <w:spacing w:line="276" w:lineRule="auto"/>
-              <w:rPr>
-                <w:lang w:val="de-DE"/>
-              </w:rPr>
-            </w:pPr>
-            <w:r>
-              <w:rPr>
-                <w:lang w:val="de-DE"/>
-              </w:rPr>
-              <w:t>1</w:t>
-            </w:r>
-          </w:p>
-        </w:tc>
-        <w:tc>
-          <w:tcPr>
-            <w:tcW w:w="1502" w:type="dxa"/>
-          </w:tcPr>
-          <w:p>
-            <w:pPr>
-              <w:spacing w:line="276" w:lineRule="auto"/>
-              <w:rPr>
-                <w:lang w:val="de-DE"/>
-              </w:rPr>
-            </w:pPr>
-            <w:r>
-              <w:rPr>
-                <w:lang w:val="de-DE"/>
-              </w:rPr>
-              <w:t>1</w:t>
-            </w:r>
-          </w:p>
-        </w:tc>
-        <w:tc>
-          <w:tcPr>
-            <w:tcW w:w="1502" w:type="dxa"/>
-          </w:tcPr>
-          <w:p>
-            <w:pPr>
-              <w:spacing w:line="276" w:lineRule="auto"/>
-              <w:rPr>
-                <w:lang w:val="de-DE"/>
-              </w:rPr>
-            </w:pPr>
-            <w:r>
-              <w:rPr>
-                <w:lang w:val="de-DE"/>
-              </w:rPr>
-              <w:t>1</w:t>
-            </w:r>
-          </w:p>
-        </w:tc>
-        <w:tc>
-          <w:tcPr>
-            <w:tcW w:w="1503" w:type="dxa"/>
-          </w:tcPr>
-          <w:p>
-            <w:pPr>
-              <w:spacing w:line="276" w:lineRule="auto"/>
-              <w:rPr>
-                <w:lang w:val="de-DE"/>
-              </w:rPr>
-            </w:pPr>
-            <w:r>
-              <w:rPr>
-                <w:lang w:val="de-DE"/>
-              </w:rPr>
-              <w:t>1</w:t>
-            </w:r>
-          </w:p>
-        </w:tc>
-        <w:tc>
-          <w:tcPr>
-            <w:tcW w:w="1503" w:type="dxa"/>
-          </w:tcPr>
-          <w:p>
-            <w:pPr>
-              <w:spacing w:line="276" w:lineRule="auto"/>
-              <w:rPr>
-                <w:lang w:val="de-DE"/>
-              </w:rPr>
-            </w:pPr>
-            <w:r>
-              <w:rPr>
-                <w:lang w:val="de-DE"/>
-              </w:rPr>
-              <w:t>PWM~</w:t>
-            </w:r>
-          </w:p>
-        </w:tc>
-      </w:tr>
-      <w:tr>
-        <w:tc>
-          <w:tcPr>
-            <w:tcW w:w="1503" w:type="dxa"/>
-          </w:tcPr>
-          <w:p>
-            <w:pPr>
-              <w:spacing w:line="276" w:lineRule="auto"/>
-              <w:rPr>
-                <w:lang w:val="de-DE"/>
-              </w:rPr>
-            </w:pPr>
-          </w:p>
-        </w:tc>
-        <w:tc>
-          <w:tcPr>
-            <w:tcW w:w="1503" w:type="dxa"/>
-          </w:tcPr>
-          <w:p>
-            <w:pPr>
-              <w:spacing w:line="276" w:lineRule="auto"/>
-              <w:rPr>
-                <w:lang w:val="de-DE"/>
-              </w:rPr>
-            </w:pPr>
-            <w:r>
-              <w:rPr>
-                <w:lang w:val="de-DE"/>
-              </w:rPr>
-              <w:t>Ri~</w:t>
-            </w:r>
-          </w:p>
-        </w:tc>
-        <w:tc>
-          <w:tcPr>
-            <w:tcW w:w="1502" w:type="dxa"/>
-          </w:tcPr>
-          <w:p>
-            <w:pPr>
-              <w:spacing w:line="276" w:lineRule="auto"/>
-              <w:rPr>
-                <w:lang w:val="de-DE"/>
-              </w:rPr>
-            </w:pPr>
-            <w:r>
-              <w:rPr>
-                <w:lang w:val="de-DE"/>
-              </w:rPr>
-              <w:t>Ri</w:t>
-            </w:r>
-          </w:p>
-        </w:tc>
-        <w:tc>
-          <w:tcPr>
-            <w:tcW w:w="1502" w:type="dxa"/>
-          </w:tcPr>
-          <w:p>
-            <w:pPr>
-              <w:spacing w:line="276" w:lineRule="auto"/>
-              <w:rPr>
-                <w:lang w:val="de-DE"/>
-              </w:rPr>
-            </w:pPr>
-            <w:r>
-              <w:rPr>
-                <w:lang w:val="de-DE"/>
-              </w:rPr>
-              <w:t>Ri</w:t>
-            </w:r>
-          </w:p>
-        </w:tc>
-        <w:tc>
-          <w:tcPr>
-            <w:tcW w:w="1503" w:type="dxa"/>
-          </w:tcPr>
-          <w:p>
-            <w:pPr>
-              <w:spacing w:line="276" w:lineRule="auto"/>
-              <w:rPr>
-                <w:lang w:val="de-DE"/>
-              </w:rPr>
-            </w:pPr>
-            <w:r>
-              <w:rPr>
-                <w:lang w:val="de-DE"/>
-              </w:rPr>
-              <w:t>Ri~</w:t>
-            </w:r>
-          </w:p>
-        </w:tc>
-        <w:tc>
-          <w:tcPr>
-            <w:tcW w:w="1503" w:type="dxa"/>
-          </w:tcPr>
-          <w:p>
-            <w:pPr>
-              <w:spacing w:line="276" w:lineRule="auto"/>
-              <w:rPr>
-                <w:lang w:val="de-DE"/>
-              </w:rPr>
-            </w:pPr>
-          </w:p>
-        </w:tc>
-      </w:tr>
-    </w:tbl>
-    <w:p>
-      <w:pPr>
-        <w:spacing w:line="276" w:lineRule="auto"/>
-      </w:pPr>
       <w:r>
         <w:t>N2 = ~(EN and BR~ and Ri and PWM)</w:t>
       </w:r>
@@ -3879,704 +2504,6 @@
       <w:pPr>
         <w:spacing w:line="276" w:lineRule="auto"/>
       </w:pPr>
-    </w:p>
-    <w:tbl>
-      <w:tblPr>
-        <w:tblStyle w:val="TableGrid"/>
-        <w:tblW w:w="0" w:type="auto"/>
-        <w:tblLook w:val="04A0" w:firstRow="1" w:lastRow="0" w:firstColumn="1" w:lastColumn="0" w:noHBand="0" w:noVBand="1"/>
-      </w:tblPr>
-      <w:tblGrid>
-        <w:gridCol w:w="1503"/>
-        <w:gridCol w:w="1503"/>
-        <w:gridCol w:w="1502"/>
-        <w:gridCol w:w="1502"/>
-        <w:gridCol w:w="1503"/>
-        <w:gridCol w:w="1503"/>
-      </w:tblGrid>
-      <w:tr>
-        <w:tc>
-          <w:tcPr>
-            <w:tcW w:w="1503" w:type="dxa"/>
-          </w:tcPr>
-          <w:p>
-            <w:pPr>
-              <w:spacing w:line="276" w:lineRule="auto"/>
-              <w:rPr>
-                <w:lang w:val="de-DE"/>
-              </w:rPr>
-            </w:pPr>
-            <w:r>
-              <w:rPr>
-                <w:lang w:val="de-DE"/>
-              </w:rPr>
-              <w:t>P2</w:t>
-            </w:r>
-          </w:p>
-        </w:tc>
-        <w:tc>
-          <w:tcPr>
-            <w:tcW w:w="1503" w:type="dxa"/>
-          </w:tcPr>
-          <w:p>
-            <w:pPr>
-              <w:spacing w:line="276" w:lineRule="auto"/>
-              <w:rPr>
-                <w:lang w:val="de-DE"/>
-              </w:rPr>
-            </w:pPr>
-            <w:r>
-              <w:rPr>
-                <w:lang w:val="de-DE"/>
-              </w:rPr>
-              <w:t>EN</w:t>
-            </w:r>
-          </w:p>
-        </w:tc>
-        <w:tc>
-          <w:tcPr>
-            <w:tcW w:w="1502" w:type="dxa"/>
-          </w:tcPr>
-          <w:p>
-            <w:pPr>
-              <w:spacing w:line="276" w:lineRule="auto"/>
-              <w:rPr>
-                <w:lang w:val="de-DE"/>
-              </w:rPr>
-            </w:pPr>
-            <w:r>
-              <w:rPr>
-                <w:lang w:val="de-DE"/>
-              </w:rPr>
-              <w:t>EN</w:t>
-            </w:r>
-          </w:p>
-        </w:tc>
-        <w:tc>
-          <w:tcPr>
-            <w:tcW w:w="1502" w:type="dxa"/>
-          </w:tcPr>
-          <w:p>
-            <w:pPr>
-              <w:spacing w:line="276" w:lineRule="auto"/>
-              <w:rPr>
-                <w:lang w:val="de-DE"/>
-              </w:rPr>
-            </w:pPr>
-            <w:r>
-              <w:rPr>
-                <w:lang w:val="de-DE"/>
-              </w:rPr>
-              <w:t>EN~</w:t>
-            </w:r>
-          </w:p>
-        </w:tc>
-        <w:tc>
-          <w:tcPr>
-            <w:tcW w:w="1503" w:type="dxa"/>
-          </w:tcPr>
-          <w:p>
-            <w:pPr>
-              <w:spacing w:line="276" w:lineRule="auto"/>
-              <w:rPr>
-                <w:lang w:val="de-DE"/>
-              </w:rPr>
-            </w:pPr>
-            <w:r>
-              <w:rPr>
-                <w:lang w:val="de-DE"/>
-              </w:rPr>
-              <w:t>EN~</w:t>
-            </w:r>
-          </w:p>
-        </w:tc>
-        <w:tc>
-          <w:tcPr>
-            <w:tcW w:w="1503" w:type="dxa"/>
-          </w:tcPr>
-          <w:p>
-            <w:pPr>
-              <w:spacing w:line="276" w:lineRule="auto"/>
-              <w:rPr>
-                <w:lang w:val="de-DE"/>
-              </w:rPr>
-            </w:pPr>
-          </w:p>
-        </w:tc>
-      </w:tr>
-      <w:tr>
-        <w:tc>
-          <w:tcPr>
-            <w:tcW w:w="1503" w:type="dxa"/>
-          </w:tcPr>
-          <w:p>
-            <w:pPr>
-              <w:spacing w:line="276" w:lineRule="auto"/>
-              <w:rPr>
-                <w:lang w:val="de-DE"/>
-              </w:rPr>
-            </w:pPr>
-            <w:r>
-              <w:rPr>
-                <w:lang w:val="de-DE"/>
-              </w:rPr>
-              <w:t>BR</w:t>
-            </w:r>
-          </w:p>
-        </w:tc>
-        <w:tc>
-          <w:tcPr>
-            <w:tcW w:w="1503" w:type="dxa"/>
-          </w:tcPr>
-          <w:p>
-            <w:pPr>
-              <w:spacing w:line="276" w:lineRule="auto"/>
-              <w:rPr>
-                <w:lang w:val="de-DE"/>
-              </w:rPr>
-            </w:pPr>
-            <w:r>
-              <w:rPr>
-                <w:lang w:val="de-DE"/>
-              </w:rPr>
-              <w:t>1</w:t>
-            </w:r>
-          </w:p>
-        </w:tc>
-        <w:tc>
-          <w:tcPr>
-            <w:tcW w:w="1502" w:type="dxa"/>
-          </w:tcPr>
-          <w:p>
-            <w:pPr>
-              <w:spacing w:line="276" w:lineRule="auto"/>
-              <w:rPr>
-                <w:lang w:val="de-DE"/>
-              </w:rPr>
-            </w:pPr>
-            <w:r>
-              <w:rPr>
-                <w:lang w:val="de-DE"/>
-              </w:rPr>
-              <w:t>1</w:t>
-            </w:r>
-          </w:p>
-        </w:tc>
-        <w:tc>
-          <w:tcPr>
-            <w:tcW w:w="1502" w:type="dxa"/>
-          </w:tcPr>
-          <w:p>
-            <w:pPr>
-              <w:spacing w:line="276" w:lineRule="auto"/>
-              <w:rPr>
-                <w:lang w:val="de-DE"/>
-              </w:rPr>
-            </w:pPr>
-            <w:r>
-              <w:rPr>
-                <w:lang w:val="de-DE"/>
-              </w:rPr>
-              <w:t>0</w:t>
-            </w:r>
-          </w:p>
-        </w:tc>
-        <w:tc>
-          <w:tcPr>
-            <w:tcW w:w="1503" w:type="dxa"/>
-          </w:tcPr>
-          <w:p>
-            <w:pPr>
-              <w:spacing w:line="276" w:lineRule="auto"/>
-              <w:rPr>
-                <w:lang w:val="de-DE"/>
-              </w:rPr>
-            </w:pPr>
-            <w:r>
-              <w:rPr>
-                <w:lang w:val="de-DE"/>
-              </w:rPr>
-              <w:t>1</w:t>
-            </w:r>
-          </w:p>
-        </w:tc>
-        <w:tc>
-          <w:tcPr>
-            <w:tcW w:w="1503" w:type="dxa"/>
-          </w:tcPr>
-          <w:p>
-            <w:pPr>
-              <w:spacing w:line="276" w:lineRule="auto"/>
-              <w:rPr>
-                <w:lang w:val="de-DE"/>
-              </w:rPr>
-            </w:pPr>
-            <w:r>
-              <w:rPr>
-                <w:lang w:val="de-DE"/>
-              </w:rPr>
-              <w:t>PWM~</w:t>
-            </w:r>
-          </w:p>
-        </w:tc>
-      </w:tr>
-      <w:tr>
-        <w:tc>
-          <w:tcPr>
-            <w:tcW w:w="1503" w:type="dxa"/>
-          </w:tcPr>
-          <w:p>
-            <w:pPr>
-              <w:spacing w:line="276" w:lineRule="auto"/>
-              <w:rPr>
-                <w:lang w:val="de-DE"/>
-              </w:rPr>
-            </w:pPr>
-            <w:r>
-              <w:rPr>
-                <w:lang w:val="de-DE"/>
-              </w:rPr>
-              <w:t>BR</w:t>
-            </w:r>
-          </w:p>
-        </w:tc>
-        <w:tc>
-          <w:tcPr>
-            <w:tcW w:w="1503" w:type="dxa"/>
-          </w:tcPr>
-          <w:p>
-            <w:pPr>
-              <w:spacing w:line="276" w:lineRule="auto"/>
-              <w:rPr>
-                <w:lang w:val="de-DE"/>
-              </w:rPr>
-            </w:pPr>
-            <w:r>
-              <w:rPr>
-                <w:lang w:val="de-DE"/>
-              </w:rPr>
-              <w:t>0</w:t>
-            </w:r>
-          </w:p>
-        </w:tc>
-        <w:tc>
-          <w:tcPr>
-            <w:tcW w:w="1502" w:type="dxa"/>
-          </w:tcPr>
-          <w:p>
-            <w:pPr>
-              <w:spacing w:line="276" w:lineRule="auto"/>
-              <w:rPr>
-                <w:lang w:val="de-DE"/>
-              </w:rPr>
-            </w:pPr>
-            <w:r>
-              <w:rPr>
-                <w:lang w:val="de-DE"/>
-              </w:rPr>
-              <w:t>0</w:t>
-            </w:r>
-          </w:p>
-        </w:tc>
-        <w:tc>
-          <w:tcPr>
-            <w:tcW w:w="1502" w:type="dxa"/>
-          </w:tcPr>
-          <w:p>
-            <w:pPr>
-              <w:spacing w:line="276" w:lineRule="auto"/>
-              <w:rPr>
-                <w:lang w:val="de-DE"/>
-              </w:rPr>
-            </w:pPr>
-            <w:r>
-              <w:rPr>
-                <w:lang w:val="de-DE"/>
-              </w:rPr>
-              <w:t>0</w:t>
-            </w:r>
-          </w:p>
-        </w:tc>
-        <w:tc>
-          <w:tcPr>
-            <w:tcW w:w="1503" w:type="dxa"/>
-          </w:tcPr>
-          <w:p>
-            <w:pPr>
-              <w:spacing w:line="276" w:lineRule="auto"/>
-              <w:rPr>
-                <w:lang w:val="de-DE"/>
-              </w:rPr>
-            </w:pPr>
-            <w:r>
-              <w:rPr>
-                <w:lang w:val="de-DE"/>
-              </w:rPr>
-              <w:t>1</w:t>
-            </w:r>
-          </w:p>
-        </w:tc>
-        <w:tc>
-          <w:tcPr>
-            <w:tcW w:w="1503" w:type="dxa"/>
-          </w:tcPr>
-          <w:p>
-            <w:pPr>
-              <w:spacing w:line="276" w:lineRule="auto"/>
-              <w:rPr>
-                <w:lang w:val="de-DE"/>
-              </w:rPr>
-            </w:pPr>
-            <w:r>
-              <w:rPr>
-                <w:lang w:val="de-DE"/>
-              </w:rPr>
-              <w:t>PWM</w:t>
-            </w:r>
-          </w:p>
-        </w:tc>
-      </w:tr>
-      <w:tr>
-        <w:tc>
-          <w:tcPr>
-            <w:tcW w:w="1503" w:type="dxa"/>
-          </w:tcPr>
-          <w:p>
-            <w:pPr>
-              <w:spacing w:line="276" w:lineRule="auto"/>
-              <w:rPr>
-                <w:lang w:val="de-DE"/>
-              </w:rPr>
-            </w:pPr>
-            <w:r>
-              <w:rPr>
-                <w:lang w:val="de-DE"/>
-              </w:rPr>
-              <w:t>BR~</w:t>
-            </w:r>
-          </w:p>
-        </w:tc>
-        <w:tc>
-          <w:tcPr>
-            <w:tcW w:w="1503" w:type="dxa"/>
-          </w:tcPr>
-          <w:p>
-            <w:pPr>
-              <w:spacing w:line="276" w:lineRule="auto"/>
-              <w:rPr>
-                <w:lang w:val="de-DE"/>
-              </w:rPr>
-            </w:pPr>
-            <w:r>
-              <w:rPr>
-                <w:lang w:val="de-DE"/>
-              </w:rPr>
-              <w:t>1</w:t>
-            </w:r>
-          </w:p>
-        </w:tc>
-        <w:tc>
-          <w:tcPr>
-            <w:tcW w:w="1502" w:type="dxa"/>
-          </w:tcPr>
-          <w:p>
-            <w:pPr>
-              <w:spacing w:line="276" w:lineRule="auto"/>
-              <w:rPr>
-                <w:lang w:val="de-DE"/>
-              </w:rPr>
-            </w:pPr>
-            <w:r>
-              <w:rPr>
-                <w:lang w:val="de-DE"/>
-              </w:rPr>
-              <w:t>1</w:t>
-            </w:r>
-          </w:p>
-        </w:tc>
-        <w:tc>
-          <w:tcPr>
-            <w:tcW w:w="1502" w:type="dxa"/>
-          </w:tcPr>
-          <w:p>
-            <w:pPr>
-              <w:spacing w:line="276" w:lineRule="auto"/>
-              <w:rPr>
-                <w:lang w:val="de-DE"/>
-              </w:rPr>
-            </w:pPr>
-            <w:r>
-              <w:rPr>
-                <w:lang w:val="de-DE"/>
-              </w:rPr>
-              <w:t>1</w:t>
-            </w:r>
-          </w:p>
-        </w:tc>
-        <w:tc>
-          <w:tcPr>
-            <w:tcW w:w="1503" w:type="dxa"/>
-          </w:tcPr>
-          <w:p>
-            <w:pPr>
-              <w:spacing w:line="276" w:lineRule="auto"/>
-              <w:rPr>
-                <w:lang w:val="de-DE"/>
-              </w:rPr>
-            </w:pPr>
-            <w:r>
-              <w:rPr>
-                <w:lang w:val="de-DE"/>
-              </w:rPr>
-              <w:t>1</w:t>
-            </w:r>
-          </w:p>
-        </w:tc>
-        <w:tc>
-          <w:tcPr>
-            <w:tcW w:w="1503" w:type="dxa"/>
-          </w:tcPr>
-          <w:p>
-            <w:pPr>
-              <w:spacing w:line="276" w:lineRule="auto"/>
-              <w:rPr>
-                <w:lang w:val="de-DE"/>
-              </w:rPr>
-            </w:pPr>
-            <w:r>
-              <w:rPr>
-                <w:lang w:val="de-DE"/>
-              </w:rPr>
-              <w:t>PWM</w:t>
-            </w:r>
-          </w:p>
-        </w:tc>
-      </w:tr>
-      <w:tr>
-        <w:tc>
-          <w:tcPr>
-            <w:tcW w:w="1503" w:type="dxa"/>
-          </w:tcPr>
-          <w:p>
-            <w:pPr>
-              <w:spacing w:line="276" w:lineRule="auto"/>
-              <w:rPr>
-                <w:lang w:val="de-DE"/>
-              </w:rPr>
-            </w:pPr>
-            <w:r>
-              <w:rPr>
-                <w:lang w:val="de-DE"/>
-              </w:rPr>
-              <w:t>BR~</w:t>
-            </w:r>
-          </w:p>
-        </w:tc>
-        <w:tc>
-          <w:tcPr>
-            <w:tcW w:w="1503" w:type="dxa"/>
-          </w:tcPr>
-          <w:p>
-            <w:pPr>
-              <w:spacing w:line="276" w:lineRule="auto"/>
-              <w:rPr>
-                <w:lang w:val="de-DE"/>
-              </w:rPr>
-            </w:pPr>
-            <w:r>
-              <w:rPr>
-                <w:lang w:val="de-DE"/>
-              </w:rPr>
-              <w:t>1</w:t>
-            </w:r>
-          </w:p>
-        </w:tc>
-        <w:tc>
-          <w:tcPr>
-            <w:tcW w:w="1502" w:type="dxa"/>
-          </w:tcPr>
-          <w:p>
-            <w:pPr>
-              <w:spacing w:line="276" w:lineRule="auto"/>
-              <w:rPr>
-                <w:lang w:val="de-DE"/>
-              </w:rPr>
-            </w:pPr>
-            <w:r>
-              <w:rPr>
-                <w:lang w:val="de-DE"/>
-              </w:rPr>
-              <w:t>1</w:t>
-            </w:r>
-          </w:p>
-        </w:tc>
-        <w:tc>
-          <w:tcPr>
-            <w:tcW w:w="1502" w:type="dxa"/>
-          </w:tcPr>
-          <w:p>
-            <w:pPr>
-              <w:spacing w:line="276" w:lineRule="auto"/>
-              <w:rPr>
-                <w:lang w:val="de-DE"/>
-              </w:rPr>
-            </w:pPr>
-            <w:r>
-              <w:rPr>
-                <w:lang w:val="de-DE"/>
-              </w:rPr>
-              <w:t>1</w:t>
-            </w:r>
-          </w:p>
-        </w:tc>
-        <w:tc>
-          <w:tcPr>
-            <w:tcW w:w="1503" w:type="dxa"/>
-          </w:tcPr>
-          <w:p>
-            <w:pPr>
-              <w:spacing w:line="276" w:lineRule="auto"/>
-              <w:rPr>
-                <w:lang w:val="de-DE"/>
-              </w:rPr>
-            </w:pPr>
-            <w:r>
-              <w:rPr>
-                <w:lang w:val="de-DE"/>
-              </w:rPr>
-              <w:t>1</w:t>
-            </w:r>
-          </w:p>
-        </w:tc>
-        <w:tc>
-          <w:tcPr>
-            <w:tcW w:w="1503" w:type="dxa"/>
-          </w:tcPr>
-          <w:p>
-            <w:pPr>
-              <w:spacing w:line="276" w:lineRule="auto"/>
-              <w:rPr>
-                <w:lang w:val="de-DE"/>
-              </w:rPr>
-            </w:pPr>
-            <w:r>
-              <w:rPr>
-                <w:lang w:val="de-DE"/>
-              </w:rPr>
-              <w:t>PWM~</w:t>
-            </w:r>
-          </w:p>
-        </w:tc>
-      </w:tr>
-      <w:tr>
-        <w:tc>
-          <w:tcPr>
-            <w:tcW w:w="1503" w:type="dxa"/>
-          </w:tcPr>
-          <w:p>
-            <w:pPr>
-              <w:spacing w:line="276" w:lineRule="auto"/>
-              <w:rPr>
-                <w:lang w:val="de-DE"/>
-              </w:rPr>
-            </w:pPr>
-          </w:p>
-        </w:tc>
-        <w:tc>
-          <w:tcPr>
-            <w:tcW w:w="1503" w:type="dxa"/>
-          </w:tcPr>
-          <w:p>
-            <w:pPr>
-              <w:spacing w:line="276" w:lineRule="auto"/>
-              <w:rPr>
-                <w:lang w:val="de-DE"/>
-              </w:rPr>
-            </w:pPr>
-            <w:r>
-              <w:rPr>
-                <w:lang w:val="de-DE"/>
-              </w:rPr>
-              <w:t>Ri~</w:t>
-            </w:r>
-          </w:p>
-        </w:tc>
-        <w:tc>
-          <w:tcPr>
-            <w:tcW w:w="1502" w:type="dxa"/>
-          </w:tcPr>
-          <w:p>
-            <w:pPr>
-              <w:spacing w:line="276" w:lineRule="auto"/>
-              <w:rPr>
-                <w:lang w:val="de-DE"/>
-              </w:rPr>
-            </w:pPr>
-            <w:r>
-              <w:rPr>
-                <w:lang w:val="de-DE"/>
-              </w:rPr>
-              <w:t>Ri</w:t>
-            </w:r>
-          </w:p>
-        </w:tc>
-        <w:tc>
-          <w:tcPr>
-            <w:tcW w:w="1502" w:type="dxa"/>
-          </w:tcPr>
-          <w:p>
-            <w:pPr>
-              <w:spacing w:line="276" w:lineRule="auto"/>
-              <w:rPr>
-                <w:lang w:val="de-DE"/>
-              </w:rPr>
-            </w:pPr>
-            <w:r>
-              <w:rPr>
-                <w:lang w:val="de-DE"/>
-              </w:rPr>
-              <w:t>Ri</w:t>
-            </w:r>
-          </w:p>
-        </w:tc>
-        <w:tc>
-          <w:tcPr>
-            <w:tcW w:w="1503" w:type="dxa"/>
-          </w:tcPr>
-          <w:p>
-            <w:pPr>
-              <w:spacing w:line="276" w:lineRule="auto"/>
-              <w:rPr>
-                <w:lang w:val="de-DE"/>
-              </w:rPr>
-            </w:pPr>
-            <w:r>
-              <w:rPr>
-                <w:lang w:val="de-DE"/>
-              </w:rPr>
-              <w:t>Ri~</w:t>
-            </w:r>
-          </w:p>
-        </w:tc>
-        <w:tc>
-          <w:tcPr>
-            <w:tcW w:w="1503" w:type="dxa"/>
-          </w:tcPr>
-          <w:p>
-            <w:pPr>
-              <w:spacing w:line="276" w:lineRule="auto"/>
-              <w:rPr>
-                <w:lang w:val="de-DE"/>
-              </w:rPr>
-            </w:pPr>
-          </w:p>
-        </w:tc>
-      </w:tr>
-    </w:tbl>
-    <w:p>
-      <w:pPr>
-        <w:spacing w:line="276" w:lineRule="auto"/>
-      </w:pPr>
       <w:r>
         <w:t>P2 = ~(Enable and BR~ and Ri~)</w:t>
       </w:r>
@@ -4585,704 +2512,6 @@
       <w:pPr>
         <w:spacing w:line="276" w:lineRule="auto"/>
       </w:pPr>
-    </w:p>
-    <w:tbl>
-      <w:tblPr>
-        <w:tblStyle w:val="TableGrid"/>
-        <w:tblW w:w="0" w:type="auto"/>
-        <w:tblLook w:val="04A0" w:firstRow="1" w:lastRow="0" w:firstColumn="1" w:lastColumn="0" w:noHBand="0" w:noVBand="1"/>
-      </w:tblPr>
-      <w:tblGrid>
-        <w:gridCol w:w="1503"/>
-        <w:gridCol w:w="1503"/>
-        <w:gridCol w:w="1502"/>
-        <w:gridCol w:w="1502"/>
-        <w:gridCol w:w="1503"/>
-        <w:gridCol w:w="1503"/>
-      </w:tblGrid>
-      <w:tr>
-        <w:tc>
-          <w:tcPr>
-            <w:tcW w:w="1503" w:type="dxa"/>
-          </w:tcPr>
-          <w:p>
-            <w:pPr>
-              <w:spacing w:line="276" w:lineRule="auto"/>
-              <w:rPr>
-                <w:lang w:val="de-DE"/>
-              </w:rPr>
-            </w:pPr>
-            <w:r>
-              <w:rPr>
-                <w:lang w:val="de-DE"/>
-              </w:rPr>
-              <w:t>P1</w:t>
-            </w:r>
-          </w:p>
-        </w:tc>
-        <w:tc>
-          <w:tcPr>
-            <w:tcW w:w="1503" w:type="dxa"/>
-          </w:tcPr>
-          <w:p>
-            <w:pPr>
-              <w:spacing w:line="276" w:lineRule="auto"/>
-              <w:rPr>
-                <w:lang w:val="de-DE"/>
-              </w:rPr>
-            </w:pPr>
-            <w:r>
-              <w:rPr>
-                <w:lang w:val="de-DE"/>
-              </w:rPr>
-              <w:t>EN</w:t>
-            </w:r>
-          </w:p>
-        </w:tc>
-        <w:tc>
-          <w:tcPr>
-            <w:tcW w:w="1502" w:type="dxa"/>
-          </w:tcPr>
-          <w:p>
-            <w:pPr>
-              <w:spacing w:line="276" w:lineRule="auto"/>
-              <w:rPr>
-                <w:lang w:val="de-DE"/>
-              </w:rPr>
-            </w:pPr>
-            <w:r>
-              <w:rPr>
-                <w:lang w:val="de-DE"/>
-              </w:rPr>
-              <w:t>EN</w:t>
-            </w:r>
-          </w:p>
-        </w:tc>
-        <w:tc>
-          <w:tcPr>
-            <w:tcW w:w="1502" w:type="dxa"/>
-          </w:tcPr>
-          <w:p>
-            <w:pPr>
-              <w:spacing w:line="276" w:lineRule="auto"/>
-              <w:rPr>
-                <w:lang w:val="de-DE"/>
-              </w:rPr>
-            </w:pPr>
-            <w:r>
-              <w:rPr>
-                <w:lang w:val="de-DE"/>
-              </w:rPr>
-              <w:t>EN~</w:t>
-            </w:r>
-          </w:p>
-        </w:tc>
-        <w:tc>
-          <w:tcPr>
-            <w:tcW w:w="1503" w:type="dxa"/>
-          </w:tcPr>
-          <w:p>
-            <w:pPr>
-              <w:spacing w:line="276" w:lineRule="auto"/>
-              <w:rPr>
-                <w:lang w:val="de-DE"/>
-              </w:rPr>
-            </w:pPr>
-            <w:r>
-              <w:rPr>
-                <w:lang w:val="de-DE"/>
-              </w:rPr>
-              <w:t>EN~</w:t>
-            </w:r>
-          </w:p>
-        </w:tc>
-        <w:tc>
-          <w:tcPr>
-            <w:tcW w:w="1503" w:type="dxa"/>
-          </w:tcPr>
-          <w:p>
-            <w:pPr>
-              <w:spacing w:line="276" w:lineRule="auto"/>
-              <w:rPr>
-                <w:lang w:val="de-DE"/>
-              </w:rPr>
-            </w:pPr>
-          </w:p>
-        </w:tc>
-      </w:tr>
-      <w:tr>
-        <w:tc>
-          <w:tcPr>
-            <w:tcW w:w="1503" w:type="dxa"/>
-          </w:tcPr>
-          <w:p>
-            <w:pPr>
-              <w:spacing w:line="276" w:lineRule="auto"/>
-              <w:rPr>
-                <w:lang w:val="de-DE"/>
-              </w:rPr>
-            </w:pPr>
-            <w:r>
-              <w:rPr>
-                <w:lang w:val="de-DE"/>
-              </w:rPr>
-              <w:t>BR</w:t>
-            </w:r>
-          </w:p>
-        </w:tc>
-        <w:tc>
-          <w:tcPr>
-            <w:tcW w:w="1503" w:type="dxa"/>
-          </w:tcPr>
-          <w:p>
-            <w:pPr>
-              <w:spacing w:line="276" w:lineRule="auto"/>
-              <w:rPr>
-                <w:lang w:val="de-DE"/>
-              </w:rPr>
-            </w:pPr>
-            <w:r>
-              <w:rPr>
-                <w:lang w:val="de-DE"/>
-              </w:rPr>
-              <w:t>0</w:t>
-            </w:r>
-          </w:p>
-        </w:tc>
-        <w:tc>
-          <w:tcPr>
-            <w:tcW w:w="1502" w:type="dxa"/>
-          </w:tcPr>
-          <w:p>
-            <w:pPr>
-              <w:spacing w:line="276" w:lineRule="auto"/>
-              <w:rPr>
-                <w:lang w:val="de-DE"/>
-              </w:rPr>
-            </w:pPr>
-            <w:r>
-              <w:rPr>
-                <w:lang w:val="de-DE"/>
-              </w:rPr>
-              <w:t>0</w:t>
-            </w:r>
-          </w:p>
-        </w:tc>
-        <w:tc>
-          <w:tcPr>
-            <w:tcW w:w="1502" w:type="dxa"/>
-          </w:tcPr>
-          <w:p>
-            <w:pPr>
-              <w:spacing w:line="276" w:lineRule="auto"/>
-              <w:rPr>
-                <w:lang w:val="de-DE"/>
-              </w:rPr>
-            </w:pPr>
-            <w:r>
-              <w:rPr>
-                <w:lang w:val="de-DE"/>
-              </w:rPr>
-              <w:t>1</w:t>
-            </w:r>
-          </w:p>
-        </w:tc>
-        <w:tc>
-          <w:tcPr>
-            <w:tcW w:w="1503" w:type="dxa"/>
-          </w:tcPr>
-          <w:p>
-            <w:pPr>
-              <w:spacing w:line="276" w:lineRule="auto"/>
-              <w:rPr>
-                <w:lang w:val="de-DE"/>
-              </w:rPr>
-            </w:pPr>
-            <w:r>
-              <w:rPr>
-                <w:lang w:val="de-DE"/>
-              </w:rPr>
-              <w:t>1</w:t>
-            </w:r>
-          </w:p>
-        </w:tc>
-        <w:tc>
-          <w:tcPr>
-            <w:tcW w:w="1503" w:type="dxa"/>
-          </w:tcPr>
-          <w:p>
-            <w:pPr>
-              <w:spacing w:line="276" w:lineRule="auto"/>
-              <w:rPr>
-                <w:lang w:val="de-DE"/>
-              </w:rPr>
-            </w:pPr>
-            <w:r>
-              <w:rPr>
-                <w:lang w:val="de-DE"/>
-              </w:rPr>
-              <w:t>PWM~</w:t>
-            </w:r>
-          </w:p>
-        </w:tc>
-      </w:tr>
-      <w:tr>
-        <w:tc>
-          <w:tcPr>
-            <w:tcW w:w="1503" w:type="dxa"/>
-          </w:tcPr>
-          <w:p>
-            <w:pPr>
-              <w:spacing w:line="276" w:lineRule="auto"/>
-              <w:rPr>
-                <w:lang w:val="de-DE"/>
-              </w:rPr>
-            </w:pPr>
-            <w:r>
-              <w:rPr>
-                <w:lang w:val="de-DE"/>
-              </w:rPr>
-              <w:t>BR</w:t>
-            </w:r>
-          </w:p>
-        </w:tc>
-        <w:tc>
-          <w:tcPr>
-            <w:tcW w:w="1503" w:type="dxa"/>
-          </w:tcPr>
-          <w:p>
-            <w:pPr>
-              <w:spacing w:line="276" w:lineRule="auto"/>
-              <w:rPr>
-                <w:lang w:val="de-DE"/>
-              </w:rPr>
-            </w:pPr>
-            <w:r>
-              <w:rPr>
-                <w:lang w:val="de-DE"/>
-              </w:rPr>
-              <w:t>1</w:t>
-            </w:r>
-          </w:p>
-        </w:tc>
-        <w:tc>
-          <w:tcPr>
-            <w:tcW w:w="1502" w:type="dxa"/>
-          </w:tcPr>
-          <w:p>
-            <w:pPr>
-              <w:spacing w:line="276" w:lineRule="auto"/>
-              <w:rPr>
-                <w:lang w:val="de-DE"/>
-              </w:rPr>
-            </w:pPr>
-            <w:r>
-              <w:rPr>
-                <w:lang w:val="de-DE"/>
-              </w:rPr>
-              <w:t>1</w:t>
-            </w:r>
-          </w:p>
-        </w:tc>
-        <w:tc>
-          <w:tcPr>
-            <w:tcW w:w="1502" w:type="dxa"/>
-          </w:tcPr>
-          <w:p>
-            <w:pPr>
-              <w:spacing w:line="276" w:lineRule="auto"/>
-              <w:rPr>
-                <w:lang w:val="de-DE"/>
-              </w:rPr>
-            </w:pPr>
-            <w:r>
-              <w:rPr>
-                <w:lang w:val="de-DE"/>
-              </w:rPr>
-              <w:t>1</w:t>
-            </w:r>
-          </w:p>
-        </w:tc>
-        <w:tc>
-          <w:tcPr>
-            <w:tcW w:w="1503" w:type="dxa"/>
-          </w:tcPr>
-          <w:p>
-            <w:pPr>
-              <w:spacing w:line="276" w:lineRule="auto"/>
-              <w:rPr>
-                <w:lang w:val="de-DE"/>
-              </w:rPr>
-            </w:pPr>
-            <w:r>
-              <w:rPr>
-                <w:lang w:val="de-DE"/>
-              </w:rPr>
-              <w:t>1</w:t>
-            </w:r>
-          </w:p>
-        </w:tc>
-        <w:tc>
-          <w:tcPr>
-            <w:tcW w:w="1503" w:type="dxa"/>
-          </w:tcPr>
-          <w:p>
-            <w:pPr>
-              <w:spacing w:line="276" w:lineRule="auto"/>
-              <w:rPr>
-                <w:lang w:val="de-DE"/>
-              </w:rPr>
-            </w:pPr>
-            <w:r>
-              <w:rPr>
-                <w:lang w:val="de-DE"/>
-              </w:rPr>
-              <w:t>PWM</w:t>
-            </w:r>
-          </w:p>
-        </w:tc>
-      </w:tr>
-      <w:tr>
-        <w:tc>
-          <w:tcPr>
-            <w:tcW w:w="1503" w:type="dxa"/>
-          </w:tcPr>
-          <w:p>
-            <w:pPr>
-              <w:spacing w:line="276" w:lineRule="auto"/>
-              <w:rPr>
-                <w:lang w:val="de-DE"/>
-              </w:rPr>
-            </w:pPr>
-            <w:r>
-              <w:rPr>
-                <w:lang w:val="de-DE"/>
-              </w:rPr>
-              <w:t>BR~</w:t>
-            </w:r>
-          </w:p>
-        </w:tc>
-        <w:tc>
-          <w:tcPr>
-            <w:tcW w:w="1503" w:type="dxa"/>
-          </w:tcPr>
-          <w:p>
-            <w:pPr>
-              <w:spacing w:line="276" w:lineRule="auto"/>
-              <w:rPr>
-                <w:lang w:val="de-DE"/>
-              </w:rPr>
-            </w:pPr>
-            <w:r>
-              <w:rPr>
-                <w:lang w:val="de-DE"/>
-              </w:rPr>
-              <w:t>1</w:t>
-            </w:r>
-          </w:p>
-        </w:tc>
-        <w:tc>
-          <w:tcPr>
-            <w:tcW w:w="1502" w:type="dxa"/>
-          </w:tcPr>
-          <w:p>
-            <w:pPr>
-              <w:spacing w:line="276" w:lineRule="auto"/>
-              <w:rPr>
-                <w:lang w:val="de-DE"/>
-              </w:rPr>
-            </w:pPr>
-            <w:r>
-              <w:rPr>
-                <w:lang w:val="de-DE"/>
-              </w:rPr>
-              <w:t>1</w:t>
-            </w:r>
-          </w:p>
-        </w:tc>
-        <w:tc>
-          <w:tcPr>
-            <w:tcW w:w="1502" w:type="dxa"/>
-          </w:tcPr>
-          <w:p>
-            <w:pPr>
-              <w:spacing w:line="276" w:lineRule="auto"/>
-              <w:rPr>
-                <w:lang w:val="de-DE"/>
-              </w:rPr>
-            </w:pPr>
-            <w:r>
-              <w:rPr>
-                <w:lang w:val="de-DE"/>
-              </w:rPr>
-              <w:t>1</w:t>
-            </w:r>
-          </w:p>
-        </w:tc>
-        <w:tc>
-          <w:tcPr>
-            <w:tcW w:w="1503" w:type="dxa"/>
-          </w:tcPr>
-          <w:p>
-            <w:pPr>
-              <w:spacing w:line="276" w:lineRule="auto"/>
-              <w:rPr>
-                <w:lang w:val="de-DE"/>
-              </w:rPr>
-            </w:pPr>
-            <w:r>
-              <w:rPr>
-                <w:lang w:val="de-DE"/>
-              </w:rPr>
-              <w:t>1</w:t>
-            </w:r>
-          </w:p>
-        </w:tc>
-        <w:tc>
-          <w:tcPr>
-            <w:tcW w:w="1503" w:type="dxa"/>
-          </w:tcPr>
-          <w:p>
-            <w:pPr>
-              <w:spacing w:line="276" w:lineRule="auto"/>
-              <w:rPr>
-                <w:lang w:val="de-DE"/>
-              </w:rPr>
-            </w:pPr>
-            <w:r>
-              <w:rPr>
-                <w:lang w:val="de-DE"/>
-              </w:rPr>
-              <w:t>PWM</w:t>
-            </w:r>
-          </w:p>
-        </w:tc>
-      </w:tr>
-      <w:tr>
-        <w:tc>
-          <w:tcPr>
-            <w:tcW w:w="1503" w:type="dxa"/>
-          </w:tcPr>
-          <w:p>
-            <w:pPr>
-              <w:spacing w:line="276" w:lineRule="auto"/>
-              <w:rPr>
-                <w:lang w:val="de-DE"/>
-              </w:rPr>
-            </w:pPr>
-            <w:r>
-              <w:rPr>
-                <w:lang w:val="de-DE"/>
-              </w:rPr>
-              <w:t>BR~</w:t>
-            </w:r>
-          </w:p>
-        </w:tc>
-        <w:tc>
-          <w:tcPr>
-            <w:tcW w:w="1503" w:type="dxa"/>
-          </w:tcPr>
-          <w:p>
-            <w:pPr>
-              <w:spacing w:line="276" w:lineRule="auto"/>
-              <w:rPr>
-                <w:lang w:val="de-DE"/>
-              </w:rPr>
-            </w:pPr>
-            <w:r>
-              <w:rPr>
-                <w:lang w:val="de-DE"/>
-              </w:rPr>
-              <w:t>1</w:t>
-            </w:r>
-          </w:p>
-        </w:tc>
-        <w:tc>
-          <w:tcPr>
-            <w:tcW w:w="1502" w:type="dxa"/>
-          </w:tcPr>
-          <w:p>
-            <w:pPr>
-              <w:spacing w:line="276" w:lineRule="auto"/>
-              <w:rPr>
-                <w:lang w:val="de-DE"/>
-              </w:rPr>
-            </w:pPr>
-            <w:r>
-              <w:rPr>
-                <w:lang w:val="de-DE"/>
-              </w:rPr>
-              <w:t>1</w:t>
-            </w:r>
-          </w:p>
-        </w:tc>
-        <w:tc>
-          <w:tcPr>
-            <w:tcW w:w="1502" w:type="dxa"/>
-          </w:tcPr>
-          <w:p>
-            <w:pPr>
-              <w:spacing w:line="276" w:lineRule="auto"/>
-              <w:rPr>
-                <w:lang w:val="de-DE"/>
-              </w:rPr>
-            </w:pPr>
-            <w:r>
-              <w:rPr>
-                <w:lang w:val="de-DE"/>
-              </w:rPr>
-              <w:t>1</w:t>
-            </w:r>
-          </w:p>
-        </w:tc>
-        <w:tc>
-          <w:tcPr>
-            <w:tcW w:w="1503" w:type="dxa"/>
-          </w:tcPr>
-          <w:p>
-            <w:pPr>
-              <w:spacing w:line="276" w:lineRule="auto"/>
-              <w:rPr>
-                <w:lang w:val="de-DE"/>
-              </w:rPr>
-            </w:pPr>
-            <w:r>
-              <w:rPr>
-                <w:lang w:val="de-DE"/>
-              </w:rPr>
-              <w:t>1</w:t>
-            </w:r>
-          </w:p>
-        </w:tc>
-        <w:tc>
-          <w:tcPr>
-            <w:tcW w:w="1503" w:type="dxa"/>
-          </w:tcPr>
-          <w:p>
-            <w:pPr>
-              <w:spacing w:line="276" w:lineRule="auto"/>
-              <w:rPr>
-                <w:lang w:val="de-DE"/>
-              </w:rPr>
-            </w:pPr>
-            <w:r>
-              <w:rPr>
-                <w:lang w:val="de-DE"/>
-              </w:rPr>
-              <w:t>PWM~</w:t>
-            </w:r>
-          </w:p>
-        </w:tc>
-      </w:tr>
-      <w:tr>
-        <w:tc>
-          <w:tcPr>
-            <w:tcW w:w="1503" w:type="dxa"/>
-          </w:tcPr>
-          <w:p>
-            <w:pPr>
-              <w:spacing w:line="276" w:lineRule="auto"/>
-              <w:rPr>
-                <w:lang w:val="de-DE"/>
-              </w:rPr>
-            </w:pPr>
-          </w:p>
-        </w:tc>
-        <w:tc>
-          <w:tcPr>
-            <w:tcW w:w="1503" w:type="dxa"/>
-          </w:tcPr>
-          <w:p>
-            <w:pPr>
-              <w:spacing w:line="276" w:lineRule="auto"/>
-              <w:rPr>
-                <w:lang w:val="de-DE"/>
-              </w:rPr>
-            </w:pPr>
-            <w:r>
-              <w:rPr>
-                <w:lang w:val="de-DE"/>
-              </w:rPr>
-              <w:t>Ri~</w:t>
-            </w:r>
-          </w:p>
-        </w:tc>
-        <w:tc>
-          <w:tcPr>
-            <w:tcW w:w="1502" w:type="dxa"/>
-          </w:tcPr>
-          <w:p>
-            <w:pPr>
-              <w:spacing w:line="276" w:lineRule="auto"/>
-              <w:rPr>
-                <w:lang w:val="de-DE"/>
-              </w:rPr>
-            </w:pPr>
-            <w:r>
-              <w:rPr>
-                <w:lang w:val="de-DE"/>
-              </w:rPr>
-              <w:t>Ri</w:t>
-            </w:r>
-          </w:p>
-        </w:tc>
-        <w:tc>
-          <w:tcPr>
-            <w:tcW w:w="1502" w:type="dxa"/>
-          </w:tcPr>
-          <w:p>
-            <w:pPr>
-              <w:spacing w:line="276" w:lineRule="auto"/>
-              <w:rPr>
-                <w:lang w:val="de-DE"/>
-              </w:rPr>
-            </w:pPr>
-            <w:r>
-              <w:rPr>
-                <w:lang w:val="de-DE"/>
-              </w:rPr>
-              <w:t>Ri</w:t>
-            </w:r>
-          </w:p>
-        </w:tc>
-        <w:tc>
-          <w:tcPr>
-            <w:tcW w:w="1503" w:type="dxa"/>
-          </w:tcPr>
-          <w:p>
-            <w:pPr>
-              <w:spacing w:line="276" w:lineRule="auto"/>
-              <w:rPr>
-                <w:lang w:val="de-DE"/>
-              </w:rPr>
-            </w:pPr>
-            <w:r>
-              <w:rPr>
-                <w:lang w:val="de-DE"/>
-              </w:rPr>
-              <w:t>Ri~</w:t>
-            </w:r>
-          </w:p>
-        </w:tc>
-        <w:tc>
-          <w:tcPr>
-            <w:tcW w:w="1503" w:type="dxa"/>
-          </w:tcPr>
-          <w:p>
-            <w:pPr>
-              <w:spacing w:line="276" w:lineRule="auto"/>
-              <w:rPr>
-                <w:lang w:val="de-DE"/>
-              </w:rPr>
-            </w:pPr>
-          </w:p>
-        </w:tc>
-      </w:tr>
-    </w:tbl>
-    <w:p>
-      <w:pPr>
-        <w:spacing w:line="276" w:lineRule="auto"/>
-      </w:pPr>
       <w:r>
         <w:t>P1 = ~(EN and BR~ and Ri)</w:t>
       </w:r>
@@ -5292,7 +2521,6 @@
         <w:pStyle w:val="Heading2"/>
       </w:pPr>
       <w:r>
-        <w:lastRenderedPageBreak/>
         <w:t>Quartus Simulation</w:t>
       </w:r>
     </w:p>
@@ -5409,6 +2637,7 @@
         <w:rPr>
           <w:noProof/>
         </w:rPr>
+        <w:lastRenderedPageBreak/>
         <w:drawing>
           <wp:inline distT="0" distB="0" distL="0" distR="0" wp14:anchorId="7479720D" wp14:editId="4509BA91">
             <wp:extent cx="4353339" cy="1739265"/>
@@ -5464,7 +2693,6 @@
         <w:pStyle w:val="Heading2"/>
       </w:pPr>
       <w:r>
-        <w:lastRenderedPageBreak/>
         <w:t>Dimensionieren</w:t>
       </w:r>
     </w:p>
@@ -5565,6 +2793,7 @@
         <w:pStyle w:val="Heading2"/>
       </w:pPr>
       <w:r>
+        <w:lastRenderedPageBreak/>
         <w:t>Schaltung</w:t>
       </w:r>
     </w:p>
@@ -6762,6 +3991,7 @@
   <w:style w:type="character" w:default="1" w:styleId="DefaultParagraphFont">
     <w:name w:val="Default Paragraph Font"/>
     <w:uiPriority w:val="1"/>
+    <w:semiHidden/>
     <w:unhideWhenUsed/>
   </w:style>
   <w:style w:type="table" w:default="1" w:styleId="TableNormal">

--- a/HWE/H-Brücke/H-bruecke.docx
+++ b/HWE/H-Brücke/H-bruecke.docx
@@ -134,10 +134,25 @@
     <w:p>
       <w:pPr>
         <w:spacing w:line="276" w:lineRule="auto"/>
-        <w:rPr>
-          <w:lang w:val="de-DE"/>
-        </w:rPr>
-      </w:pPr>
+        <w:jc w:val="center"/>
+        <w:rPr>
+          <w:b/>
+          <w:bCs/>
+          <w:sz w:val="40"/>
+          <w:szCs w:val="40"/>
+          <w:lang w:val="de-DE"/>
+        </w:rPr>
+      </w:pPr>
+      <w:r>
+        <w:rPr>
+          <w:b/>
+          <w:bCs/>
+          <w:sz w:val="40"/>
+          <w:szCs w:val="40"/>
+          <w:lang w:val="de-DE"/>
+        </w:rPr>
+        <w:t>03.09.25 - 19.02.26</w:t>
+      </w:r>
     </w:p>
     <w:p>
       <w:pPr>
@@ -253,130 +268,3402 @@
     </w:p>
     <w:p>
       <w:pPr>
+        <w:spacing w:line="276" w:lineRule="auto"/>
+        <w:rPr>
+          <w:lang w:val="de-DE"/>
+        </w:rPr>
+      </w:pPr>
+    </w:p>
+    <w:sdt>
+      <w:sdtPr>
+        <w:id w:val="1963926210"/>
+        <w:docPartObj>
+          <w:docPartGallery w:val="Table of Contents"/>
+          <w:docPartUnique/>
+        </w:docPartObj>
+      </w:sdtPr>
+      <w:sdtEndPr>
+        <w:rPr>
+          <w:rFonts w:asciiTheme="minorHAnsi" w:eastAsiaTheme="minorHAnsi" w:hAnsiTheme="minorHAnsi" w:cstheme="minorBidi"/>
+          <w:b/>
+          <w:bCs/>
+          <w:noProof/>
+          <w:color w:val="auto"/>
+          <w:kern w:val="2"/>
+          <w:sz w:val="24"/>
+          <w:szCs w:val="24"/>
+          <w14:ligatures w14:val="standardContextual"/>
+        </w:rPr>
+      </w:sdtEndPr>
+      <w:sdtContent>
+        <w:p>
+          <w:pPr>
+            <w:pStyle w:val="TOCHeading"/>
+          </w:pPr>
+          <w:r>
+            <w:t>Contents</w:t>
+          </w:r>
+        </w:p>
+        <w:p>
+          <w:pPr>
+            <w:pStyle w:val="TOC1"/>
+            <w:tabs>
+              <w:tab w:val="left" w:pos="480"/>
+              <w:tab w:val="right" w:leader="dot" w:pos="9016"/>
+            </w:tabs>
+            <w:rPr>
+              <w:rFonts w:eastAsiaTheme="minorEastAsia"/>
+              <w:noProof/>
+            </w:rPr>
+          </w:pPr>
+          <w:r>
+            <w:fldChar w:fldCharType="begin"/>
+          </w:r>
+          <w:r>
+            <w:instrText xml:space="preserve"> TOC \o "1-3" \h \z \u </w:instrText>
+          </w:r>
+          <w:r>
+            <w:fldChar w:fldCharType="separate"/>
+          </w:r>
+          <w:hyperlink w:anchor="_Toc222408381" w:history="1">
+            <w:r>
+              <w:rPr>
+                <w:rStyle w:val="Hyperlink"/>
+                <w:noProof/>
+                <w:lang w:val="de-DE"/>
+              </w:rPr>
+              <w:t>1</w:t>
+            </w:r>
+            <w:r>
+              <w:rPr>
+                <w:rFonts w:eastAsiaTheme="minorEastAsia"/>
+                <w:noProof/>
+              </w:rPr>
+              <w:tab/>
+            </w:r>
+            <w:r>
+              <w:rPr>
+                <w:rStyle w:val="Hyperlink"/>
+                <w:noProof/>
+                <w:lang w:val="de-DE"/>
+              </w:rPr>
+              <w:t>Allgemeine Vorgaben</w:t>
+            </w:r>
+            <w:r>
+              <w:rPr>
+                <w:noProof/>
+                <w:webHidden/>
+              </w:rPr>
+              <w:tab/>
+            </w:r>
+            <w:r>
+              <w:rPr>
+                <w:noProof/>
+                <w:webHidden/>
+              </w:rPr>
+              <w:fldChar w:fldCharType="begin"/>
+            </w:r>
+            <w:r>
+              <w:rPr>
+                <w:noProof/>
+                <w:webHidden/>
+              </w:rPr>
+              <w:instrText xml:space="preserve"> PAGEREF _Toc222408381 \h </w:instrText>
+            </w:r>
+            <w:r>
+              <w:rPr>
+                <w:noProof/>
+                <w:webHidden/>
+              </w:rPr>
+            </w:r>
+            <w:r>
+              <w:rPr>
+                <w:noProof/>
+                <w:webHidden/>
+              </w:rPr>
+              <w:fldChar w:fldCharType="separate"/>
+            </w:r>
+            <w:r>
+              <w:rPr>
+                <w:noProof/>
+                <w:webHidden/>
+              </w:rPr>
+              <w:t>3</w:t>
+            </w:r>
+            <w:r>
+              <w:rPr>
+                <w:noProof/>
+                <w:webHidden/>
+              </w:rPr>
+              <w:fldChar w:fldCharType="end"/>
+            </w:r>
+          </w:hyperlink>
+        </w:p>
+        <w:p>
+          <w:pPr>
+            <w:pStyle w:val="TOC1"/>
+            <w:tabs>
+              <w:tab w:val="left" w:pos="480"/>
+              <w:tab w:val="right" w:leader="dot" w:pos="9016"/>
+            </w:tabs>
+            <w:rPr>
+              <w:rFonts w:eastAsiaTheme="minorEastAsia"/>
+              <w:noProof/>
+            </w:rPr>
+          </w:pPr>
+          <w:hyperlink w:anchor="_Toc222408382" w:history="1">
+            <w:r>
+              <w:rPr>
+                <w:rStyle w:val="Hyperlink"/>
+                <w:noProof/>
+                <w:lang w:val="de-DE"/>
+              </w:rPr>
+              <w:t>2</w:t>
+            </w:r>
+            <w:r>
+              <w:rPr>
+                <w:rFonts w:eastAsiaTheme="minorEastAsia"/>
+                <w:noProof/>
+              </w:rPr>
+              <w:tab/>
+            </w:r>
+            <w:r>
+              <w:rPr>
+                <w:rStyle w:val="Hyperlink"/>
+                <w:noProof/>
+                <w:lang w:val="de-DE"/>
+              </w:rPr>
+              <w:t>Schalten Induktiver Lasten</w:t>
+            </w:r>
+            <w:r>
+              <w:rPr>
+                <w:noProof/>
+                <w:webHidden/>
+              </w:rPr>
+              <w:tab/>
+            </w:r>
+            <w:r>
+              <w:rPr>
+                <w:noProof/>
+                <w:webHidden/>
+              </w:rPr>
+              <w:fldChar w:fldCharType="begin"/>
+            </w:r>
+            <w:r>
+              <w:rPr>
+                <w:noProof/>
+                <w:webHidden/>
+              </w:rPr>
+              <w:instrText xml:space="preserve"> PAGEREF _Toc222408382 \h </w:instrText>
+            </w:r>
+            <w:r>
+              <w:rPr>
+                <w:noProof/>
+                <w:webHidden/>
+              </w:rPr>
+            </w:r>
+            <w:r>
+              <w:rPr>
+                <w:noProof/>
+                <w:webHidden/>
+              </w:rPr>
+              <w:fldChar w:fldCharType="separate"/>
+            </w:r>
+            <w:r>
+              <w:rPr>
+                <w:noProof/>
+                <w:webHidden/>
+              </w:rPr>
+              <w:t>3</w:t>
+            </w:r>
+            <w:r>
+              <w:rPr>
+                <w:noProof/>
+                <w:webHidden/>
+              </w:rPr>
+              <w:fldChar w:fldCharType="end"/>
+            </w:r>
+          </w:hyperlink>
+        </w:p>
+        <w:p>
+          <w:pPr>
+            <w:pStyle w:val="TOC2"/>
+            <w:tabs>
+              <w:tab w:val="left" w:pos="960"/>
+              <w:tab w:val="right" w:leader="dot" w:pos="9016"/>
+            </w:tabs>
+            <w:rPr>
+              <w:rFonts w:eastAsiaTheme="minorEastAsia"/>
+              <w:noProof/>
+            </w:rPr>
+          </w:pPr>
+          <w:hyperlink w:anchor="_Toc222408383" w:history="1">
+            <w:r>
+              <w:rPr>
+                <w:rStyle w:val="Hyperlink"/>
+                <w:noProof/>
+                <w:lang w:val="de-DE"/>
+              </w:rPr>
+              <w:t>2.1</w:t>
+            </w:r>
+            <w:r>
+              <w:rPr>
+                <w:rFonts w:eastAsiaTheme="minorEastAsia"/>
+                <w:noProof/>
+              </w:rPr>
+              <w:tab/>
+            </w:r>
+            <w:r>
+              <w:rPr>
+                <w:rStyle w:val="Hyperlink"/>
+                <w:noProof/>
+                <w:lang w:val="de-DE"/>
+              </w:rPr>
+              <w:t>Aufgabenstellung</w:t>
+            </w:r>
+            <w:r>
+              <w:rPr>
+                <w:noProof/>
+                <w:webHidden/>
+              </w:rPr>
+              <w:tab/>
+            </w:r>
+            <w:r>
+              <w:rPr>
+                <w:noProof/>
+                <w:webHidden/>
+              </w:rPr>
+              <w:fldChar w:fldCharType="begin"/>
+            </w:r>
+            <w:r>
+              <w:rPr>
+                <w:noProof/>
+                <w:webHidden/>
+              </w:rPr>
+              <w:instrText xml:space="preserve"> PAGEREF _Toc222408383 \h </w:instrText>
+            </w:r>
+            <w:r>
+              <w:rPr>
+                <w:noProof/>
+                <w:webHidden/>
+              </w:rPr>
+            </w:r>
+            <w:r>
+              <w:rPr>
+                <w:noProof/>
+                <w:webHidden/>
+              </w:rPr>
+              <w:fldChar w:fldCharType="separate"/>
+            </w:r>
+            <w:r>
+              <w:rPr>
+                <w:noProof/>
+                <w:webHidden/>
+              </w:rPr>
+              <w:t>3</w:t>
+            </w:r>
+            <w:r>
+              <w:rPr>
+                <w:noProof/>
+                <w:webHidden/>
+              </w:rPr>
+              <w:fldChar w:fldCharType="end"/>
+            </w:r>
+          </w:hyperlink>
+        </w:p>
+        <w:p>
+          <w:pPr>
+            <w:pStyle w:val="TOC2"/>
+            <w:tabs>
+              <w:tab w:val="left" w:pos="960"/>
+              <w:tab w:val="right" w:leader="dot" w:pos="9016"/>
+            </w:tabs>
+            <w:rPr>
+              <w:rFonts w:eastAsiaTheme="minorEastAsia"/>
+              <w:noProof/>
+            </w:rPr>
+          </w:pPr>
+          <w:hyperlink w:anchor="_Toc222408384" w:history="1">
+            <w:r>
+              <w:rPr>
+                <w:rStyle w:val="Hyperlink"/>
+                <w:noProof/>
+                <w:lang w:val="de-DE"/>
+              </w:rPr>
+              <w:t>2.2</w:t>
+            </w:r>
+            <w:r>
+              <w:rPr>
+                <w:rFonts w:eastAsiaTheme="minorEastAsia"/>
+                <w:noProof/>
+              </w:rPr>
+              <w:tab/>
+            </w:r>
+            <w:r>
+              <w:rPr>
+                <w:rStyle w:val="Hyperlink"/>
+                <w:noProof/>
+                <w:lang w:val="de-DE"/>
+              </w:rPr>
+              <w:t>Schaltung</w:t>
+            </w:r>
+            <w:r>
+              <w:rPr>
+                <w:noProof/>
+                <w:webHidden/>
+              </w:rPr>
+              <w:tab/>
+            </w:r>
+            <w:r>
+              <w:rPr>
+                <w:noProof/>
+                <w:webHidden/>
+              </w:rPr>
+              <w:fldChar w:fldCharType="begin"/>
+            </w:r>
+            <w:r>
+              <w:rPr>
+                <w:noProof/>
+                <w:webHidden/>
+              </w:rPr>
+              <w:instrText xml:space="preserve"> PAGEREF _Toc222408384 \h </w:instrText>
+            </w:r>
+            <w:r>
+              <w:rPr>
+                <w:noProof/>
+                <w:webHidden/>
+              </w:rPr>
+            </w:r>
+            <w:r>
+              <w:rPr>
+                <w:noProof/>
+                <w:webHidden/>
+              </w:rPr>
+              <w:fldChar w:fldCharType="separate"/>
+            </w:r>
+            <w:r>
+              <w:rPr>
+                <w:noProof/>
+                <w:webHidden/>
+              </w:rPr>
+              <w:t>4</w:t>
+            </w:r>
+            <w:r>
+              <w:rPr>
+                <w:noProof/>
+                <w:webHidden/>
+              </w:rPr>
+              <w:fldChar w:fldCharType="end"/>
+            </w:r>
+          </w:hyperlink>
+        </w:p>
+        <w:p>
+          <w:pPr>
+            <w:pStyle w:val="TOC2"/>
+            <w:tabs>
+              <w:tab w:val="left" w:pos="960"/>
+              <w:tab w:val="right" w:leader="dot" w:pos="9016"/>
+            </w:tabs>
+            <w:rPr>
+              <w:rFonts w:eastAsiaTheme="minorEastAsia"/>
+              <w:noProof/>
+            </w:rPr>
+          </w:pPr>
+          <w:hyperlink w:anchor="_Toc222408385" w:history="1">
+            <w:r>
+              <w:rPr>
+                <w:rStyle w:val="Hyperlink"/>
+                <w:noProof/>
+                <w:lang w:val="de-DE"/>
+              </w:rPr>
+              <w:t>2.3</w:t>
+            </w:r>
+            <w:r>
+              <w:rPr>
+                <w:rFonts w:eastAsiaTheme="minorEastAsia"/>
+                <w:noProof/>
+              </w:rPr>
+              <w:tab/>
+            </w:r>
+            <w:r>
+              <w:rPr>
+                <w:rStyle w:val="Hyperlink"/>
+                <w:noProof/>
+                <w:lang w:val="de-DE"/>
+              </w:rPr>
+              <w:t>Dimensionieren</w:t>
+            </w:r>
+            <w:r>
+              <w:rPr>
+                <w:noProof/>
+                <w:webHidden/>
+              </w:rPr>
+              <w:tab/>
+            </w:r>
+            <w:r>
+              <w:rPr>
+                <w:noProof/>
+                <w:webHidden/>
+              </w:rPr>
+              <w:fldChar w:fldCharType="begin"/>
+            </w:r>
+            <w:r>
+              <w:rPr>
+                <w:noProof/>
+                <w:webHidden/>
+              </w:rPr>
+              <w:instrText xml:space="preserve"> PAGEREF _Toc222408385 \h </w:instrText>
+            </w:r>
+            <w:r>
+              <w:rPr>
+                <w:noProof/>
+                <w:webHidden/>
+              </w:rPr>
+            </w:r>
+            <w:r>
+              <w:rPr>
+                <w:noProof/>
+                <w:webHidden/>
+              </w:rPr>
+              <w:fldChar w:fldCharType="separate"/>
+            </w:r>
+            <w:r>
+              <w:rPr>
+                <w:noProof/>
+                <w:webHidden/>
+              </w:rPr>
+              <w:t>4</w:t>
+            </w:r>
+            <w:r>
+              <w:rPr>
+                <w:noProof/>
+                <w:webHidden/>
+              </w:rPr>
+              <w:fldChar w:fldCharType="end"/>
+            </w:r>
+          </w:hyperlink>
+        </w:p>
+        <w:p>
+          <w:pPr>
+            <w:pStyle w:val="TOC2"/>
+            <w:tabs>
+              <w:tab w:val="left" w:pos="960"/>
+              <w:tab w:val="right" w:leader="dot" w:pos="9016"/>
+            </w:tabs>
+            <w:rPr>
+              <w:rFonts w:eastAsiaTheme="minorEastAsia"/>
+              <w:noProof/>
+            </w:rPr>
+          </w:pPr>
+          <w:hyperlink w:anchor="_Toc222408386" w:history="1">
+            <w:r>
+              <w:rPr>
+                <w:rStyle w:val="Hyperlink"/>
+                <w:noProof/>
+                <w:lang w:val="de-DE"/>
+              </w:rPr>
+              <w:t>2.4</w:t>
+            </w:r>
+            <w:r>
+              <w:rPr>
+                <w:rFonts w:eastAsiaTheme="minorEastAsia"/>
+                <w:noProof/>
+              </w:rPr>
+              <w:tab/>
+            </w:r>
+            <w:r>
+              <w:rPr>
+                <w:rStyle w:val="Hyperlink"/>
+                <w:noProof/>
+                <w:lang w:val="de-DE"/>
+              </w:rPr>
+              <w:t>Simulation</w:t>
+            </w:r>
+            <w:r>
+              <w:rPr>
+                <w:noProof/>
+                <w:webHidden/>
+              </w:rPr>
+              <w:tab/>
+            </w:r>
+            <w:r>
+              <w:rPr>
+                <w:noProof/>
+                <w:webHidden/>
+              </w:rPr>
+              <w:fldChar w:fldCharType="begin"/>
+            </w:r>
+            <w:r>
+              <w:rPr>
+                <w:noProof/>
+                <w:webHidden/>
+              </w:rPr>
+              <w:instrText xml:space="preserve"> PAGEREF _Toc222408386 \h </w:instrText>
+            </w:r>
+            <w:r>
+              <w:rPr>
+                <w:noProof/>
+                <w:webHidden/>
+              </w:rPr>
+            </w:r>
+            <w:r>
+              <w:rPr>
+                <w:noProof/>
+                <w:webHidden/>
+              </w:rPr>
+              <w:fldChar w:fldCharType="separate"/>
+            </w:r>
+            <w:r>
+              <w:rPr>
+                <w:noProof/>
+                <w:webHidden/>
+              </w:rPr>
+              <w:t>5</w:t>
+            </w:r>
+            <w:r>
+              <w:rPr>
+                <w:noProof/>
+                <w:webHidden/>
+              </w:rPr>
+              <w:fldChar w:fldCharType="end"/>
+            </w:r>
+          </w:hyperlink>
+        </w:p>
+        <w:p>
+          <w:pPr>
+            <w:pStyle w:val="TOC2"/>
+            <w:tabs>
+              <w:tab w:val="left" w:pos="960"/>
+              <w:tab w:val="right" w:leader="dot" w:pos="9016"/>
+            </w:tabs>
+            <w:rPr>
+              <w:rFonts w:eastAsiaTheme="minorEastAsia"/>
+              <w:noProof/>
+            </w:rPr>
+          </w:pPr>
+          <w:hyperlink w:anchor="_Toc222408387" w:history="1">
+            <w:r>
+              <w:rPr>
+                <w:rStyle w:val="Hyperlink"/>
+                <w:noProof/>
+                <w:lang w:val="de-DE"/>
+              </w:rPr>
+              <w:t>2.5</w:t>
+            </w:r>
+            <w:r>
+              <w:rPr>
+                <w:rFonts w:eastAsiaTheme="minorEastAsia"/>
+                <w:noProof/>
+              </w:rPr>
+              <w:tab/>
+            </w:r>
+            <w:r>
+              <w:rPr>
+                <w:rStyle w:val="Hyperlink"/>
+                <w:noProof/>
+                <w:lang w:val="de-DE"/>
+              </w:rPr>
+              <w:t>Berechnung mit Darlington</w:t>
+            </w:r>
+            <w:r>
+              <w:rPr>
+                <w:noProof/>
+                <w:webHidden/>
+              </w:rPr>
+              <w:tab/>
+            </w:r>
+            <w:r>
+              <w:rPr>
+                <w:noProof/>
+                <w:webHidden/>
+              </w:rPr>
+              <w:fldChar w:fldCharType="begin"/>
+            </w:r>
+            <w:r>
+              <w:rPr>
+                <w:noProof/>
+                <w:webHidden/>
+              </w:rPr>
+              <w:instrText xml:space="preserve"> PAGEREF _Toc222408387 \h </w:instrText>
+            </w:r>
+            <w:r>
+              <w:rPr>
+                <w:noProof/>
+                <w:webHidden/>
+              </w:rPr>
+            </w:r>
+            <w:r>
+              <w:rPr>
+                <w:noProof/>
+                <w:webHidden/>
+              </w:rPr>
+              <w:fldChar w:fldCharType="separate"/>
+            </w:r>
+            <w:r>
+              <w:rPr>
+                <w:noProof/>
+                <w:webHidden/>
+              </w:rPr>
+              <w:t>6</w:t>
+            </w:r>
+            <w:r>
+              <w:rPr>
+                <w:noProof/>
+                <w:webHidden/>
+              </w:rPr>
+              <w:fldChar w:fldCharType="end"/>
+            </w:r>
+          </w:hyperlink>
+        </w:p>
+        <w:p>
+          <w:pPr>
+            <w:pStyle w:val="TOC2"/>
+            <w:tabs>
+              <w:tab w:val="left" w:pos="960"/>
+              <w:tab w:val="right" w:leader="dot" w:pos="9016"/>
+            </w:tabs>
+            <w:rPr>
+              <w:rFonts w:eastAsiaTheme="minorEastAsia"/>
+              <w:noProof/>
+            </w:rPr>
+          </w:pPr>
+          <w:hyperlink w:anchor="_Toc222408388" w:history="1">
+            <w:r>
+              <w:rPr>
+                <w:rStyle w:val="Hyperlink"/>
+                <w:noProof/>
+                <w:lang w:val="de-DE"/>
+              </w:rPr>
+              <w:t>2.6</w:t>
+            </w:r>
+            <w:r>
+              <w:rPr>
+                <w:rFonts w:eastAsiaTheme="minorEastAsia"/>
+                <w:noProof/>
+              </w:rPr>
+              <w:tab/>
+            </w:r>
+            <w:r>
+              <w:rPr>
+                <w:rStyle w:val="Hyperlink"/>
+                <w:noProof/>
+                <w:lang w:val="de-DE"/>
+              </w:rPr>
+              <w:t>Schaltung mit Darlington</w:t>
+            </w:r>
+            <w:r>
+              <w:rPr>
+                <w:noProof/>
+                <w:webHidden/>
+              </w:rPr>
+              <w:tab/>
+            </w:r>
+            <w:r>
+              <w:rPr>
+                <w:noProof/>
+                <w:webHidden/>
+              </w:rPr>
+              <w:fldChar w:fldCharType="begin"/>
+            </w:r>
+            <w:r>
+              <w:rPr>
+                <w:noProof/>
+                <w:webHidden/>
+              </w:rPr>
+              <w:instrText xml:space="preserve"> PAGEREF _Toc222408388 \h </w:instrText>
+            </w:r>
+            <w:r>
+              <w:rPr>
+                <w:noProof/>
+                <w:webHidden/>
+              </w:rPr>
+            </w:r>
+            <w:r>
+              <w:rPr>
+                <w:noProof/>
+                <w:webHidden/>
+              </w:rPr>
+              <w:fldChar w:fldCharType="separate"/>
+            </w:r>
+            <w:r>
+              <w:rPr>
+                <w:noProof/>
+                <w:webHidden/>
+              </w:rPr>
+              <w:t>6</w:t>
+            </w:r>
+            <w:r>
+              <w:rPr>
+                <w:noProof/>
+                <w:webHidden/>
+              </w:rPr>
+              <w:fldChar w:fldCharType="end"/>
+            </w:r>
+          </w:hyperlink>
+        </w:p>
+        <w:p>
+          <w:pPr>
+            <w:pStyle w:val="TOC1"/>
+            <w:tabs>
+              <w:tab w:val="left" w:pos="480"/>
+              <w:tab w:val="right" w:leader="dot" w:pos="9016"/>
+            </w:tabs>
+            <w:rPr>
+              <w:rFonts w:eastAsiaTheme="minorEastAsia"/>
+              <w:noProof/>
+            </w:rPr>
+          </w:pPr>
+          <w:hyperlink w:anchor="_Toc222408389" w:history="1">
+            <w:r>
+              <w:rPr>
+                <w:rStyle w:val="Hyperlink"/>
+                <w:noProof/>
+                <w:lang w:val="de-DE"/>
+              </w:rPr>
+              <w:t>3</w:t>
+            </w:r>
+            <w:r>
+              <w:rPr>
+                <w:rFonts w:eastAsiaTheme="minorEastAsia"/>
+                <w:noProof/>
+              </w:rPr>
+              <w:tab/>
+            </w:r>
+            <w:r>
+              <w:rPr>
+                <w:rStyle w:val="Hyperlink"/>
+                <w:noProof/>
+                <w:lang w:val="de-DE"/>
+              </w:rPr>
+              <w:t>Mosfet Als Schalter</w:t>
+            </w:r>
+            <w:r>
+              <w:rPr>
+                <w:noProof/>
+                <w:webHidden/>
+              </w:rPr>
+              <w:tab/>
+            </w:r>
+            <w:r>
+              <w:rPr>
+                <w:noProof/>
+                <w:webHidden/>
+              </w:rPr>
+              <w:fldChar w:fldCharType="begin"/>
+            </w:r>
+            <w:r>
+              <w:rPr>
+                <w:noProof/>
+                <w:webHidden/>
+              </w:rPr>
+              <w:instrText xml:space="preserve"> PAGEREF _Toc222408389 \h </w:instrText>
+            </w:r>
+            <w:r>
+              <w:rPr>
+                <w:noProof/>
+                <w:webHidden/>
+              </w:rPr>
+            </w:r>
+            <w:r>
+              <w:rPr>
+                <w:noProof/>
+                <w:webHidden/>
+              </w:rPr>
+              <w:fldChar w:fldCharType="separate"/>
+            </w:r>
+            <w:r>
+              <w:rPr>
+                <w:noProof/>
+                <w:webHidden/>
+              </w:rPr>
+              <w:t>7</w:t>
+            </w:r>
+            <w:r>
+              <w:rPr>
+                <w:noProof/>
+                <w:webHidden/>
+              </w:rPr>
+              <w:fldChar w:fldCharType="end"/>
+            </w:r>
+          </w:hyperlink>
+        </w:p>
+        <w:p>
+          <w:pPr>
+            <w:pStyle w:val="TOC2"/>
+            <w:tabs>
+              <w:tab w:val="left" w:pos="960"/>
+              <w:tab w:val="right" w:leader="dot" w:pos="9016"/>
+            </w:tabs>
+            <w:rPr>
+              <w:rFonts w:eastAsiaTheme="minorEastAsia"/>
+              <w:noProof/>
+            </w:rPr>
+          </w:pPr>
+          <w:hyperlink w:anchor="_Toc222408390" w:history="1">
+            <w:r>
+              <w:rPr>
+                <w:rStyle w:val="Hyperlink"/>
+                <w:noProof/>
+                <w:lang w:val="de-DE"/>
+              </w:rPr>
+              <w:t>3.1</w:t>
+            </w:r>
+            <w:r>
+              <w:rPr>
+                <w:rFonts w:eastAsiaTheme="minorEastAsia"/>
+                <w:noProof/>
+              </w:rPr>
+              <w:tab/>
+            </w:r>
+            <w:r>
+              <w:rPr>
+                <w:rStyle w:val="Hyperlink"/>
+                <w:noProof/>
+                <w:lang w:val="de-DE"/>
+              </w:rPr>
+              <w:t>Aufgabenstellung</w:t>
+            </w:r>
+            <w:r>
+              <w:rPr>
+                <w:noProof/>
+                <w:webHidden/>
+              </w:rPr>
+              <w:tab/>
+            </w:r>
+            <w:r>
+              <w:rPr>
+                <w:noProof/>
+                <w:webHidden/>
+              </w:rPr>
+              <w:fldChar w:fldCharType="begin"/>
+            </w:r>
+            <w:r>
+              <w:rPr>
+                <w:noProof/>
+                <w:webHidden/>
+              </w:rPr>
+              <w:instrText xml:space="preserve"> PAGEREF _Toc222408390 \h </w:instrText>
+            </w:r>
+            <w:r>
+              <w:rPr>
+                <w:noProof/>
+                <w:webHidden/>
+              </w:rPr>
+            </w:r>
+            <w:r>
+              <w:rPr>
+                <w:noProof/>
+                <w:webHidden/>
+              </w:rPr>
+              <w:fldChar w:fldCharType="separate"/>
+            </w:r>
+            <w:r>
+              <w:rPr>
+                <w:noProof/>
+                <w:webHidden/>
+              </w:rPr>
+              <w:t>7</w:t>
+            </w:r>
+            <w:r>
+              <w:rPr>
+                <w:noProof/>
+                <w:webHidden/>
+              </w:rPr>
+              <w:fldChar w:fldCharType="end"/>
+            </w:r>
+          </w:hyperlink>
+        </w:p>
+        <w:p>
+          <w:pPr>
+            <w:pStyle w:val="TOC2"/>
+            <w:tabs>
+              <w:tab w:val="left" w:pos="960"/>
+              <w:tab w:val="right" w:leader="dot" w:pos="9016"/>
+            </w:tabs>
+            <w:rPr>
+              <w:rFonts w:eastAsiaTheme="minorEastAsia"/>
+              <w:noProof/>
+            </w:rPr>
+          </w:pPr>
+          <w:hyperlink w:anchor="_Toc222408391" w:history="1">
+            <w:r>
+              <w:rPr>
+                <w:rStyle w:val="Hyperlink"/>
+                <w:noProof/>
+                <w:lang w:val="de-DE"/>
+              </w:rPr>
+              <w:t>3.2</w:t>
+            </w:r>
+            <w:r>
+              <w:rPr>
+                <w:rFonts w:eastAsiaTheme="minorEastAsia"/>
+                <w:noProof/>
+              </w:rPr>
+              <w:tab/>
+            </w:r>
+            <w:r>
+              <w:rPr>
+                <w:rStyle w:val="Hyperlink"/>
+                <w:noProof/>
+                <w:lang w:val="de-DE"/>
+              </w:rPr>
+              <w:t>Schaltung</w:t>
+            </w:r>
+            <w:r>
+              <w:rPr>
+                <w:noProof/>
+                <w:webHidden/>
+              </w:rPr>
+              <w:tab/>
+            </w:r>
+            <w:r>
+              <w:rPr>
+                <w:noProof/>
+                <w:webHidden/>
+              </w:rPr>
+              <w:fldChar w:fldCharType="begin"/>
+            </w:r>
+            <w:r>
+              <w:rPr>
+                <w:noProof/>
+                <w:webHidden/>
+              </w:rPr>
+              <w:instrText xml:space="preserve"> PAGEREF _Toc222408391 \h </w:instrText>
+            </w:r>
+            <w:r>
+              <w:rPr>
+                <w:noProof/>
+                <w:webHidden/>
+              </w:rPr>
+            </w:r>
+            <w:r>
+              <w:rPr>
+                <w:noProof/>
+                <w:webHidden/>
+              </w:rPr>
+              <w:fldChar w:fldCharType="separate"/>
+            </w:r>
+            <w:r>
+              <w:rPr>
+                <w:noProof/>
+                <w:webHidden/>
+              </w:rPr>
+              <w:t>7</w:t>
+            </w:r>
+            <w:r>
+              <w:rPr>
+                <w:noProof/>
+                <w:webHidden/>
+              </w:rPr>
+              <w:fldChar w:fldCharType="end"/>
+            </w:r>
+          </w:hyperlink>
+        </w:p>
+        <w:p>
+          <w:pPr>
+            <w:pStyle w:val="TOC2"/>
+            <w:tabs>
+              <w:tab w:val="left" w:pos="960"/>
+              <w:tab w:val="right" w:leader="dot" w:pos="9016"/>
+            </w:tabs>
+            <w:rPr>
+              <w:rFonts w:eastAsiaTheme="minorEastAsia"/>
+              <w:noProof/>
+            </w:rPr>
+          </w:pPr>
+          <w:hyperlink w:anchor="_Toc222408392" w:history="1">
+            <w:r>
+              <w:rPr>
+                <w:rStyle w:val="Hyperlink"/>
+                <w:noProof/>
+                <w:lang w:val="de-DE"/>
+              </w:rPr>
+              <w:t>3.3</w:t>
+            </w:r>
+            <w:r>
+              <w:rPr>
+                <w:rFonts w:eastAsiaTheme="minorEastAsia"/>
+                <w:noProof/>
+              </w:rPr>
+              <w:tab/>
+            </w:r>
+            <w:r>
+              <w:rPr>
+                <w:rStyle w:val="Hyperlink"/>
+                <w:noProof/>
+                <w:lang w:val="de-DE"/>
+              </w:rPr>
+              <w:t>Simulation</w:t>
+            </w:r>
+            <w:r>
+              <w:rPr>
+                <w:noProof/>
+                <w:webHidden/>
+              </w:rPr>
+              <w:tab/>
+            </w:r>
+            <w:r>
+              <w:rPr>
+                <w:noProof/>
+                <w:webHidden/>
+              </w:rPr>
+              <w:fldChar w:fldCharType="begin"/>
+            </w:r>
+            <w:r>
+              <w:rPr>
+                <w:noProof/>
+                <w:webHidden/>
+              </w:rPr>
+              <w:instrText xml:space="preserve"> PAGEREF _Toc222408392 \h </w:instrText>
+            </w:r>
+            <w:r>
+              <w:rPr>
+                <w:noProof/>
+                <w:webHidden/>
+              </w:rPr>
+            </w:r>
+            <w:r>
+              <w:rPr>
+                <w:noProof/>
+                <w:webHidden/>
+              </w:rPr>
+              <w:fldChar w:fldCharType="separate"/>
+            </w:r>
+            <w:r>
+              <w:rPr>
+                <w:noProof/>
+                <w:webHidden/>
+              </w:rPr>
+              <w:t>7</w:t>
+            </w:r>
+            <w:r>
+              <w:rPr>
+                <w:noProof/>
+                <w:webHidden/>
+              </w:rPr>
+              <w:fldChar w:fldCharType="end"/>
+            </w:r>
+          </w:hyperlink>
+        </w:p>
+        <w:p>
+          <w:pPr>
+            <w:pStyle w:val="TOC2"/>
+            <w:tabs>
+              <w:tab w:val="left" w:pos="960"/>
+              <w:tab w:val="right" w:leader="dot" w:pos="9016"/>
+            </w:tabs>
+            <w:rPr>
+              <w:rFonts w:eastAsiaTheme="minorEastAsia"/>
+              <w:noProof/>
+            </w:rPr>
+          </w:pPr>
+          <w:hyperlink w:anchor="_Toc222408393" w:history="1">
+            <w:r>
+              <w:rPr>
+                <w:rStyle w:val="Hyperlink"/>
+                <w:noProof/>
+                <w:lang w:val="de-DE"/>
+              </w:rPr>
+              <w:t>3.4</w:t>
+            </w:r>
+            <w:r>
+              <w:rPr>
+                <w:rFonts w:eastAsiaTheme="minorEastAsia"/>
+                <w:noProof/>
+              </w:rPr>
+              <w:tab/>
+            </w:r>
+            <w:r>
+              <w:rPr>
+                <w:rStyle w:val="Hyperlink"/>
+                <w:noProof/>
+                <w:lang w:val="de-DE"/>
+              </w:rPr>
+              <w:t>Auswertung</w:t>
+            </w:r>
+            <w:r>
+              <w:rPr>
+                <w:noProof/>
+                <w:webHidden/>
+              </w:rPr>
+              <w:tab/>
+            </w:r>
+            <w:r>
+              <w:rPr>
+                <w:noProof/>
+                <w:webHidden/>
+              </w:rPr>
+              <w:fldChar w:fldCharType="begin"/>
+            </w:r>
+            <w:r>
+              <w:rPr>
+                <w:noProof/>
+                <w:webHidden/>
+              </w:rPr>
+              <w:instrText xml:space="preserve"> PAGEREF _Toc222408393 \h </w:instrText>
+            </w:r>
+            <w:r>
+              <w:rPr>
+                <w:noProof/>
+                <w:webHidden/>
+              </w:rPr>
+            </w:r>
+            <w:r>
+              <w:rPr>
+                <w:noProof/>
+                <w:webHidden/>
+              </w:rPr>
+              <w:fldChar w:fldCharType="separate"/>
+            </w:r>
+            <w:r>
+              <w:rPr>
+                <w:noProof/>
+                <w:webHidden/>
+              </w:rPr>
+              <w:t>8</w:t>
+            </w:r>
+            <w:r>
+              <w:rPr>
+                <w:noProof/>
+                <w:webHidden/>
+              </w:rPr>
+              <w:fldChar w:fldCharType="end"/>
+            </w:r>
+          </w:hyperlink>
+        </w:p>
+        <w:p>
+          <w:pPr>
+            <w:pStyle w:val="TOC1"/>
+            <w:tabs>
+              <w:tab w:val="left" w:pos="480"/>
+              <w:tab w:val="right" w:leader="dot" w:pos="9016"/>
+            </w:tabs>
+            <w:rPr>
+              <w:rFonts w:eastAsiaTheme="minorEastAsia"/>
+              <w:noProof/>
+            </w:rPr>
+          </w:pPr>
+          <w:hyperlink w:anchor="_Toc222408394" w:history="1">
+            <w:r>
+              <w:rPr>
+                <w:rStyle w:val="Hyperlink"/>
+                <w:noProof/>
+                <w:lang w:val="de-DE"/>
+              </w:rPr>
+              <w:t>4</w:t>
+            </w:r>
+            <w:r>
+              <w:rPr>
+                <w:rFonts w:eastAsiaTheme="minorEastAsia"/>
+                <w:noProof/>
+              </w:rPr>
+              <w:tab/>
+            </w:r>
+            <w:r>
+              <w:rPr>
+                <w:rStyle w:val="Hyperlink"/>
+                <w:noProof/>
+                <w:lang w:val="de-DE"/>
+              </w:rPr>
+              <w:t>Buffer Elko</w:t>
+            </w:r>
+            <w:r>
+              <w:rPr>
+                <w:noProof/>
+                <w:webHidden/>
+              </w:rPr>
+              <w:tab/>
+            </w:r>
+            <w:r>
+              <w:rPr>
+                <w:noProof/>
+                <w:webHidden/>
+              </w:rPr>
+              <w:fldChar w:fldCharType="begin"/>
+            </w:r>
+            <w:r>
+              <w:rPr>
+                <w:noProof/>
+                <w:webHidden/>
+              </w:rPr>
+              <w:instrText xml:space="preserve"> PAGEREF _Toc222408394 \h </w:instrText>
+            </w:r>
+            <w:r>
+              <w:rPr>
+                <w:noProof/>
+                <w:webHidden/>
+              </w:rPr>
+            </w:r>
+            <w:r>
+              <w:rPr>
+                <w:noProof/>
+                <w:webHidden/>
+              </w:rPr>
+              <w:fldChar w:fldCharType="separate"/>
+            </w:r>
+            <w:r>
+              <w:rPr>
+                <w:noProof/>
+                <w:webHidden/>
+              </w:rPr>
+              <w:t>8</w:t>
+            </w:r>
+            <w:r>
+              <w:rPr>
+                <w:noProof/>
+                <w:webHidden/>
+              </w:rPr>
+              <w:fldChar w:fldCharType="end"/>
+            </w:r>
+          </w:hyperlink>
+        </w:p>
+        <w:p>
+          <w:pPr>
+            <w:pStyle w:val="TOC2"/>
+            <w:tabs>
+              <w:tab w:val="left" w:pos="960"/>
+              <w:tab w:val="right" w:leader="dot" w:pos="9016"/>
+            </w:tabs>
+            <w:rPr>
+              <w:rFonts w:eastAsiaTheme="minorEastAsia"/>
+              <w:noProof/>
+            </w:rPr>
+          </w:pPr>
+          <w:hyperlink w:anchor="_Toc222408395" w:history="1">
+            <w:r>
+              <w:rPr>
+                <w:rStyle w:val="Hyperlink"/>
+                <w:noProof/>
+                <w:lang w:val="de-DE"/>
+              </w:rPr>
+              <w:t>4.1</w:t>
+            </w:r>
+            <w:r>
+              <w:rPr>
+                <w:rFonts w:eastAsiaTheme="minorEastAsia"/>
+                <w:noProof/>
+              </w:rPr>
+              <w:tab/>
+            </w:r>
+            <w:r>
+              <w:rPr>
+                <w:rStyle w:val="Hyperlink"/>
+                <w:noProof/>
+                <w:lang w:val="de-DE"/>
+              </w:rPr>
+              <w:t>Aufgabenstellung</w:t>
+            </w:r>
+            <w:r>
+              <w:rPr>
+                <w:noProof/>
+                <w:webHidden/>
+              </w:rPr>
+              <w:tab/>
+            </w:r>
+            <w:r>
+              <w:rPr>
+                <w:noProof/>
+                <w:webHidden/>
+              </w:rPr>
+              <w:fldChar w:fldCharType="begin"/>
+            </w:r>
+            <w:r>
+              <w:rPr>
+                <w:noProof/>
+                <w:webHidden/>
+              </w:rPr>
+              <w:instrText xml:space="preserve"> PAGEREF _Toc222408395 \h </w:instrText>
+            </w:r>
+            <w:r>
+              <w:rPr>
+                <w:noProof/>
+                <w:webHidden/>
+              </w:rPr>
+            </w:r>
+            <w:r>
+              <w:rPr>
+                <w:noProof/>
+                <w:webHidden/>
+              </w:rPr>
+              <w:fldChar w:fldCharType="separate"/>
+            </w:r>
+            <w:r>
+              <w:rPr>
+                <w:noProof/>
+                <w:webHidden/>
+              </w:rPr>
+              <w:t>8</w:t>
+            </w:r>
+            <w:r>
+              <w:rPr>
+                <w:noProof/>
+                <w:webHidden/>
+              </w:rPr>
+              <w:fldChar w:fldCharType="end"/>
+            </w:r>
+          </w:hyperlink>
+        </w:p>
+        <w:p>
+          <w:pPr>
+            <w:pStyle w:val="TOC2"/>
+            <w:tabs>
+              <w:tab w:val="left" w:pos="960"/>
+              <w:tab w:val="right" w:leader="dot" w:pos="9016"/>
+            </w:tabs>
+            <w:rPr>
+              <w:rFonts w:eastAsiaTheme="minorEastAsia"/>
+              <w:noProof/>
+            </w:rPr>
+          </w:pPr>
+          <w:hyperlink w:anchor="_Toc222408396" w:history="1">
+            <w:r>
+              <w:rPr>
+                <w:rStyle w:val="Hyperlink"/>
+                <w:noProof/>
+                <w:lang w:val="de-DE"/>
+              </w:rPr>
+              <w:t>4.2</w:t>
+            </w:r>
+            <w:r>
+              <w:rPr>
+                <w:rFonts w:eastAsiaTheme="minorEastAsia"/>
+                <w:noProof/>
+              </w:rPr>
+              <w:tab/>
+            </w:r>
+            <w:r>
+              <w:rPr>
+                <w:rStyle w:val="Hyperlink"/>
+                <w:noProof/>
+                <w:lang w:val="de-DE"/>
+              </w:rPr>
+              <w:t>Schaltung</w:t>
+            </w:r>
+            <w:r>
+              <w:rPr>
+                <w:noProof/>
+                <w:webHidden/>
+              </w:rPr>
+              <w:tab/>
+            </w:r>
+            <w:r>
+              <w:rPr>
+                <w:noProof/>
+                <w:webHidden/>
+              </w:rPr>
+              <w:fldChar w:fldCharType="begin"/>
+            </w:r>
+            <w:r>
+              <w:rPr>
+                <w:noProof/>
+                <w:webHidden/>
+              </w:rPr>
+              <w:instrText xml:space="preserve"> PAGEREF _Toc222408396 \h </w:instrText>
+            </w:r>
+            <w:r>
+              <w:rPr>
+                <w:noProof/>
+                <w:webHidden/>
+              </w:rPr>
+            </w:r>
+            <w:r>
+              <w:rPr>
+                <w:noProof/>
+                <w:webHidden/>
+              </w:rPr>
+              <w:fldChar w:fldCharType="separate"/>
+            </w:r>
+            <w:r>
+              <w:rPr>
+                <w:noProof/>
+                <w:webHidden/>
+              </w:rPr>
+              <w:t>8</w:t>
+            </w:r>
+            <w:r>
+              <w:rPr>
+                <w:noProof/>
+                <w:webHidden/>
+              </w:rPr>
+              <w:fldChar w:fldCharType="end"/>
+            </w:r>
+          </w:hyperlink>
+        </w:p>
+        <w:p>
+          <w:pPr>
+            <w:pStyle w:val="TOC2"/>
+            <w:tabs>
+              <w:tab w:val="left" w:pos="960"/>
+              <w:tab w:val="right" w:leader="dot" w:pos="9016"/>
+            </w:tabs>
+            <w:rPr>
+              <w:rFonts w:eastAsiaTheme="minorEastAsia"/>
+              <w:noProof/>
+            </w:rPr>
+          </w:pPr>
+          <w:hyperlink w:anchor="_Toc222408397" w:history="1">
+            <w:r>
+              <w:rPr>
+                <w:rStyle w:val="Hyperlink"/>
+                <w:noProof/>
+                <w:lang w:val="de-DE"/>
+              </w:rPr>
+              <w:t>4.3</w:t>
+            </w:r>
+            <w:r>
+              <w:rPr>
+                <w:rFonts w:eastAsiaTheme="minorEastAsia"/>
+                <w:noProof/>
+              </w:rPr>
+              <w:tab/>
+            </w:r>
+            <w:r>
+              <w:rPr>
+                <w:rStyle w:val="Hyperlink"/>
+                <w:noProof/>
+                <w:lang w:val="de-DE"/>
+              </w:rPr>
+              <w:t>Simulation</w:t>
+            </w:r>
+            <w:r>
+              <w:rPr>
+                <w:noProof/>
+                <w:webHidden/>
+              </w:rPr>
+              <w:tab/>
+            </w:r>
+            <w:r>
+              <w:rPr>
+                <w:noProof/>
+                <w:webHidden/>
+              </w:rPr>
+              <w:fldChar w:fldCharType="begin"/>
+            </w:r>
+            <w:r>
+              <w:rPr>
+                <w:noProof/>
+                <w:webHidden/>
+              </w:rPr>
+              <w:instrText xml:space="preserve"> PAGEREF _Toc222408397 \h </w:instrText>
+            </w:r>
+            <w:r>
+              <w:rPr>
+                <w:noProof/>
+                <w:webHidden/>
+              </w:rPr>
+            </w:r>
+            <w:r>
+              <w:rPr>
+                <w:noProof/>
+                <w:webHidden/>
+              </w:rPr>
+              <w:fldChar w:fldCharType="separate"/>
+            </w:r>
+            <w:r>
+              <w:rPr>
+                <w:noProof/>
+                <w:webHidden/>
+              </w:rPr>
+              <w:t>9</w:t>
+            </w:r>
+            <w:r>
+              <w:rPr>
+                <w:noProof/>
+                <w:webHidden/>
+              </w:rPr>
+              <w:fldChar w:fldCharType="end"/>
+            </w:r>
+          </w:hyperlink>
+        </w:p>
+        <w:p>
+          <w:pPr>
+            <w:pStyle w:val="TOC2"/>
+            <w:tabs>
+              <w:tab w:val="left" w:pos="960"/>
+              <w:tab w:val="right" w:leader="dot" w:pos="9016"/>
+            </w:tabs>
+            <w:rPr>
+              <w:rFonts w:eastAsiaTheme="minorEastAsia"/>
+              <w:noProof/>
+            </w:rPr>
+          </w:pPr>
+          <w:hyperlink w:anchor="_Toc222408398" w:history="1">
+            <w:r>
+              <w:rPr>
+                <w:rStyle w:val="Hyperlink"/>
+                <w:noProof/>
+                <w:lang w:val="de-DE"/>
+              </w:rPr>
+              <w:t>4.4</w:t>
+            </w:r>
+            <w:r>
+              <w:rPr>
+                <w:rFonts w:eastAsiaTheme="minorEastAsia"/>
+                <w:noProof/>
+              </w:rPr>
+              <w:tab/>
+            </w:r>
+            <w:r>
+              <w:rPr>
+                <w:rStyle w:val="Hyperlink"/>
+                <w:noProof/>
+                <w:lang w:val="de-DE"/>
+              </w:rPr>
+              <w:t>Auswertung</w:t>
+            </w:r>
+            <w:r>
+              <w:rPr>
+                <w:noProof/>
+                <w:webHidden/>
+              </w:rPr>
+              <w:tab/>
+            </w:r>
+            <w:r>
+              <w:rPr>
+                <w:noProof/>
+                <w:webHidden/>
+              </w:rPr>
+              <w:fldChar w:fldCharType="begin"/>
+            </w:r>
+            <w:r>
+              <w:rPr>
+                <w:noProof/>
+                <w:webHidden/>
+              </w:rPr>
+              <w:instrText xml:space="preserve"> PAGEREF _Toc222408398 \h </w:instrText>
+            </w:r>
+            <w:r>
+              <w:rPr>
+                <w:noProof/>
+                <w:webHidden/>
+              </w:rPr>
+            </w:r>
+            <w:r>
+              <w:rPr>
+                <w:noProof/>
+                <w:webHidden/>
+              </w:rPr>
+              <w:fldChar w:fldCharType="separate"/>
+            </w:r>
+            <w:r>
+              <w:rPr>
+                <w:noProof/>
+                <w:webHidden/>
+              </w:rPr>
+              <w:t>9</w:t>
+            </w:r>
+            <w:r>
+              <w:rPr>
+                <w:noProof/>
+                <w:webHidden/>
+              </w:rPr>
+              <w:fldChar w:fldCharType="end"/>
+            </w:r>
+          </w:hyperlink>
+        </w:p>
+        <w:p>
+          <w:pPr>
+            <w:pStyle w:val="TOC1"/>
+            <w:tabs>
+              <w:tab w:val="left" w:pos="480"/>
+              <w:tab w:val="right" w:leader="dot" w:pos="9016"/>
+            </w:tabs>
+            <w:rPr>
+              <w:rFonts w:eastAsiaTheme="minorEastAsia"/>
+              <w:noProof/>
+            </w:rPr>
+          </w:pPr>
+          <w:hyperlink w:anchor="_Toc222408399" w:history="1">
+            <w:r>
+              <w:rPr>
+                <w:rStyle w:val="Hyperlink"/>
+                <w:noProof/>
+                <w:lang w:val="de-DE"/>
+              </w:rPr>
+              <w:t>5</w:t>
+            </w:r>
+            <w:r>
+              <w:rPr>
+                <w:rFonts w:eastAsiaTheme="minorEastAsia"/>
+                <w:noProof/>
+              </w:rPr>
+              <w:tab/>
+            </w:r>
+            <w:r>
+              <w:rPr>
+                <w:rStyle w:val="Hyperlink"/>
+                <w:noProof/>
+                <w:lang w:val="de-DE"/>
+              </w:rPr>
+              <w:t>Logik</w:t>
+            </w:r>
+            <w:r>
+              <w:rPr>
+                <w:noProof/>
+                <w:webHidden/>
+              </w:rPr>
+              <w:tab/>
+            </w:r>
+            <w:r>
+              <w:rPr>
+                <w:noProof/>
+                <w:webHidden/>
+              </w:rPr>
+              <w:fldChar w:fldCharType="begin"/>
+            </w:r>
+            <w:r>
+              <w:rPr>
+                <w:noProof/>
+                <w:webHidden/>
+              </w:rPr>
+              <w:instrText xml:space="preserve"> PAGEREF _Toc222408399 \h </w:instrText>
+            </w:r>
+            <w:r>
+              <w:rPr>
+                <w:noProof/>
+                <w:webHidden/>
+              </w:rPr>
+            </w:r>
+            <w:r>
+              <w:rPr>
+                <w:noProof/>
+                <w:webHidden/>
+              </w:rPr>
+              <w:fldChar w:fldCharType="separate"/>
+            </w:r>
+            <w:r>
+              <w:rPr>
+                <w:noProof/>
+                <w:webHidden/>
+              </w:rPr>
+              <w:t>9</w:t>
+            </w:r>
+            <w:r>
+              <w:rPr>
+                <w:noProof/>
+                <w:webHidden/>
+              </w:rPr>
+              <w:fldChar w:fldCharType="end"/>
+            </w:r>
+          </w:hyperlink>
+        </w:p>
+        <w:p>
+          <w:pPr>
+            <w:pStyle w:val="TOC2"/>
+            <w:tabs>
+              <w:tab w:val="left" w:pos="960"/>
+              <w:tab w:val="right" w:leader="dot" w:pos="9016"/>
+            </w:tabs>
+            <w:rPr>
+              <w:rFonts w:eastAsiaTheme="minorEastAsia"/>
+              <w:noProof/>
+            </w:rPr>
+          </w:pPr>
+          <w:hyperlink w:anchor="_Toc222408400" w:history="1">
+            <w:r>
+              <w:rPr>
+                <w:rStyle w:val="Hyperlink"/>
+                <w:noProof/>
+                <w:lang w:val="de-DE"/>
+              </w:rPr>
+              <w:t>5.1</w:t>
+            </w:r>
+            <w:r>
+              <w:rPr>
+                <w:rFonts w:eastAsiaTheme="minorEastAsia"/>
+                <w:noProof/>
+              </w:rPr>
+              <w:tab/>
+            </w:r>
+            <w:r>
+              <w:rPr>
+                <w:rStyle w:val="Hyperlink"/>
+                <w:noProof/>
+                <w:lang w:val="de-DE"/>
+              </w:rPr>
+              <w:t>Aufgabenstellung</w:t>
+            </w:r>
+            <w:r>
+              <w:rPr>
+                <w:noProof/>
+                <w:webHidden/>
+              </w:rPr>
+              <w:tab/>
+            </w:r>
+            <w:r>
+              <w:rPr>
+                <w:noProof/>
+                <w:webHidden/>
+              </w:rPr>
+              <w:fldChar w:fldCharType="begin"/>
+            </w:r>
+            <w:r>
+              <w:rPr>
+                <w:noProof/>
+                <w:webHidden/>
+              </w:rPr>
+              <w:instrText xml:space="preserve"> PAGEREF _Toc222408400 \h </w:instrText>
+            </w:r>
+            <w:r>
+              <w:rPr>
+                <w:noProof/>
+                <w:webHidden/>
+              </w:rPr>
+            </w:r>
+            <w:r>
+              <w:rPr>
+                <w:noProof/>
+                <w:webHidden/>
+              </w:rPr>
+              <w:fldChar w:fldCharType="separate"/>
+            </w:r>
+            <w:r>
+              <w:rPr>
+                <w:noProof/>
+                <w:webHidden/>
+              </w:rPr>
+              <w:t>9</w:t>
+            </w:r>
+            <w:r>
+              <w:rPr>
+                <w:noProof/>
+                <w:webHidden/>
+              </w:rPr>
+              <w:fldChar w:fldCharType="end"/>
+            </w:r>
+          </w:hyperlink>
+        </w:p>
+        <w:p>
+          <w:pPr>
+            <w:pStyle w:val="TOC2"/>
+            <w:tabs>
+              <w:tab w:val="left" w:pos="960"/>
+              <w:tab w:val="right" w:leader="dot" w:pos="9016"/>
+            </w:tabs>
+            <w:rPr>
+              <w:rFonts w:eastAsiaTheme="minorEastAsia"/>
+              <w:noProof/>
+            </w:rPr>
+          </w:pPr>
+          <w:hyperlink w:anchor="_Toc222408401" w:history="1">
+            <w:r>
+              <w:rPr>
+                <w:rStyle w:val="Hyperlink"/>
+                <w:noProof/>
+                <w:lang w:val="de-DE"/>
+              </w:rPr>
+              <w:t>5.2</w:t>
+            </w:r>
+            <w:r>
+              <w:rPr>
+                <w:rFonts w:eastAsiaTheme="minorEastAsia"/>
+                <w:noProof/>
+              </w:rPr>
+              <w:tab/>
+            </w:r>
+            <w:r>
+              <w:rPr>
+                <w:rStyle w:val="Hyperlink"/>
+                <w:noProof/>
+                <w:lang w:val="de-DE"/>
+              </w:rPr>
+              <w:t>Wahrheitstabelle &amp; Gleichungen</w:t>
+            </w:r>
+            <w:r>
+              <w:rPr>
+                <w:noProof/>
+                <w:webHidden/>
+              </w:rPr>
+              <w:tab/>
+            </w:r>
+            <w:r>
+              <w:rPr>
+                <w:noProof/>
+                <w:webHidden/>
+              </w:rPr>
+              <w:fldChar w:fldCharType="begin"/>
+            </w:r>
+            <w:r>
+              <w:rPr>
+                <w:noProof/>
+                <w:webHidden/>
+              </w:rPr>
+              <w:instrText xml:space="preserve"> PAGEREF _Toc222408401 \h </w:instrText>
+            </w:r>
+            <w:r>
+              <w:rPr>
+                <w:noProof/>
+                <w:webHidden/>
+              </w:rPr>
+            </w:r>
+            <w:r>
+              <w:rPr>
+                <w:noProof/>
+                <w:webHidden/>
+              </w:rPr>
+              <w:fldChar w:fldCharType="separate"/>
+            </w:r>
+            <w:r>
+              <w:rPr>
+                <w:noProof/>
+                <w:webHidden/>
+              </w:rPr>
+              <w:t>9</w:t>
+            </w:r>
+            <w:r>
+              <w:rPr>
+                <w:noProof/>
+                <w:webHidden/>
+              </w:rPr>
+              <w:fldChar w:fldCharType="end"/>
+            </w:r>
+          </w:hyperlink>
+        </w:p>
+        <w:p>
+          <w:pPr>
+            <w:pStyle w:val="TOC2"/>
+            <w:tabs>
+              <w:tab w:val="left" w:pos="960"/>
+              <w:tab w:val="right" w:leader="dot" w:pos="9016"/>
+            </w:tabs>
+            <w:rPr>
+              <w:rFonts w:eastAsiaTheme="minorEastAsia"/>
+              <w:noProof/>
+            </w:rPr>
+          </w:pPr>
+          <w:hyperlink w:anchor="_Toc222408402" w:history="1">
+            <w:r>
+              <w:rPr>
+                <w:rStyle w:val="Hyperlink"/>
+                <w:noProof/>
+              </w:rPr>
+              <w:t>5.3</w:t>
+            </w:r>
+            <w:r>
+              <w:rPr>
+                <w:rFonts w:eastAsiaTheme="minorEastAsia"/>
+                <w:noProof/>
+              </w:rPr>
+              <w:tab/>
+            </w:r>
+            <w:r>
+              <w:rPr>
+                <w:rStyle w:val="Hyperlink"/>
+                <w:noProof/>
+              </w:rPr>
+              <w:t>Quartus Simulation</w:t>
+            </w:r>
+            <w:r>
+              <w:rPr>
+                <w:noProof/>
+                <w:webHidden/>
+              </w:rPr>
+              <w:tab/>
+            </w:r>
+            <w:r>
+              <w:rPr>
+                <w:noProof/>
+                <w:webHidden/>
+              </w:rPr>
+              <w:fldChar w:fldCharType="begin"/>
+            </w:r>
+            <w:r>
+              <w:rPr>
+                <w:noProof/>
+                <w:webHidden/>
+              </w:rPr>
+              <w:instrText xml:space="preserve"> PAGEREF _Toc222408402 \h </w:instrText>
+            </w:r>
+            <w:r>
+              <w:rPr>
+                <w:noProof/>
+                <w:webHidden/>
+              </w:rPr>
+            </w:r>
+            <w:r>
+              <w:rPr>
+                <w:noProof/>
+                <w:webHidden/>
+              </w:rPr>
+              <w:fldChar w:fldCharType="separate"/>
+            </w:r>
+            <w:r>
+              <w:rPr>
+                <w:noProof/>
+                <w:webHidden/>
+              </w:rPr>
+              <w:t>10</w:t>
+            </w:r>
+            <w:r>
+              <w:rPr>
+                <w:noProof/>
+                <w:webHidden/>
+              </w:rPr>
+              <w:fldChar w:fldCharType="end"/>
+            </w:r>
+          </w:hyperlink>
+        </w:p>
+        <w:p>
+          <w:pPr>
+            <w:pStyle w:val="TOC2"/>
+            <w:tabs>
+              <w:tab w:val="left" w:pos="960"/>
+              <w:tab w:val="right" w:leader="dot" w:pos="9016"/>
+            </w:tabs>
+            <w:rPr>
+              <w:rFonts w:eastAsiaTheme="minorEastAsia"/>
+              <w:noProof/>
+            </w:rPr>
+          </w:pPr>
+          <w:hyperlink w:anchor="_Toc222408403" w:history="1">
+            <w:r>
+              <w:rPr>
+                <w:rStyle w:val="Hyperlink"/>
+                <w:noProof/>
+              </w:rPr>
+              <w:t>5.4</w:t>
+            </w:r>
+            <w:r>
+              <w:rPr>
+                <w:rFonts w:eastAsiaTheme="minorEastAsia"/>
+                <w:noProof/>
+              </w:rPr>
+              <w:tab/>
+            </w:r>
+            <w:r>
+              <w:rPr>
+                <w:rStyle w:val="Hyperlink"/>
+                <w:noProof/>
+              </w:rPr>
+              <w:t>Schaltung</w:t>
+            </w:r>
+            <w:r>
+              <w:rPr>
+                <w:noProof/>
+                <w:webHidden/>
+              </w:rPr>
+              <w:tab/>
+            </w:r>
+            <w:r>
+              <w:rPr>
+                <w:noProof/>
+                <w:webHidden/>
+              </w:rPr>
+              <w:fldChar w:fldCharType="begin"/>
+            </w:r>
+            <w:r>
+              <w:rPr>
+                <w:noProof/>
+                <w:webHidden/>
+              </w:rPr>
+              <w:instrText xml:space="preserve"> PAGEREF _Toc222408403 \h </w:instrText>
+            </w:r>
+            <w:r>
+              <w:rPr>
+                <w:noProof/>
+                <w:webHidden/>
+              </w:rPr>
+            </w:r>
+            <w:r>
+              <w:rPr>
+                <w:noProof/>
+                <w:webHidden/>
+              </w:rPr>
+              <w:fldChar w:fldCharType="separate"/>
+            </w:r>
+            <w:r>
+              <w:rPr>
+                <w:noProof/>
+                <w:webHidden/>
+              </w:rPr>
+              <w:t>11</w:t>
+            </w:r>
+            <w:r>
+              <w:rPr>
+                <w:noProof/>
+                <w:webHidden/>
+              </w:rPr>
+              <w:fldChar w:fldCharType="end"/>
+            </w:r>
+          </w:hyperlink>
+        </w:p>
+        <w:p>
+          <w:pPr>
+            <w:pStyle w:val="TOC2"/>
+            <w:tabs>
+              <w:tab w:val="left" w:pos="960"/>
+              <w:tab w:val="right" w:leader="dot" w:pos="9016"/>
+            </w:tabs>
+            <w:rPr>
+              <w:rFonts w:eastAsiaTheme="minorEastAsia"/>
+              <w:noProof/>
+            </w:rPr>
+          </w:pPr>
+          <w:hyperlink w:anchor="_Toc222408404" w:history="1">
+            <w:r>
+              <w:rPr>
+                <w:rStyle w:val="Hyperlink"/>
+                <w:noProof/>
+              </w:rPr>
+              <w:t>5.5</w:t>
+            </w:r>
+            <w:r>
+              <w:rPr>
+                <w:rFonts w:eastAsiaTheme="minorEastAsia"/>
+                <w:noProof/>
+              </w:rPr>
+              <w:tab/>
+            </w:r>
+            <w:r>
+              <w:rPr>
+                <w:rStyle w:val="Hyperlink"/>
+                <w:noProof/>
+              </w:rPr>
+              <w:t>Simulation</w:t>
+            </w:r>
+            <w:r>
+              <w:rPr>
+                <w:noProof/>
+                <w:webHidden/>
+              </w:rPr>
+              <w:tab/>
+            </w:r>
+            <w:r>
+              <w:rPr>
+                <w:noProof/>
+                <w:webHidden/>
+              </w:rPr>
+              <w:fldChar w:fldCharType="begin"/>
+            </w:r>
+            <w:r>
+              <w:rPr>
+                <w:noProof/>
+                <w:webHidden/>
+              </w:rPr>
+              <w:instrText xml:space="preserve"> PAGEREF _Toc222408404 \h </w:instrText>
+            </w:r>
+            <w:r>
+              <w:rPr>
+                <w:noProof/>
+                <w:webHidden/>
+              </w:rPr>
+            </w:r>
+            <w:r>
+              <w:rPr>
+                <w:noProof/>
+                <w:webHidden/>
+              </w:rPr>
+              <w:fldChar w:fldCharType="separate"/>
+            </w:r>
+            <w:r>
+              <w:rPr>
+                <w:noProof/>
+                <w:webHidden/>
+              </w:rPr>
+              <w:t>11</w:t>
+            </w:r>
+            <w:r>
+              <w:rPr>
+                <w:noProof/>
+                <w:webHidden/>
+              </w:rPr>
+              <w:fldChar w:fldCharType="end"/>
+            </w:r>
+          </w:hyperlink>
+        </w:p>
+        <w:p>
+          <w:pPr>
+            <w:pStyle w:val="TOC2"/>
+            <w:tabs>
+              <w:tab w:val="left" w:pos="960"/>
+              <w:tab w:val="right" w:leader="dot" w:pos="9016"/>
+            </w:tabs>
+            <w:rPr>
+              <w:rFonts w:eastAsiaTheme="minorEastAsia"/>
+              <w:noProof/>
+            </w:rPr>
+          </w:pPr>
+          <w:hyperlink w:anchor="_Toc222408405" w:history="1">
+            <w:r>
+              <w:rPr>
+                <w:rStyle w:val="Hyperlink"/>
+                <w:noProof/>
+              </w:rPr>
+              <w:t>5.6</w:t>
+            </w:r>
+            <w:r>
+              <w:rPr>
+                <w:rFonts w:eastAsiaTheme="minorEastAsia"/>
+                <w:noProof/>
+              </w:rPr>
+              <w:tab/>
+            </w:r>
+            <w:r>
+              <w:rPr>
+                <w:rStyle w:val="Hyperlink"/>
+                <w:noProof/>
+              </w:rPr>
+              <w:t>Auswertung</w:t>
+            </w:r>
+            <w:r>
+              <w:rPr>
+                <w:noProof/>
+                <w:webHidden/>
+              </w:rPr>
+              <w:tab/>
+            </w:r>
+            <w:r>
+              <w:rPr>
+                <w:noProof/>
+                <w:webHidden/>
+              </w:rPr>
+              <w:fldChar w:fldCharType="begin"/>
+            </w:r>
+            <w:r>
+              <w:rPr>
+                <w:noProof/>
+                <w:webHidden/>
+              </w:rPr>
+              <w:instrText xml:space="preserve"> PAGEREF _Toc222408405 \h </w:instrText>
+            </w:r>
+            <w:r>
+              <w:rPr>
+                <w:noProof/>
+                <w:webHidden/>
+              </w:rPr>
+            </w:r>
+            <w:r>
+              <w:rPr>
+                <w:noProof/>
+                <w:webHidden/>
+              </w:rPr>
+              <w:fldChar w:fldCharType="separate"/>
+            </w:r>
+            <w:r>
+              <w:rPr>
+                <w:noProof/>
+                <w:webHidden/>
+              </w:rPr>
+              <w:t>12</w:t>
+            </w:r>
+            <w:r>
+              <w:rPr>
+                <w:noProof/>
+                <w:webHidden/>
+              </w:rPr>
+              <w:fldChar w:fldCharType="end"/>
+            </w:r>
+          </w:hyperlink>
+        </w:p>
+        <w:p>
+          <w:pPr>
+            <w:pStyle w:val="TOC2"/>
+            <w:tabs>
+              <w:tab w:val="left" w:pos="960"/>
+              <w:tab w:val="right" w:leader="dot" w:pos="9016"/>
+            </w:tabs>
+            <w:rPr>
+              <w:rFonts w:eastAsiaTheme="minorEastAsia"/>
+              <w:noProof/>
+            </w:rPr>
+          </w:pPr>
+          <w:hyperlink w:anchor="_Toc222408406" w:history="1">
+            <w:r>
+              <w:rPr>
+                <w:rStyle w:val="Hyperlink"/>
+                <w:noProof/>
+              </w:rPr>
+              <w:t>5.7</w:t>
+            </w:r>
+            <w:r>
+              <w:rPr>
+                <w:rFonts w:eastAsiaTheme="minorEastAsia"/>
+                <w:noProof/>
+              </w:rPr>
+              <w:tab/>
+            </w:r>
+            <w:r>
+              <w:rPr>
+                <w:rStyle w:val="Hyperlink"/>
+                <w:noProof/>
+              </w:rPr>
+              <w:t>Dimensionieren</w:t>
+            </w:r>
+            <w:r>
+              <w:rPr>
+                <w:noProof/>
+                <w:webHidden/>
+              </w:rPr>
+              <w:tab/>
+            </w:r>
+            <w:r>
+              <w:rPr>
+                <w:noProof/>
+                <w:webHidden/>
+              </w:rPr>
+              <w:fldChar w:fldCharType="begin"/>
+            </w:r>
+            <w:r>
+              <w:rPr>
+                <w:noProof/>
+                <w:webHidden/>
+              </w:rPr>
+              <w:instrText xml:space="preserve"> PAGEREF _Toc222408406 \h </w:instrText>
+            </w:r>
+            <w:r>
+              <w:rPr>
+                <w:noProof/>
+                <w:webHidden/>
+              </w:rPr>
+            </w:r>
+            <w:r>
+              <w:rPr>
+                <w:noProof/>
+                <w:webHidden/>
+              </w:rPr>
+              <w:fldChar w:fldCharType="separate"/>
+            </w:r>
+            <w:r>
+              <w:rPr>
+                <w:noProof/>
+                <w:webHidden/>
+              </w:rPr>
+              <w:t>12</w:t>
+            </w:r>
+            <w:r>
+              <w:rPr>
+                <w:noProof/>
+                <w:webHidden/>
+              </w:rPr>
+              <w:fldChar w:fldCharType="end"/>
+            </w:r>
+          </w:hyperlink>
+        </w:p>
+        <w:p>
+          <w:pPr>
+            <w:pStyle w:val="TOC1"/>
+            <w:tabs>
+              <w:tab w:val="left" w:pos="480"/>
+              <w:tab w:val="right" w:leader="dot" w:pos="9016"/>
+            </w:tabs>
+            <w:rPr>
+              <w:rFonts w:eastAsiaTheme="minorEastAsia"/>
+              <w:noProof/>
+            </w:rPr>
+          </w:pPr>
+          <w:hyperlink w:anchor="_Toc222408407" w:history="1">
+            <w:r>
+              <w:rPr>
+                <w:rStyle w:val="Hyperlink"/>
+                <w:noProof/>
+              </w:rPr>
+              <w:t>6</w:t>
+            </w:r>
+            <w:r>
+              <w:rPr>
+                <w:rFonts w:eastAsiaTheme="minorEastAsia"/>
+                <w:noProof/>
+              </w:rPr>
+              <w:tab/>
+            </w:r>
+            <w:r>
+              <w:rPr>
+                <w:rStyle w:val="Hyperlink"/>
+                <w:noProof/>
+              </w:rPr>
+              <w:t>Mosfet Brücke</w:t>
+            </w:r>
+            <w:r>
+              <w:rPr>
+                <w:noProof/>
+                <w:webHidden/>
+              </w:rPr>
+              <w:tab/>
+            </w:r>
+            <w:r>
+              <w:rPr>
+                <w:noProof/>
+                <w:webHidden/>
+              </w:rPr>
+              <w:fldChar w:fldCharType="begin"/>
+            </w:r>
+            <w:r>
+              <w:rPr>
+                <w:noProof/>
+                <w:webHidden/>
+              </w:rPr>
+              <w:instrText xml:space="preserve"> PAGEREF _Toc222408407 \h </w:instrText>
+            </w:r>
+            <w:r>
+              <w:rPr>
+                <w:noProof/>
+                <w:webHidden/>
+              </w:rPr>
+            </w:r>
+            <w:r>
+              <w:rPr>
+                <w:noProof/>
+                <w:webHidden/>
+              </w:rPr>
+              <w:fldChar w:fldCharType="separate"/>
+            </w:r>
+            <w:r>
+              <w:rPr>
+                <w:noProof/>
+                <w:webHidden/>
+              </w:rPr>
+              <w:t>13</w:t>
+            </w:r>
+            <w:r>
+              <w:rPr>
+                <w:noProof/>
+                <w:webHidden/>
+              </w:rPr>
+              <w:fldChar w:fldCharType="end"/>
+            </w:r>
+          </w:hyperlink>
+        </w:p>
+        <w:p>
+          <w:pPr>
+            <w:pStyle w:val="TOC2"/>
+            <w:tabs>
+              <w:tab w:val="left" w:pos="960"/>
+              <w:tab w:val="right" w:leader="dot" w:pos="9016"/>
+            </w:tabs>
+            <w:rPr>
+              <w:rFonts w:eastAsiaTheme="minorEastAsia"/>
+              <w:noProof/>
+            </w:rPr>
+          </w:pPr>
+          <w:hyperlink w:anchor="_Toc222408408" w:history="1">
+            <w:r>
+              <w:rPr>
+                <w:rStyle w:val="Hyperlink"/>
+                <w:noProof/>
+              </w:rPr>
+              <w:t>6.1</w:t>
+            </w:r>
+            <w:r>
+              <w:rPr>
+                <w:rFonts w:eastAsiaTheme="minorEastAsia"/>
+                <w:noProof/>
+              </w:rPr>
+              <w:tab/>
+            </w:r>
+            <w:r>
+              <w:rPr>
+                <w:rStyle w:val="Hyperlink"/>
+                <w:noProof/>
+              </w:rPr>
+              <w:t>Aufgabenstellung</w:t>
+            </w:r>
+            <w:r>
+              <w:rPr>
+                <w:noProof/>
+                <w:webHidden/>
+              </w:rPr>
+              <w:tab/>
+            </w:r>
+            <w:r>
+              <w:rPr>
+                <w:noProof/>
+                <w:webHidden/>
+              </w:rPr>
+              <w:fldChar w:fldCharType="begin"/>
+            </w:r>
+            <w:r>
+              <w:rPr>
+                <w:noProof/>
+                <w:webHidden/>
+              </w:rPr>
+              <w:instrText xml:space="preserve"> PAGEREF _Toc222408408 \h </w:instrText>
+            </w:r>
+            <w:r>
+              <w:rPr>
+                <w:noProof/>
+                <w:webHidden/>
+              </w:rPr>
+            </w:r>
+            <w:r>
+              <w:rPr>
+                <w:noProof/>
+                <w:webHidden/>
+              </w:rPr>
+              <w:fldChar w:fldCharType="separate"/>
+            </w:r>
+            <w:r>
+              <w:rPr>
+                <w:noProof/>
+                <w:webHidden/>
+              </w:rPr>
+              <w:t>13</w:t>
+            </w:r>
+            <w:r>
+              <w:rPr>
+                <w:noProof/>
+                <w:webHidden/>
+              </w:rPr>
+              <w:fldChar w:fldCharType="end"/>
+            </w:r>
+          </w:hyperlink>
+        </w:p>
+        <w:p>
+          <w:pPr>
+            <w:pStyle w:val="TOC2"/>
+            <w:tabs>
+              <w:tab w:val="left" w:pos="960"/>
+              <w:tab w:val="right" w:leader="dot" w:pos="9016"/>
+            </w:tabs>
+            <w:rPr>
+              <w:rFonts w:eastAsiaTheme="minorEastAsia"/>
+              <w:noProof/>
+            </w:rPr>
+          </w:pPr>
+          <w:hyperlink w:anchor="_Toc222408409" w:history="1">
+            <w:r>
+              <w:rPr>
+                <w:rStyle w:val="Hyperlink"/>
+                <w:noProof/>
+              </w:rPr>
+              <w:t>6.2</w:t>
+            </w:r>
+            <w:r>
+              <w:rPr>
+                <w:rFonts w:eastAsiaTheme="minorEastAsia"/>
+                <w:noProof/>
+              </w:rPr>
+              <w:tab/>
+            </w:r>
+            <w:r>
+              <w:rPr>
+                <w:rStyle w:val="Hyperlink"/>
+                <w:noProof/>
+              </w:rPr>
+              <w:t>Schaltung</w:t>
+            </w:r>
+            <w:r>
+              <w:rPr>
+                <w:noProof/>
+                <w:webHidden/>
+              </w:rPr>
+              <w:tab/>
+            </w:r>
+            <w:r>
+              <w:rPr>
+                <w:noProof/>
+                <w:webHidden/>
+              </w:rPr>
+              <w:fldChar w:fldCharType="begin"/>
+            </w:r>
+            <w:r>
+              <w:rPr>
+                <w:noProof/>
+                <w:webHidden/>
+              </w:rPr>
+              <w:instrText xml:space="preserve"> PAGEREF _Toc222408409 \h </w:instrText>
+            </w:r>
+            <w:r>
+              <w:rPr>
+                <w:noProof/>
+                <w:webHidden/>
+              </w:rPr>
+            </w:r>
+            <w:r>
+              <w:rPr>
+                <w:noProof/>
+                <w:webHidden/>
+              </w:rPr>
+              <w:fldChar w:fldCharType="separate"/>
+            </w:r>
+            <w:r>
+              <w:rPr>
+                <w:noProof/>
+                <w:webHidden/>
+              </w:rPr>
+              <w:t>13</w:t>
+            </w:r>
+            <w:r>
+              <w:rPr>
+                <w:noProof/>
+                <w:webHidden/>
+              </w:rPr>
+              <w:fldChar w:fldCharType="end"/>
+            </w:r>
+          </w:hyperlink>
+        </w:p>
+        <w:p>
+          <w:pPr>
+            <w:pStyle w:val="TOC2"/>
+            <w:tabs>
+              <w:tab w:val="left" w:pos="960"/>
+              <w:tab w:val="right" w:leader="dot" w:pos="9016"/>
+            </w:tabs>
+            <w:rPr>
+              <w:rFonts w:eastAsiaTheme="minorEastAsia"/>
+              <w:noProof/>
+            </w:rPr>
+          </w:pPr>
+          <w:hyperlink w:anchor="_Toc222408410" w:history="1">
+            <w:r>
+              <w:rPr>
+                <w:rStyle w:val="Hyperlink"/>
+                <w:noProof/>
+              </w:rPr>
+              <w:t>6.3</w:t>
+            </w:r>
+            <w:r>
+              <w:rPr>
+                <w:rFonts w:eastAsiaTheme="minorEastAsia"/>
+                <w:noProof/>
+              </w:rPr>
+              <w:tab/>
+            </w:r>
+            <w:r>
+              <w:rPr>
+                <w:rStyle w:val="Hyperlink"/>
+                <w:noProof/>
+              </w:rPr>
+              <w:t>Simulation</w:t>
+            </w:r>
+            <w:r>
+              <w:rPr>
+                <w:noProof/>
+                <w:webHidden/>
+              </w:rPr>
+              <w:tab/>
+            </w:r>
+            <w:r>
+              <w:rPr>
+                <w:noProof/>
+                <w:webHidden/>
+              </w:rPr>
+              <w:fldChar w:fldCharType="begin"/>
+            </w:r>
+            <w:r>
+              <w:rPr>
+                <w:noProof/>
+                <w:webHidden/>
+              </w:rPr>
+              <w:instrText xml:space="preserve"> PAGEREF _Toc222408410 \h </w:instrText>
+            </w:r>
+            <w:r>
+              <w:rPr>
+                <w:noProof/>
+                <w:webHidden/>
+              </w:rPr>
+            </w:r>
+            <w:r>
+              <w:rPr>
+                <w:noProof/>
+                <w:webHidden/>
+              </w:rPr>
+              <w:fldChar w:fldCharType="separate"/>
+            </w:r>
+            <w:r>
+              <w:rPr>
+                <w:noProof/>
+                <w:webHidden/>
+              </w:rPr>
+              <w:t>14</w:t>
+            </w:r>
+            <w:r>
+              <w:rPr>
+                <w:noProof/>
+                <w:webHidden/>
+              </w:rPr>
+              <w:fldChar w:fldCharType="end"/>
+            </w:r>
+          </w:hyperlink>
+        </w:p>
+        <w:p>
+          <w:pPr>
+            <w:pStyle w:val="TOC2"/>
+            <w:tabs>
+              <w:tab w:val="left" w:pos="960"/>
+              <w:tab w:val="right" w:leader="dot" w:pos="9016"/>
+            </w:tabs>
+            <w:rPr>
+              <w:rFonts w:eastAsiaTheme="minorEastAsia"/>
+              <w:noProof/>
+            </w:rPr>
+          </w:pPr>
+          <w:hyperlink w:anchor="_Toc222408411" w:history="1">
+            <w:r>
+              <w:rPr>
+                <w:rStyle w:val="Hyperlink"/>
+                <w:noProof/>
+              </w:rPr>
+              <w:t>6.4</w:t>
+            </w:r>
+            <w:r>
+              <w:rPr>
+                <w:rFonts w:eastAsiaTheme="minorEastAsia"/>
+                <w:noProof/>
+              </w:rPr>
+              <w:tab/>
+            </w:r>
+            <w:r>
+              <w:rPr>
+                <w:rStyle w:val="Hyperlink"/>
+                <w:noProof/>
+              </w:rPr>
+              <w:t>Auswertung</w:t>
+            </w:r>
+            <w:r>
+              <w:rPr>
+                <w:noProof/>
+                <w:webHidden/>
+              </w:rPr>
+              <w:tab/>
+            </w:r>
+            <w:r>
+              <w:rPr>
+                <w:noProof/>
+                <w:webHidden/>
+              </w:rPr>
+              <w:fldChar w:fldCharType="begin"/>
+            </w:r>
+            <w:r>
+              <w:rPr>
+                <w:noProof/>
+                <w:webHidden/>
+              </w:rPr>
+              <w:instrText xml:space="preserve"> PAGEREF _Toc222408411 \h </w:instrText>
+            </w:r>
+            <w:r>
+              <w:rPr>
+                <w:noProof/>
+                <w:webHidden/>
+              </w:rPr>
+            </w:r>
+            <w:r>
+              <w:rPr>
+                <w:noProof/>
+                <w:webHidden/>
+              </w:rPr>
+              <w:fldChar w:fldCharType="separate"/>
+            </w:r>
+            <w:r>
+              <w:rPr>
+                <w:noProof/>
+                <w:webHidden/>
+              </w:rPr>
+              <w:t>14</w:t>
+            </w:r>
+            <w:r>
+              <w:rPr>
+                <w:noProof/>
+                <w:webHidden/>
+              </w:rPr>
+              <w:fldChar w:fldCharType="end"/>
+            </w:r>
+          </w:hyperlink>
+        </w:p>
+        <w:p>
+          <w:pPr>
+            <w:pStyle w:val="TOC1"/>
+            <w:tabs>
+              <w:tab w:val="left" w:pos="480"/>
+              <w:tab w:val="right" w:leader="dot" w:pos="9016"/>
+            </w:tabs>
+            <w:rPr>
+              <w:rFonts w:eastAsiaTheme="minorEastAsia"/>
+              <w:noProof/>
+            </w:rPr>
+          </w:pPr>
+          <w:hyperlink w:anchor="_Toc222408412" w:history="1">
+            <w:r>
+              <w:rPr>
+                <w:rStyle w:val="Hyperlink"/>
+                <w:noProof/>
+                <w:lang w:val="de-DE"/>
+              </w:rPr>
+              <w:t>7</w:t>
+            </w:r>
+            <w:r>
+              <w:rPr>
+                <w:rFonts w:eastAsiaTheme="minorEastAsia"/>
+                <w:noProof/>
+              </w:rPr>
+              <w:tab/>
+            </w:r>
+            <w:r>
+              <w:rPr>
+                <w:rStyle w:val="Hyperlink"/>
+                <w:noProof/>
+              </w:rPr>
+              <w:t>Volle H-Br</w:t>
+            </w:r>
+            <w:r>
+              <w:rPr>
+                <w:rStyle w:val="Hyperlink"/>
+                <w:noProof/>
+                <w:lang w:val="de-DE"/>
+              </w:rPr>
+              <w:t>ücke</w:t>
+            </w:r>
+            <w:r>
+              <w:rPr>
+                <w:noProof/>
+                <w:webHidden/>
+              </w:rPr>
+              <w:tab/>
+            </w:r>
+            <w:r>
+              <w:rPr>
+                <w:noProof/>
+                <w:webHidden/>
+              </w:rPr>
+              <w:fldChar w:fldCharType="begin"/>
+            </w:r>
+            <w:r>
+              <w:rPr>
+                <w:noProof/>
+                <w:webHidden/>
+              </w:rPr>
+              <w:instrText xml:space="preserve"> PAGEREF _Toc222408412 \h </w:instrText>
+            </w:r>
+            <w:r>
+              <w:rPr>
+                <w:noProof/>
+                <w:webHidden/>
+              </w:rPr>
+            </w:r>
+            <w:r>
+              <w:rPr>
+                <w:noProof/>
+                <w:webHidden/>
+              </w:rPr>
+              <w:fldChar w:fldCharType="separate"/>
+            </w:r>
+            <w:r>
+              <w:rPr>
+                <w:noProof/>
+                <w:webHidden/>
+              </w:rPr>
+              <w:t>14</w:t>
+            </w:r>
+            <w:r>
+              <w:rPr>
+                <w:noProof/>
+                <w:webHidden/>
+              </w:rPr>
+              <w:fldChar w:fldCharType="end"/>
+            </w:r>
+          </w:hyperlink>
+        </w:p>
+        <w:p>
+          <w:pPr>
+            <w:pStyle w:val="TOC2"/>
+            <w:tabs>
+              <w:tab w:val="left" w:pos="960"/>
+              <w:tab w:val="right" w:leader="dot" w:pos="9016"/>
+            </w:tabs>
+            <w:rPr>
+              <w:rFonts w:eastAsiaTheme="minorEastAsia"/>
+              <w:noProof/>
+            </w:rPr>
+          </w:pPr>
+          <w:hyperlink w:anchor="_Toc222408413" w:history="1">
+            <w:r>
+              <w:rPr>
+                <w:rStyle w:val="Hyperlink"/>
+                <w:noProof/>
+                <w:lang w:val="de-DE"/>
+              </w:rPr>
+              <w:t>7.1</w:t>
+            </w:r>
+            <w:r>
+              <w:rPr>
+                <w:rFonts w:eastAsiaTheme="minorEastAsia"/>
+                <w:noProof/>
+              </w:rPr>
+              <w:tab/>
+            </w:r>
+            <w:r>
+              <w:rPr>
+                <w:rStyle w:val="Hyperlink"/>
+                <w:noProof/>
+                <w:lang w:val="de-DE"/>
+              </w:rPr>
+              <w:t>Aufgabenstellung</w:t>
+            </w:r>
+            <w:r>
+              <w:rPr>
+                <w:noProof/>
+                <w:webHidden/>
+              </w:rPr>
+              <w:tab/>
+            </w:r>
+            <w:r>
+              <w:rPr>
+                <w:noProof/>
+                <w:webHidden/>
+              </w:rPr>
+              <w:fldChar w:fldCharType="begin"/>
+            </w:r>
+            <w:r>
+              <w:rPr>
+                <w:noProof/>
+                <w:webHidden/>
+              </w:rPr>
+              <w:instrText xml:space="preserve"> PAGEREF _Toc222408413 \h </w:instrText>
+            </w:r>
+            <w:r>
+              <w:rPr>
+                <w:noProof/>
+                <w:webHidden/>
+              </w:rPr>
+            </w:r>
+            <w:r>
+              <w:rPr>
+                <w:noProof/>
+                <w:webHidden/>
+              </w:rPr>
+              <w:fldChar w:fldCharType="separate"/>
+            </w:r>
+            <w:r>
+              <w:rPr>
+                <w:noProof/>
+                <w:webHidden/>
+              </w:rPr>
+              <w:t>14</w:t>
+            </w:r>
+            <w:r>
+              <w:rPr>
+                <w:noProof/>
+                <w:webHidden/>
+              </w:rPr>
+              <w:fldChar w:fldCharType="end"/>
+            </w:r>
+          </w:hyperlink>
+        </w:p>
+        <w:p>
+          <w:pPr>
+            <w:pStyle w:val="TOC2"/>
+            <w:tabs>
+              <w:tab w:val="left" w:pos="960"/>
+              <w:tab w:val="right" w:leader="dot" w:pos="9016"/>
+            </w:tabs>
+            <w:rPr>
+              <w:rFonts w:eastAsiaTheme="minorEastAsia"/>
+              <w:noProof/>
+            </w:rPr>
+          </w:pPr>
+          <w:hyperlink w:anchor="_Toc222408414" w:history="1">
+            <w:r>
+              <w:rPr>
+                <w:rStyle w:val="Hyperlink"/>
+                <w:noProof/>
+                <w:lang w:val="de-DE"/>
+              </w:rPr>
+              <w:t>7.2</w:t>
+            </w:r>
+            <w:r>
+              <w:rPr>
+                <w:rFonts w:eastAsiaTheme="minorEastAsia"/>
+                <w:noProof/>
+              </w:rPr>
+              <w:tab/>
+            </w:r>
+            <w:r>
+              <w:rPr>
+                <w:rStyle w:val="Hyperlink"/>
+                <w:noProof/>
+                <w:lang w:val="de-DE"/>
+              </w:rPr>
+              <w:t>Schaltung</w:t>
+            </w:r>
+            <w:r>
+              <w:rPr>
+                <w:noProof/>
+                <w:webHidden/>
+              </w:rPr>
+              <w:tab/>
+            </w:r>
+            <w:r>
+              <w:rPr>
+                <w:noProof/>
+                <w:webHidden/>
+              </w:rPr>
+              <w:fldChar w:fldCharType="begin"/>
+            </w:r>
+            <w:r>
+              <w:rPr>
+                <w:noProof/>
+                <w:webHidden/>
+              </w:rPr>
+              <w:instrText xml:space="preserve"> PAGEREF _Toc222408414 \h </w:instrText>
+            </w:r>
+            <w:r>
+              <w:rPr>
+                <w:noProof/>
+                <w:webHidden/>
+              </w:rPr>
+            </w:r>
+            <w:r>
+              <w:rPr>
+                <w:noProof/>
+                <w:webHidden/>
+              </w:rPr>
+              <w:fldChar w:fldCharType="separate"/>
+            </w:r>
+            <w:r>
+              <w:rPr>
+                <w:noProof/>
+                <w:webHidden/>
+              </w:rPr>
+              <w:t>15</w:t>
+            </w:r>
+            <w:r>
+              <w:rPr>
+                <w:noProof/>
+                <w:webHidden/>
+              </w:rPr>
+              <w:fldChar w:fldCharType="end"/>
+            </w:r>
+          </w:hyperlink>
+        </w:p>
+        <w:p>
+          <w:pPr>
+            <w:pStyle w:val="TOC2"/>
+            <w:tabs>
+              <w:tab w:val="left" w:pos="960"/>
+              <w:tab w:val="right" w:leader="dot" w:pos="9016"/>
+            </w:tabs>
+            <w:rPr>
+              <w:rFonts w:eastAsiaTheme="minorEastAsia"/>
+              <w:noProof/>
+            </w:rPr>
+          </w:pPr>
+          <w:hyperlink w:anchor="_Toc222408415" w:history="1">
+            <w:r>
+              <w:rPr>
+                <w:rStyle w:val="Hyperlink"/>
+                <w:noProof/>
+              </w:rPr>
+              <w:t>7.3</w:t>
+            </w:r>
+            <w:r>
+              <w:rPr>
+                <w:rFonts w:eastAsiaTheme="minorEastAsia"/>
+                <w:noProof/>
+              </w:rPr>
+              <w:tab/>
+            </w:r>
+            <w:r>
+              <w:rPr>
+                <w:rStyle w:val="Hyperlink"/>
+                <w:noProof/>
+              </w:rPr>
+              <w:t>Simulation</w:t>
+            </w:r>
+            <w:r>
+              <w:rPr>
+                <w:noProof/>
+                <w:webHidden/>
+              </w:rPr>
+              <w:tab/>
+            </w:r>
+            <w:r>
+              <w:rPr>
+                <w:noProof/>
+                <w:webHidden/>
+              </w:rPr>
+              <w:fldChar w:fldCharType="begin"/>
+            </w:r>
+            <w:r>
+              <w:rPr>
+                <w:noProof/>
+                <w:webHidden/>
+              </w:rPr>
+              <w:instrText xml:space="preserve"> PAGEREF _Toc222408415 \h </w:instrText>
+            </w:r>
+            <w:r>
+              <w:rPr>
+                <w:noProof/>
+                <w:webHidden/>
+              </w:rPr>
+            </w:r>
+            <w:r>
+              <w:rPr>
+                <w:noProof/>
+                <w:webHidden/>
+              </w:rPr>
+              <w:fldChar w:fldCharType="separate"/>
+            </w:r>
+            <w:r>
+              <w:rPr>
+                <w:noProof/>
+                <w:webHidden/>
+              </w:rPr>
+              <w:t>15</w:t>
+            </w:r>
+            <w:r>
+              <w:rPr>
+                <w:noProof/>
+                <w:webHidden/>
+              </w:rPr>
+              <w:fldChar w:fldCharType="end"/>
+            </w:r>
+          </w:hyperlink>
+        </w:p>
+        <w:p>
+          <w:pPr>
+            <w:pStyle w:val="TOC2"/>
+            <w:tabs>
+              <w:tab w:val="left" w:pos="960"/>
+              <w:tab w:val="right" w:leader="dot" w:pos="9016"/>
+            </w:tabs>
+            <w:rPr>
+              <w:rFonts w:eastAsiaTheme="minorEastAsia"/>
+              <w:noProof/>
+            </w:rPr>
+          </w:pPr>
+          <w:hyperlink w:anchor="_Toc222408416" w:history="1">
+            <w:r>
+              <w:rPr>
+                <w:rStyle w:val="Hyperlink"/>
+                <w:noProof/>
+              </w:rPr>
+              <w:t>7.4</w:t>
+            </w:r>
+            <w:r>
+              <w:rPr>
+                <w:rFonts w:eastAsiaTheme="minorEastAsia"/>
+                <w:noProof/>
+              </w:rPr>
+              <w:tab/>
+            </w:r>
+            <w:r>
+              <w:rPr>
+                <w:rStyle w:val="Hyperlink"/>
+                <w:noProof/>
+              </w:rPr>
+              <w:t>Auswertung</w:t>
+            </w:r>
+            <w:r>
+              <w:rPr>
+                <w:noProof/>
+                <w:webHidden/>
+              </w:rPr>
+              <w:tab/>
+            </w:r>
+            <w:r>
+              <w:rPr>
+                <w:noProof/>
+                <w:webHidden/>
+              </w:rPr>
+              <w:fldChar w:fldCharType="begin"/>
+            </w:r>
+            <w:r>
+              <w:rPr>
+                <w:noProof/>
+                <w:webHidden/>
+              </w:rPr>
+              <w:instrText xml:space="preserve"> PAGEREF _Toc222408416 \h </w:instrText>
+            </w:r>
+            <w:r>
+              <w:rPr>
+                <w:noProof/>
+                <w:webHidden/>
+              </w:rPr>
+            </w:r>
+            <w:r>
+              <w:rPr>
+                <w:noProof/>
+                <w:webHidden/>
+              </w:rPr>
+              <w:fldChar w:fldCharType="separate"/>
+            </w:r>
+            <w:r>
+              <w:rPr>
+                <w:noProof/>
+                <w:webHidden/>
+              </w:rPr>
+              <w:t>15</w:t>
+            </w:r>
+            <w:r>
+              <w:rPr>
+                <w:noProof/>
+                <w:webHidden/>
+              </w:rPr>
+              <w:fldChar w:fldCharType="end"/>
+            </w:r>
+          </w:hyperlink>
+        </w:p>
+        <w:p>
+          <w:r>
+            <w:rPr>
+              <w:b/>
+              <w:bCs/>
+              <w:noProof/>
+            </w:rPr>
+            <w:fldChar w:fldCharType="end"/>
+          </w:r>
+        </w:p>
+      </w:sdtContent>
+    </w:sdt>
+    <w:p>
+      <w:pPr>
         <w:pStyle w:val="Heading1"/>
         <w:rPr>
           <w:lang w:val="de-DE"/>
         </w:rPr>
       </w:pPr>
+      <w:bookmarkStart w:id="0" w:name="_Toc222408381"/>
+      <w:r>
+        <w:rPr>
+          <w:lang w:val="de-DE"/>
+        </w:rPr>
+        <w:t>Allgemeine Vorgaben</w:t>
+      </w:r>
+      <w:bookmarkEnd w:id="0"/>
+    </w:p>
+    <w:p>
+      <w:pPr>
+        <w:spacing w:line="276" w:lineRule="auto"/>
+        <w:rPr>
+          <w:lang w:val="de-DE"/>
+        </w:rPr>
+      </w:pPr>
+      <w:r>
+        <w:rPr>
+          <w:lang w:val="de-DE"/>
+        </w:rPr>
+        <w:t xml:space="preserve">Versorgungsspannung: 20V </w:t>
+      </w:r>
+    </w:p>
+    <w:p>
+      <w:pPr>
+        <w:spacing w:line="276" w:lineRule="auto"/>
+        <w:rPr>
+          <w:lang w:val="de-DE"/>
+        </w:rPr>
+      </w:pPr>
+      <w:r>
+        <w:rPr>
+          <w:lang w:val="de-DE"/>
+        </w:rPr>
+        <w:t xml:space="preserve">Motordaten: </w:t>
+      </w:r>
+    </w:p>
+    <w:p>
+      <w:pPr>
+        <w:spacing w:line="276" w:lineRule="auto"/>
+        <w:rPr>
+          <w:lang w:val="de-DE"/>
+        </w:rPr>
+      </w:pPr>
+      <w:r>
+        <w:rPr>
+          <w:lang w:val="de-DE"/>
+        </w:rPr>
+        <w:t>• RMotor=(2+Katalognummer/10) Ω  = 2</w:t>
+      </w:r>
+      <w:r>
+        <w:rPr>
+          <w:lang w:val="de-DE"/>
+        </w:rPr>
+        <w:t xml:space="preserve"> </w:t>
+      </w:r>
+      <w:r>
+        <w:rPr>
+          <w:lang w:val="de-DE"/>
+        </w:rPr>
+        <w:t>Ω</w:t>
+      </w:r>
+      <w:r>
+        <w:rPr>
+          <w:lang w:val="de-DE"/>
+        </w:rPr>
+        <w:t xml:space="preserve"> </w:t>
+      </w:r>
+      <w:r>
+        <w:rPr>
+          <w:lang w:val="de-DE"/>
+        </w:rPr>
+        <w:t>+3</w:t>
+      </w:r>
+      <w:r>
+        <w:rPr>
+          <w:lang w:val="de-DE"/>
+        </w:rPr>
+        <w:t xml:space="preserve"> </w:t>
+      </w:r>
+      <w:r>
+        <w:rPr>
+          <w:lang w:val="de-DE"/>
+        </w:rPr>
+        <w:t>Ω</w:t>
+      </w:r>
+      <w:r>
+        <w:rPr>
+          <w:lang w:val="de-DE"/>
+        </w:rPr>
+        <w:t xml:space="preserve"> </w:t>
+      </w:r>
+      <w:r>
+        <w:rPr>
+          <w:lang w:val="de-DE"/>
+        </w:rPr>
+        <w:t>/10</w:t>
+      </w:r>
+      <w:r>
+        <w:rPr>
+          <w:lang w:val="de-DE"/>
+        </w:rPr>
+        <w:t xml:space="preserve"> </w:t>
+      </w:r>
+      <w:r>
+        <w:rPr>
+          <w:lang w:val="de-DE"/>
+        </w:rPr>
+        <w:t xml:space="preserve"> = 2.4Ω</w:t>
+      </w:r>
+    </w:p>
+    <w:p>
+      <w:pPr>
+        <w:spacing w:line="276" w:lineRule="auto"/>
+        <w:rPr>
+          <w:lang w:val="de-DE"/>
+        </w:rPr>
+      </w:pPr>
+      <w:r>
+        <w:rPr>
+          <w:lang w:val="de-DE"/>
+        </w:rPr>
+        <w:t>• LMotor=(10+Katalognummer*10) mH = 10</w:t>
+      </w:r>
+      <w:r>
+        <w:rPr>
+          <w:lang w:val="de-DE"/>
+        </w:rPr>
+        <w:t>mH</w:t>
+      </w:r>
+      <w:r>
+        <w:rPr>
+          <w:lang w:val="de-DE"/>
+        </w:rPr>
+        <w:t>+3</w:t>
+      </w:r>
+      <w:r>
+        <w:rPr>
+          <w:lang w:val="de-DE"/>
+        </w:rPr>
+        <w:t>mH</w:t>
+      </w:r>
+      <w:r>
+        <w:rPr>
+          <w:lang w:val="de-DE"/>
+        </w:rPr>
+        <w:t xml:space="preserve">*10 = </w:t>
+      </w:r>
+      <w:r>
+        <w:rPr>
+          <w:lang w:val="de-DE"/>
+        </w:rPr>
+        <w:t>40</w:t>
+      </w:r>
+      <w:r>
+        <w:rPr>
+          <w:lang w:val="de-DE"/>
+        </w:rPr>
+        <w:t>mH</w:t>
+      </w:r>
+    </w:p>
+    <w:p>
+      <w:pPr>
+        <w:pStyle w:val="Heading1"/>
+        <w:rPr>
+          <w:lang w:val="de-DE"/>
+        </w:rPr>
+      </w:pPr>
+      <w:bookmarkStart w:id="1" w:name="_Toc222408382"/>
+      <w:r>
+        <w:rPr>
+          <w:lang w:val="de-DE"/>
+        </w:rPr>
+        <w:t>Schalten Induktiver Lasten</w:t>
+      </w:r>
+      <w:bookmarkEnd w:id="1"/>
+    </w:p>
+    <w:p>
+      <w:pPr>
+        <w:pStyle w:val="Heading2"/>
+        <w:rPr>
+          <w:lang w:val="de-DE"/>
+        </w:rPr>
+      </w:pPr>
+      <w:bookmarkStart w:id="2" w:name="_Toc222408383"/>
+      <w:r>
+        <w:rPr>
+          <w:lang w:val="de-DE"/>
+        </w:rPr>
+        <w:t>Aufgabenstellung</w:t>
+      </w:r>
+      <w:bookmarkEnd w:id="2"/>
+    </w:p>
+    <w:p>
+      <w:pPr>
+        <w:spacing w:line="276" w:lineRule="auto"/>
+        <w:rPr>
+          <w:lang w:val="de-DE"/>
+        </w:rPr>
+      </w:pPr>
+      <w:r>
+        <w:rPr>
+          <w:lang w:val="de-DE"/>
+        </w:rPr>
+        <w:t>Beobachte das Verhalten</w:t>
+      </w:r>
+      <w:r>
+        <w:rPr>
+          <w:lang w:val="de-DE"/>
+        </w:rPr>
+        <w:t xml:space="preserve"> mit</w:t>
+      </w:r>
+      <w:r>
+        <w:rPr>
+          <w:lang w:val="de-DE"/>
+        </w:rPr>
+        <w:t xml:space="preserve"> und </w:t>
+      </w:r>
+      <w:r>
+        <w:rPr>
+          <w:lang w:val="de-DE"/>
+        </w:rPr>
+        <w:t xml:space="preserve">ohne </w:t>
+      </w:r>
+      <w:r>
+        <w:rPr>
+          <w:lang w:val="de-DE"/>
+        </w:rPr>
+        <w:t>Schotky Diode</w:t>
+      </w:r>
+      <w:r>
+        <w:rPr>
+          <w:lang w:val="de-DE"/>
+        </w:rPr>
+        <w:t xml:space="preserve"> beim Schalten von Induktiver Lasten</w:t>
+      </w:r>
+    </w:p>
+    <w:p>
+      <w:pPr>
+        <w:pStyle w:val="Heading2"/>
+        <w:rPr>
+          <w:lang w:val="de-DE"/>
+        </w:rPr>
+      </w:pPr>
+      <w:bookmarkStart w:id="3" w:name="_Toc222408384"/>
       <w:r>
         <w:rPr>
           <w:lang w:val="de-DE"/>
         </w:rPr>
         <w:lastRenderedPageBreak/>
-        <w:t>Allgemeine Vorgaben</w:t>
-      </w:r>
-    </w:p>
-    <w:p>
-      <w:pPr>
-        <w:pStyle w:val="ListParagraph"/>
-        <w:spacing w:line="276" w:lineRule="auto"/>
-        <w:rPr>
-          <w:lang w:val="de-DE"/>
-        </w:rPr>
-      </w:pPr>
-      <w:r>
-        <w:rPr>
-          <w:lang w:val="de-DE"/>
-        </w:rPr>
-        <w:t xml:space="preserve">Versorgungsspannung: 20V </w:t>
-      </w:r>
-    </w:p>
-    <w:p>
-      <w:pPr>
-        <w:pStyle w:val="ListParagraph"/>
-        <w:spacing w:line="276" w:lineRule="auto"/>
-        <w:rPr>
-          <w:lang w:val="de-DE"/>
-        </w:rPr>
-      </w:pPr>
-      <w:r>
-        <w:rPr>
-          <w:lang w:val="de-DE"/>
-        </w:rPr>
-        <w:t xml:space="preserve">Motordaten: </w:t>
-      </w:r>
-    </w:p>
-    <w:p>
-      <w:pPr>
-        <w:pStyle w:val="ListParagraph"/>
-        <w:spacing w:line="276" w:lineRule="auto"/>
-        <w:rPr>
-          <w:lang w:val="de-DE"/>
-        </w:rPr>
-      </w:pPr>
-      <w:r>
-        <w:rPr>
-          <w:lang w:val="de-DE"/>
-        </w:rPr>
-        <w:t xml:space="preserve">• RMotor=(2+Katalognummer/10) Ω </w:t>
-      </w:r>
-      <w:r>
-        <w:rPr>
-          <w:lang w:val="de-DE"/>
-        </w:rPr>
-        <w:t xml:space="preserve"> = 2+3/10 = 2.4Ω</w:t>
-      </w:r>
-    </w:p>
-    <w:p>
-      <w:pPr>
-        <w:pStyle w:val="ListParagraph"/>
-        <w:spacing w:line="276" w:lineRule="auto"/>
-        <w:rPr>
-          <w:lang w:val="de-DE"/>
-        </w:rPr>
-      </w:pPr>
-      <w:r>
-        <w:rPr>
-          <w:lang w:val="de-DE"/>
-        </w:rPr>
-        <w:t>• LMotor=(10+Katalognummer*10) mH</w:t>
-      </w:r>
-      <w:r>
-        <w:rPr>
-          <w:lang w:val="de-DE"/>
-        </w:rPr>
-        <w:t xml:space="preserve"> = 10+3*10 = </w:t>
-      </w:r>
-      <w:r>
-        <w:rPr>
-          <w:lang w:val="de-DE"/>
-        </w:rPr>
-        <w:t>40</w:t>
-      </w:r>
-      <w:r>
-        <w:rPr>
-          <w:lang w:val="de-DE"/>
-        </w:rPr>
-        <w:t>mH</w:t>
-      </w:r>
-    </w:p>
-    <w:p>
-      <w:pPr>
-        <w:pStyle w:val="Heading1"/>
-        <w:rPr>
-          <w:lang w:val="de-DE"/>
-        </w:rPr>
-      </w:pPr>
-      <w:r>
-        <w:rPr>
-          <w:lang w:val="de-DE"/>
-        </w:rPr>
-        <w:t>Schalten Induktiver Lasten</w:t>
-      </w:r>
-    </w:p>
-    <w:p>
-      <w:pPr>
-        <w:pStyle w:val="Heading2"/>
-        <w:rPr>
-          <w:lang w:val="de-DE"/>
-        </w:rPr>
-      </w:pPr>
-      <w:r>
-        <w:rPr>
-          <w:lang w:val="de-DE"/>
-        </w:rPr>
-        <w:t>Aufgabenstellung</w:t>
-      </w:r>
+        <w:t>Schaltung</w:t>
+      </w:r>
+      <w:bookmarkEnd w:id="3"/>
     </w:p>
     <w:p>
       <w:pPr>
@@ -389,72 +3676,12 @@
       </w:pPr>
       <w:r>
         <w:rPr>
-          <w:lang w:val="de-DE"/>
-        </w:rPr>
-        <w:t>Beobachte das Verhalten</w:t>
-      </w:r>
-      <w:r>
-        <w:rPr>
-          <w:lang w:val="de-DE"/>
-        </w:rPr>
-        <w:t xml:space="preserve"> mit</w:t>
-      </w:r>
-      <w:r>
-        <w:rPr>
-          <w:lang w:val="de-DE"/>
-        </w:rPr>
-        <w:t xml:space="preserve"> und </w:t>
-      </w:r>
-      <w:r>
-        <w:rPr>
-          <w:lang w:val="de-DE"/>
-        </w:rPr>
-        <w:t xml:space="preserve">ohne </w:t>
-      </w:r>
-      <w:r>
-        <w:rPr>
-          <w:lang w:val="de-DE"/>
-        </w:rPr>
-        <w:t>Schotky Diode</w:t>
-      </w:r>
-      <w:r>
-        <w:rPr>
-          <w:lang w:val="de-DE"/>
-        </w:rPr>
-        <w:t xml:space="preserve"> beim Schalten von Induktiver Lasten</w:t>
-      </w:r>
-    </w:p>
-    <w:p>
-      <w:pPr>
-        <w:pStyle w:val="Heading2"/>
-        <w:rPr>
-          <w:lang w:val="de-DE"/>
-        </w:rPr>
-      </w:pPr>
-      <w:r>
-        <w:rPr>
-          <w:lang w:val="de-DE"/>
-        </w:rPr>
-        <w:t>Schaltung</w:t>
-      </w:r>
-    </w:p>
-    <w:p>
-      <w:pPr>
-        <w:pStyle w:val="ListParagraph"/>
-        <w:spacing w:line="276" w:lineRule="auto"/>
-        <w:ind w:left="1095"/>
-        <w:rPr>
-          <w:lang w:val="de-DE"/>
-        </w:rPr>
-      </w:pPr>
-      <w:r>
-        <w:rPr>
           <w:noProof/>
           <w:lang w:val="de-DE"/>
         </w:rPr>
         <w:drawing>
-          <wp:inline distT="0" distB="0" distL="0" distR="0" wp14:anchorId="1C10569B" wp14:editId="7E54D6D3">
-            <wp:extent cx="3886200" cy="3033313"/>
+          <wp:inline distT="0" distB="0" distL="0" distR="0" wp14:anchorId="1C10569B" wp14:editId="72F8AFE3">
+            <wp:extent cx="4592941" cy="3584949"/>
             <wp:effectExtent l="0" t="0" r="0" b="0"/>
             <wp:docPr id="2140014377" name="Picture 3"/>
             <wp:cNvGraphicFramePr>
@@ -470,7 +3697,7 @@
                     </pic:cNvPicPr>
                   </pic:nvPicPr>
                   <pic:blipFill>
-                    <a:blip r:embed="rId5">
+                    <a:blip r:embed="rId6">
                       <a:extLst>
                         <a:ext uri="{28A0092B-C50C-407E-A947-70E740481C1C}">
                           <a14:useLocalDpi xmlns:a14="http://schemas.microsoft.com/office/drawing/2010/main" val="0"/>
@@ -485,7 +3712,7 @@
                   <pic:spPr bwMode="auto">
                     <a:xfrm>
                       <a:off x="0" y="0"/>
-                      <a:ext cx="3893510" cy="3039019"/>
+                      <a:ext cx="4617133" cy="3603832"/>
                     </a:xfrm>
                     <a:prstGeom prst="rect">
                       <a:avLst/>
@@ -525,13 +3752,14 @@
           <w:lang w:val="de-DE"/>
         </w:rPr>
       </w:pPr>
-      <w:r>
-        <w:rPr>
-          <w:lang w:val="de-DE"/>
-        </w:rPr>
-        <w:lastRenderedPageBreak/>
+      <w:bookmarkStart w:id="4" w:name="_Toc222408385"/>
+      <w:r>
+        <w:rPr>
+          <w:lang w:val="de-DE"/>
+        </w:rPr>
         <w:t>Dimensionieren</w:t>
       </w:r>
+      <w:bookmarkEnd w:id="4"/>
     </w:p>
     <w:p>
       <w:pPr>
@@ -560,7 +3788,7 @@
                     <pic:cNvPicPr/>
                   </pic:nvPicPr>
                   <pic:blipFill>
-                    <a:blip r:embed="rId6"/>
+                    <a:blip r:embed="rId7"/>
                     <a:stretch>
                       <a:fillRect/>
                     </a:stretch>
@@ -583,23 +3811,37 @@
     </w:p>
     <w:p>
       <w:pPr>
+        <w:rPr>
+          <w:lang w:val="de-DE"/>
+        </w:rPr>
+      </w:pPr>
+      <w:r>
+        <w:rPr>
+          <w:lang w:val="de-DE"/>
+        </w:rPr>
+        <w:t>Falscher Transistor, 2n222 schafft nur 600mA</w:t>
+      </w:r>
+    </w:p>
+    <w:p>
+      <w:pPr>
         <w:pStyle w:val="Heading2"/>
         <w:rPr>
           <w:lang w:val="de-DE"/>
         </w:rPr>
       </w:pPr>
-      <w:r>
-        <w:rPr>
-          <w:lang w:val="de-DE"/>
-        </w:rPr>
+      <w:bookmarkStart w:id="5" w:name="_Toc222408386"/>
+      <w:r>
+        <w:rPr>
+          <w:lang w:val="de-DE"/>
+        </w:rPr>
+        <w:lastRenderedPageBreak/>
         <w:t>Simulation</w:t>
       </w:r>
-    </w:p>
-    <w:p>
-      <w:pPr>
-        <w:pStyle w:val="ListParagraph"/>
+      <w:bookmarkEnd w:id="5"/>
+    </w:p>
+    <w:p>
+      <w:pPr>
         <w:spacing w:line="276" w:lineRule="auto"/>
-        <w:ind w:left="1095"/>
         <w:rPr>
           <w:lang w:val="de-DE"/>
         </w:rPr>
@@ -610,10 +3852,10 @@
           <w:lang w:val="de-DE"/>
         </w:rPr>
         <w:drawing>
-          <wp:inline distT="0" distB="0" distL="0" distR="0" wp14:anchorId="64F597C5" wp14:editId="45E0815C">
-            <wp:extent cx="4836160" cy="3423247"/>
-            <wp:effectExtent l="0" t="0" r="2540" b="6350"/>
-            <wp:docPr id="1841048970" name="Picture 2"/>
+          <wp:inline distT="0" distB="0" distL="0" distR="0" wp14:anchorId="3706DCF8" wp14:editId="1B827C8F">
+            <wp:extent cx="6112527" cy="3272972"/>
+            <wp:effectExtent l="0" t="0" r="2540" b="3810"/>
+            <wp:docPr id="1011340019" name="Picture 5"/>
             <wp:cNvGraphicFramePr>
               <a:graphicFrameLocks xmlns:a="http://schemas.openxmlformats.org/drawingml/2006/main" noChangeAspect="1"/>
             </wp:cNvGraphicFramePr>
@@ -621,13 +3863,13 @@
               <a:graphicData uri="http://schemas.openxmlformats.org/drawingml/2006/picture">
                 <pic:pic xmlns:pic="http://schemas.openxmlformats.org/drawingml/2006/picture">
                   <pic:nvPicPr>
-                    <pic:cNvPr id="0" name="Picture 2"/>
+                    <pic:cNvPr id="0" name="Picture 5"/>
                     <pic:cNvPicPr>
                       <a:picLocks noChangeAspect="1" noChangeArrowheads="1"/>
                     </pic:cNvPicPr>
                   </pic:nvPicPr>
                   <pic:blipFill>
-                    <a:blip r:embed="rId7">
+                    <a:blip r:embed="rId8">
                       <a:extLst>
                         <a:ext uri="{28A0092B-C50C-407E-A947-70E740481C1C}">
                           <a14:useLocalDpi xmlns:a14="http://schemas.microsoft.com/office/drawing/2010/main" val="0"/>
@@ -642,7 +3884,7 @@
                   <pic:spPr bwMode="auto">
                     <a:xfrm>
                       <a:off x="0" y="0"/>
-                      <a:ext cx="4838775" cy="3425098"/>
+                      <a:ext cx="6115512" cy="3274570"/>
                     </a:xfrm>
                     <a:prstGeom prst="rect">
                       <a:avLst/>
@@ -669,12 +3911,13 @@
       <w:r>
         <w:rPr>
           <w:noProof/>
+          <w:lang w:val="de-DE"/>
         </w:rPr>
         <w:drawing>
-          <wp:inline distT="0" distB="0" distL="0" distR="0" wp14:anchorId="52FF8F8D" wp14:editId="6FB90881">
-            <wp:extent cx="6563360" cy="1332160"/>
-            <wp:effectExtent l="0" t="0" r="0" b="1905"/>
-            <wp:docPr id="2097000960" name="Picture 1"/>
+          <wp:inline distT="0" distB="0" distL="0" distR="0" wp14:anchorId="122F9934" wp14:editId="0621E6CD">
+            <wp:extent cx="6310015" cy="2191657"/>
+            <wp:effectExtent l="0" t="0" r="0" b="0"/>
+            <wp:docPr id="308709936" name="Picture 6"/>
             <wp:cNvGraphicFramePr>
               <a:graphicFrameLocks xmlns:a="http://schemas.openxmlformats.org/drawingml/2006/main" noChangeAspect="1"/>
             </wp:cNvGraphicFramePr>
@@ -682,23 +3925,36 @@
               <a:graphicData uri="http://schemas.openxmlformats.org/drawingml/2006/picture">
                 <pic:pic xmlns:pic="http://schemas.openxmlformats.org/drawingml/2006/picture">
                   <pic:nvPicPr>
-                    <pic:cNvPr id="2097000960" name=""/>
-                    <pic:cNvPicPr/>
+                    <pic:cNvPr id="0" name="Picture 6"/>
+                    <pic:cNvPicPr>
+                      <a:picLocks noChangeAspect="1" noChangeArrowheads="1"/>
+                    </pic:cNvPicPr>
                   </pic:nvPicPr>
                   <pic:blipFill>
-                    <a:blip r:embed="rId8"/>
+                    <a:blip r:embed="rId9">
+                      <a:extLst>
+                        <a:ext uri="{28A0092B-C50C-407E-A947-70E740481C1C}">
+                          <a14:useLocalDpi xmlns:a14="http://schemas.microsoft.com/office/drawing/2010/main" val="0"/>
+                        </a:ext>
+                      </a:extLst>
+                    </a:blip>
+                    <a:srcRect/>
                     <a:stretch>
                       <a:fillRect/>
                     </a:stretch>
                   </pic:blipFill>
-                  <pic:spPr>
+                  <pic:spPr bwMode="auto">
                     <a:xfrm>
                       <a:off x="0" y="0"/>
-                      <a:ext cx="6606025" cy="1340820"/>
+                      <a:ext cx="6314369" cy="2193169"/>
                     </a:xfrm>
                     <a:prstGeom prst="rect">
                       <a:avLst/>
                     </a:prstGeom>
+                    <a:noFill/>
+                    <a:ln>
+                      <a:noFill/>
+                    </a:ln>
                   </pic:spPr>
                 </pic:pic>
               </a:graphicData>
@@ -714,6 +3970,7 @@
           <w:lang w:val="de-DE"/>
         </w:rPr>
       </w:pPr>
+      <w:bookmarkStart w:id="6" w:name="_Toc222408387"/>
       <w:r>
         <w:rPr>
           <w:lang w:val="de-DE"/>
@@ -721,6 +3978,7 @@
         <w:lastRenderedPageBreak/>
         <w:t>Berechnung mit Darlington</w:t>
       </w:r>
+      <w:bookmarkEnd w:id="6"/>
     </w:p>
     <w:p>
       <w:pPr>
@@ -754,7 +4012,7 @@
                     <pic:cNvPicPr/>
                   </pic:nvPicPr>
                   <pic:blipFill>
-                    <a:blip r:embed="rId9"/>
+                    <a:blip r:embed="rId10"/>
                     <a:stretch>
                       <a:fillRect/>
                     </a:stretch>
@@ -782,12 +4040,14 @@
           <w:lang w:val="de-DE"/>
         </w:rPr>
       </w:pPr>
+      <w:bookmarkStart w:id="7" w:name="_Toc222408388"/>
       <w:r>
         <w:rPr>
           <w:lang w:val="de-DE"/>
         </w:rPr>
         <w:t>Schaltung mit Darlington</w:t>
       </w:r>
+      <w:bookmarkEnd w:id="7"/>
     </w:p>
     <w:p>
       <w:pPr>
@@ -802,8 +4062,8 @@
           <w:lang w:val="de-DE"/>
         </w:rPr>
         <w:drawing>
-          <wp:inline distT="0" distB="0" distL="0" distR="0" wp14:anchorId="5F1A8E96" wp14:editId="18DB75A8">
-            <wp:extent cx="4341600" cy="3144070"/>
+          <wp:inline distT="0" distB="0" distL="0" distR="0" wp14:anchorId="5F1A8E96" wp14:editId="106DE952">
+            <wp:extent cx="4848726" cy="3511317"/>
             <wp:effectExtent l="0" t="0" r="0" b="0"/>
             <wp:docPr id="460244909" name="Picture 1"/>
             <wp:cNvGraphicFramePr>
@@ -819,7 +4079,7 @@
                     </pic:cNvPicPr>
                   </pic:nvPicPr>
                   <pic:blipFill>
-                    <a:blip r:embed="rId10">
+                    <a:blip r:embed="rId11">
                       <a:extLst>
                         <a:ext uri="{28A0092B-C50C-407E-A947-70E740481C1C}">
                           <a14:useLocalDpi xmlns:a14="http://schemas.microsoft.com/office/drawing/2010/main" val="0"/>
@@ -834,7 +4094,7 @@
                   <pic:spPr bwMode="auto">
                     <a:xfrm>
                       <a:off x="0" y="0"/>
-                      <a:ext cx="4348073" cy="3148757"/>
+                      <a:ext cx="4859954" cy="3519448"/>
                     </a:xfrm>
                     <a:prstGeom prst="rect">
                       <a:avLst/>
@@ -858,12 +4118,15 @@
           <w:lang w:val="de-DE"/>
         </w:rPr>
       </w:pPr>
-      <w:r>
-        <w:rPr>
-          <w:lang w:val="de-DE"/>
-        </w:rPr>
+      <w:bookmarkStart w:id="8" w:name="_Toc222408389"/>
+      <w:r>
+        <w:rPr>
+          <w:lang w:val="de-DE"/>
+        </w:rPr>
+        <w:lastRenderedPageBreak/>
         <w:t>Mosfet Als Schalter</w:t>
       </w:r>
+      <w:bookmarkEnd w:id="8"/>
     </w:p>
     <w:p>
       <w:pPr>
@@ -872,12 +4135,14 @@
           <w:lang w:val="de-DE"/>
         </w:rPr>
       </w:pPr>
+      <w:bookmarkStart w:id="9" w:name="_Toc222408390"/>
       <w:r>
         <w:rPr>
           <w:lang w:val="de-DE"/>
         </w:rPr>
         <w:t>Aufgabenstellung</w:t>
       </w:r>
+      <w:bookmarkEnd w:id="9"/>
     </w:p>
     <w:p>
       <w:pPr>
@@ -905,13 +4170,14 @@
           <w:lang w:val="de-DE"/>
         </w:rPr>
       </w:pPr>
-      <w:r>
-        <w:rPr>
-          <w:lang w:val="de-DE"/>
-        </w:rPr>
-        <w:lastRenderedPageBreak/>
+      <w:bookmarkStart w:id="10" w:name="_Toc222408391"/>
+      <w:r>
+        <w:rPr>
+          <w:lang w:val="de-DE"/>
+        </w:rPr>
         <w:t>Schaltung</w:t>
       </w:r>
+      <w:bookmarkEnd w:id="10"/>
     </w:p>
     <w:p>
       <w:pPr>
@@ -947,7 +4213,7 @@
                     </pic:cNvPicPr>
                   </pic:nvPicPr>
                   <pic:blipFill>
-                    <a:blip r:embed="rId11">
+                    <a:blip r:embed="rId12">
                       <a:extLst>
                         <a:ext uri="{28A0092B-C50C-407E-A947-70E740481C1C}">
                           <a14:useLocalDpi xmlns:a14="http://schemas.microsoft.com/office/drawing/2010/main" val="0"/>
@@ -986,12 +4252,14 @@
           <w:lang w:val="de-DE"/>
         </w:rPr>
       </w:pPr>
+      <w:bookmarkStart w:id="11" w:name="_Toc222408392"/>
       <w:r>
         <w:rPr>
           <w:lang w:val="de-DE"/>
         </w:rPr>
         <w:t>Simulation</w:t>
       </w:r>
+      <w:bookmarkEnd w:id="11"/>
     </w:p>
     <w:p>
       <w:pPr>
@@ -1023,7 +4291,7 @@
                     </pic:cNvPicPr>
                   </pic:nvPicPr>
                   <pic:blipFill>
-                    <a:blip r:embed="rId12">
+                    <a:blip r:embed="rId13">
                       <a:extLst>
                         <a:ext uri="{28A0092B-C50C-407E-A947-70E740481C1C}">
                           <a14:useLocalDpi xmlns:a14="http://schemas.microsoft.com/office/drawing/2010/main" val="0"/>
@@ -1057,6 +4325,23 @@
     </w:p>
     <w:p>
       <w:pPr>
+        <w:pStyle w:val="Heading2"/>
+        <w:rPr>
+          <w:lang w:val="de-DE"/>
+        </w:rPr>
+      </w:pPr>
+      <w:bookmarkStart w:id="12" w:name="_Toc222408393"/>
+      <w:r>
+        <w:rPr>
+          <w:lang w:val="de-DE"/>
+        </w:rPr>
+        <w:lastRenderedPageBreak/>
+        <w:t>Auswertung</w:t>
+      </w:r>
+      <w:bookmarkEnd w:id="12"/>
+    </w:p>
+    <w:p>
+      <w:pPr>
         <w:spacing w:after="0" w:line="276" w:lineRule="auto"/>
         <w:rPr>
           <w:lang w:val="de-DE"/>
@@ -1066,7 +4351,35 @@
         <w:rPr>
           <w:lang w:val="de-DE"/>
         </w:rPr>
-        <w:t>EA um Gate-Source Spannung zu messen bei P-Kanal, bei N-Kanal ist Gate zu Ground = Gate-Source Spannung.</w:t>
+        <w:t>Ab 5V richtig geschalten,  Spannungen von 0V bis 20V und Ströme von 0mA bis 8.3A</w:t>
+      </w:r>
+    </w:p>
+    <w:p>
+      <w:pPr>
+        <w:spacing w:after="0" w:line="276" w:lineRule="auto"/>
+        <w:rPr>
+          <w:lang w:val="de-DE"/>
+        </w:rPr>
+      </w:pPr>
+    </w:p>
+    <w:p>
+      <w:pPr>
+        <w:spacing w:after="0" w:line="276" w:lineRule="auto"/>
+        <w:rPr>
+          <w:lang w:val="de-DE"/>
+        </w:rPr>
+      </w:pPr>
+      <w:r>
+        <w:rPr>
+          <w:lang w:val="de-DE"/>
+        </w:rPr>
+        <w:t>Spannungsgesteuerte Spannungsquelle um eine Spannung von Ugate des Ugs von N-Kanal zu P-Kanal transferieren</w:t>
+      </w:r>
+      <w:r>
+        <w:rPr>
+          <w:lang w:val="de-DE"/>
+        </w:rPr>
+        <w:t>, bei N-Kanal ist Gate zu Ground = Gate-Source Spannung.</w:t>
       </w:r>
     </w:p>
     <w:p>
@@ -1080,7 +4393,31 @@
         <w:rPr>
           <w:lang w:val="de-DE"/>
         </w:rPr>
-        <w:t>Wichtig: Diode in die Richtige Richtung!</w:t>
+        <w:t xml:space="preserve">Wichtig: </w:t>
+      </w:r>
+      <w:r>
+        <w:rPr>
+          <w:lang w:val="de-DE"/>
+        </w:rPr>
+        <w:t>Freilauf-</w:t>
+      </w:r>
+      <w:r>
+        <w:rPr>
+          <w:lang w:val="de-DE"/>
+        </w:rPr>
+        <w:t>Diode in die Richtige Richtung</w:t>
+      </w:r>
+      <w:r>
+        <w:rPr>
+          <w:lang w:val="de-DE"/>
+        </w:rPr>
+        <w:t xml:space="preserve"> (Sperrrichtung)</w:t>
+      </w:r>
+      <w:r>
+        <w:rPr>
+          <w:lang w:val="de-DE"/>
+        </w:rPr>
+        <w:t>!</w:t>
       </w:r>
     </w:p>
     <w:p>
@@ -1090,13 +4427,14 @@
           <w:lang w:val="de-DE"/>
         </w:rPr>
       </w:pPr>
-      <w:r>
-        <w:rPr>
-          <w:lang w:val="de-DE"/>
-        </w:rPr>
-        <w:lastRenderedPageBreak/>
+      <w:bookmarkStart w:id="13" w:name="_Toc222408394"/>
+      <w:r>
+        <w:rPr>
+          <w:lang w:val="de-DE"/>
+        </w:rPr>
         <w:t>Buffer Elko</w:t>
       </w:r>
+      <w:bookmarkEnd w:id="13"/>
     </w:p>
     <w:p>
       <w:pPr>
@@ -1105,12 +4443,14 @@
           <w:lang w:val="de-DE"/>
         </w:rPr>
       </w:pPr>
+      <w:bookmarkStart w:id="14" w:name="_Toc222408395"/>
       <w:r>
         <w:rPr>
           <w:lang w:val="de-DE"/>
         </w:rPr>
         <w:t>Aufgabenstellung</w:t>
       </w:r>
+      <w:bookmarkEnd w:id="14"/>
     </w:p>
     <w:p>
       <w:pPr>
@@ -1139,12 +4479,14 @@
           <w:lang w:val="de-DE"/>
         </w:rPr>
       </w:pPr>
+      <w:bookmarkStart w:id="15" w:name="_Toc222408396"/>
       <w:r>
         <w:rPr>
           <w:lang w:val="de-DE"/>
         </w:rPr>
         <w:t>Schaltung</w:t>
       </w:r>
+      <w:bookmarkEnd w:id="15"/>
     </w:p>
     <w:p>
       <w:pPr>
@@ -1159,8 +4501,8 @@
           <w:lang w:val="de-DE"/>
         </w:rPr>
         <w:drawing>
-          <wp:inline distT="0" distB="0" distL="0" distR="0" wp14:anchorId="543C7FDB" wp14:editId="518BE651">
-            <wp:extent cx="4198327" cy="4516016"/>
+          <wp:inline distT="0" distB="0" distL="0" distR="0" wp14:anchorId="543C7FDB" wp14:editId="5FFC1899">
+            <wp:extent cx="4722395" cy="5079740"/>
             <wp:effectExtent l="0" t="0" r="0" b="0"/>
             <wp:docPr id="2043036763" name="Picture 1"/>
             <wp:cNvGraphicFramePr>
@@ -1176,7 +4518,7 @@
                     </pic:cNvPicPr>
                   </pic:nvPicPr>
                   <pic:blipFill>
-                    <a:blip r:embed="rId13">
+                    <a:blip r:embed="rId14">
                       <a:extLst>
                         <a:ext uri="{28A0092B-C50C-407E-A947-70E740481C1C}">
                           <a14:useLocalDpi xmlns:a14="http://schemas.microsoft.com/office/drawing/2010/main" val="0"/>
@@ -1191,7 +4533,7 @@
                   <pic:spPr bwMode="auto">
                     <a:xfrm>
                       <a:off x="0" y="0"/>
-                      <a:ext cx="4199797" cy="4517597"/>
+                      <a:ext cx="4728229" cy="5086015"/>
                     </a:xfrm>
                     <a:prstGeom prst="rect">
                       <a:avLst/>
@@ -1215,6 +4557,7 @@
           <w:lang w:val="de-DE"/>
         </w:rPr>
       </w:pPr>
+      <w:bookmarkStart w:id="16" w:name="_Toc222408397"/>
       <w:r>
         <w:rPr>
           <w:lang w:val="de-DE"/>
@@ -1222,6 +4565,7 @@
         <w:lastRenderedPageBreak/>
         <w:t>Simulation</w:t>
       </w:r>
+      <w:bookmarkEnd w:id="16"/>
     </w:p>
     <w:p>
       <w:pPr>
@@ -1253,7 +4597,7 @@
                     </pic:cNvPicPr>
                   </pic:nvPicPr>
                   <pic:blipFill>
-                    <a:blip r:embed="rId14">
+                    <a:blip r:embed="rId15">
                       <a:extLst>
                         <a:ext uri="{28A0092B-C50C-407E-A947-70E740481C1C}">
                           <a14:useLocalDpi xmlns:a14="http://schemas.microsoft.com/office/drawing/2010/main" val="0"/>
@@ -1287,17 +4631,49 @@
     </w:p>
     <w:p>
       <w:pPr>
+        <w:pStyle w:val="Heading2"/>
+        <w:rPr>
+          <w:lang w:val="de-DE"/>
+        </w:rPr>
+      </w:pPr>
+      <w:bookmarkStart w:id="17" w:name="_Toc222408398"/>
+      <w:r>
+        <w:rPr>
+          <w:lang w:val="de-DE"/>
+        </w:rPr>
+        <w:t>Auswertung</w:t>
+      </w:r>
+      <w:bookmarkEnd w:id="17"/>
+    </w:p>
+    <w:p>
+      <w:pPr>
+        <w:spacing w:line="276" w:lineRule="auto"/>
+        <w:rPr>
+          <w:lang w:val="de-DE"/>
+        </w:rPr>
+      </w:pPr>
+      <w:r>
+        <w:rPr>
+          <w:lang w:val="de-DE"/>
+        </w:rPr>
+        <w:t xml:space="preserve">Mit Elko ein viel schöneres ergebnis das nicht bis auf 0V runter fällt und keine Spitzen Überschüsse macht. </w:t>
+      </w:r>
+    </w:p>
+    <w:p>
+      <w:pPr>
         <w:pStyle w:val="Heading1"/>
         <w:rPr>
           <w:lang w:val="de-DE"/>
         </w:rPr>
       </w:pPr>
+      <w:bookmarkStart w:id="18" w:name="_Toc222408399"/>
       <w:r>
         <w:rPr>
           <w:lang w:val="de-DE"/>
         </w:rPr>
         <w:t>Logik</w:t>
       </w:r>
+      <w:bookmarkEnd w:id="18"/>
     </w:p>
     <w:p>
       <w:pPr>
@@ -1306,12 +4682,14 @@
           <w:lang w:val="de-DE"/>
         </w:rPr>
       </w:pPr>
+      <w:bookmarkStart w:id="19" w:name="_Toc222408400"/>
       <w:r>
         <w:rPr>
           <w:lang w:val="de-DE"/>
         </w:rPr>
         <w:t>Aufgabenstellung</w:t>
       </w:r>
+      <w:bookmarkEnd w:id="19"/>
     </w:p>
     <w:p>
       <w:pPr>
@@ -1345,11 +4723,39 @@
           <w:lang w:val="de-DE"/>
         </w:rPr>
       </w:pPr>
+      <w:bookmarkStart w:id="20" w:name="_Toc222408401"/>
       <w:r>
         <w:rPr>
           <w:lang w:val="de-DE"/>
         </w:rPr>
         <w:t>Wahrheitstabelle &amp; Gleichungen</w:t>
+      </w:r>
+      <w:bookmarkEnd w:id="20"/>
+    </w:p>
+    <w:p>
+      <w:pPr>
+        <w:rPr>
+          <w:lang w:val="de-DE"/>
+        </w:rPr>
+      </w:pPr>
+      <w:r>
+        <w:rPr>
+          <w:lang w:val="de-DE"/>
+        </w:rPr>
+        <w:t>0= Niederohmig</w:t>
+      </w:r>
+    </w:p>
+    <w:p>
+      <w:pPr>
+        <w:rPr>
+          <w:lang w:val="de-DE"/>
+        </w:rPr>
+      </w:pPr>
+      <w:r>
+        <w:rPr>
+          <w:lang w:val="de-DE"/>
+        </w:rPr>
+        <w:t>1= Hochohmig</w:t>
       </w:r>
     </w:p>
     <w:tbl>
@@ -2012,6 +5418,7 @@
               <w:rPr>
                 <w:lang w:val="de-DE"/>
               </w:rPr>
+              <w:lastRenderedPageBreak/>
               <w:t>1</w:t>
             </w:r>
           </w:p>
@@ -2488,8 +5895,25 @@
         <w:spacing w:line="276" w:lineRule="auto"/>
       </w:pPr>
       <w:r>
-        <w:lastRenderedPageBreak/>
-        <w:t>N1 = ~(EN and BR~ and Ri~ and PWM)</w:t>
+        <w:t xml:space="preserve">N1 = </w:t>
+      </w:r>
+      <w:r>
+        <w:t>!</w:t>
+      </w:r>
+      <w:r>
+        <w:t xml:space="preserve">(EN and </w:t>
+      </w:r>
+      <w:r>
+        <w:t>!</w:t>
+      </w:r>
+      <w:r>
+        <w:t xml:space="preserve">BR and </w:t>
+      </w:r>
+      <w:r>
+        <w:t>!</w:t>
+      </w:r>
+      <w:r>
+        <w:t>Ri and PWM)</w:t>
       </w:r>
     </w:p>
     <w:p>
@@ -2497,7 +5921,19 @@
         <w:spacing w:line="276" w:lineRule="auto"/>
       </w:pPr>
       <w:r>
-        <w:t>N2 = ~(EN and BR~ and Ri and PWM)</w:t>
+        <w:t xml:space="preserve">N2 = </w:t>
+      </w:r>
+      <w:r>
+        <w:t>!</w:t>
+      </w:r>
+      <w:r>
+        <w:t xml:space="preserve">(EN and </w:t>
+      </w:r>
+      <w:r>
+        <w:t>!</w:t>
+      </w:r>
+      <w:r>
+        <w:t>BR and Ri and PWM)</w:t>
       </w:r>
     </w:p>
     <w:p>
@@ -2505,7 +5941,25 @@
         <w:spacing w:line="276" w:lineRule="auto"/>
       </w:pPr>
       <w:r>
-        <w:t>P2 = ~(Enable and BR~ and Ri~)</w:t>
+        <w:t xml:space="preserve">P2 = </w:t>
+      </w:r>
+      <w:r>
+        <w:t>!</w:t>
+      </w:r>
+      <w:r>
+        <w:t xml:space="preserve">(Enable and </w:t>
+      </w:r>
+      <w:r>
+        <w:t>!</w:t>
+      </w:r>
+      <w:r>
+        <w:t xml:space="preserve">BR and </w:t>
+      </w:r>
+      <w:r>
+        <w:t>!</w:t>
+      </w:r>
+      <w:r>
+        <w:t>Ri)</w:t>
       </w:r>
     </w:p>
     <w:p>
@@ -2513,16 +5967,30 @@
         <w:spacing w:line="276" w:lineRule="auto"/>
       </w:pPr>
       <w:r>
-        <w:t>P1 = ~(EN and BR~ and Ri)</w:t>
+        <w:t xml:space="preserve">P1 = </w:t>
+      </w:r>
+      <w:r>
+        <w:t>!</w:t>
+      </w:r>
+      <w:r>
+        <w:t xml:space="preserve">(EN and </w:t>
+      </w:r>
+      <w:r>
+        <w:t>!</w:t>
+      </w:r>
+      <w:r>
+        <w:t>BR and Ri)</w:t>
       </w:r>
     </w:p>
     <w:p>
       <w:pPr>
         <w:pStyle w:val="Heading2"/>
       </w:pPr>
+      <w:bookmarkStart w:id="21" w:name="_Toc222408402"/>
       <w:r>
         <w:t>Quartus Simulation</w:t>
       </w:r>
+      <w:bookmarkEnd w:id="21"/>
     </w:p>
     <w:p>
       <w:pPr>
@@ -2533,7 +6001,7 @@
           <w:noProof/>
         </w:rPr>
         <w:drawing>
-          <wp:inline distT="0" distB="0" distL="0" distR="0" wp14:anchorId="314A03FC" wp14:editId="4C25A8CB">
+          <wp:inline distT="0" distB="0" distL="0" distR="0" wp14:anchorId="314A03FC" wp14:editId="03AEA6D8">
             <wp:extent cx="5731510" cy="2497455"/>
             <wp:effectExtent l="0" t="0" r="2540" b="0"/>
             <wp:docPr id="1566494728" name="Picture 1" descr="A screenshot of a computer&#10;&#10;AI-generated content may be incorrect."/>
@@ -2548,7 +6016,7 @@
                     <pic:cNvPicPr/>
                   </pic:nvPicPr>
                   <pic:blipFill>
-                    <a:blip r:embed="rId15"/>
+                    <a:blip r:embed="rId16"/>
                     <a:stretch>
                       <a:fillRect/>
                     </a:stretch>
@@ -2573,9 +6041,12 @@
       <w:pPr>
         <w:pStyle w:val="Heading2"/>
       </w:pPr>
-      <w:r>
+      <w:bookmarkStart w:id="22" w:name="_Toc222408403"/>
+      <w:r>
+        <w:lastRenderedPageBreak/>
         <w:t>Schaltung</w:t>
       </w:r>
+      <w:bookmarkEnd w:id="22"/>
     </w:p>
     <w:p>
       <w:r>
@@ -2600,7 +6071,7 @@
                     </pic:cNvPicPr>
                   </pic:nvPicPr>
                   <pic:blipFill>
-                    <a:blip r:embed="rId16">
+                    <a:blip r:embed="rId17">
                       <a:extLst>
                         <a:ext uri="{28A0092B-C50C-407E-A947-70E740481C1C}">
                           <a14:useLocalDpi xmlns:a14="http://schemas.microsoft.com/office/drawing/2010/main" val="0"/>
@@ -2637,7 +6108,6 @@
         <w:rPr>
           <w:noProof/>
         </w:rPr>
-        <w:lastRenderedPageBreak/>
         <w:drawing>
           <wp:inline distT="0" distB="0" distL="0" distR="0" wp14:anchorId="7479720D" wp14:editId="4509BA91">
             <wp:extent cx="4353339" cy="1739265"/>
@@ -2656,7 +6126,7 @@
                     </pic:cNvPicPr>
                   </pic:nvPicPr>
                   <pic:blipFill>
-                    <a:blip r:embed="rId17">
+                    <a:blip r:embed="rId18">
                       <a:extLst>
                         <a:ext uri="{28A0092B-C50C-407E-A947-70E740481C1C}">
                           <a14:useLocalDpi xmlns:a14="http://schemas.microsoft.com/office/drawing/2010/main" val="0"/>
@@ -2692,23 +6162,30 @@
       <w:pPr>
         <w:pStyle w:val="Heading2"/>
       </w:pPr>
-      <w:r>
-        <w:t>Dimensionieren</w:t>
-      </w:r>
-    </w:p>
-    <w:p>
-      <w:pPr>
-        <w:spacing w:line="276" w:lineRule="auto"/>
-      </w:pPr>
-      <w:r>
+      <w:bookmarkStart w:id="23" w:name="_Toc222408404"/>
+      <w:r>
+        <w:t>Simulation</w:t>
+      </w:r>
+      <w:bookmarkEnd w:id="23"/>
+    </w:p>
+    <w:p>
+      <w:pPr>
         <w:rPr>
           <w:noProof/>
         </w:rPr>
+      </w:pPr>
+    </w:p>
+    <w:p>
+      <w:r>
+        <w:rPr>
+          <w:noProof/>
+        </w:rPr>
+        <w:lastRenderedPageBreak/>
         <w:drawing>
-          <wp:inline distT="0" distB="0" distL="0" distR="0" wp14:anchorId="65BAD72B" wp14:editId="78F1450C">
-            <wp:extent cx="6061394" cy="2040835"/>
-            <wp:effectExtent l="0" t="0" r="0" b="0"/>
-            <wp:docPr id="1148362285" name="Picture 1"/>
+          <wp:inline distT="0" distB="0" distL="0" distR="0" wp14:anchorId="17A728C3" wp14:editId="22BBE899">
+            <wp:extent cx="6898012" cy="4448629"/>
+            <wp:effectExtent l="0" t="0" r="0" b="9525"/>
+            <wp:docPr id="120686735" name="Picture 4"/>
             <wp:cNvGraphicFramePr>
               <a:graphicFrameLocks xmlns:a="http://schemas.openxmlformats.org/drawingml/2006/main" noChangeAspect="1"/>
             </wp:cNvGraphicFramePr>
@@ -2716,11 +6193,99 @@
               <a:graphicData uri="http://schemas.openxmlformats.org/drawingml/2006/picture">
                 <pic:pic xmlns:pic="http://schemas.openxmlformats.org/drawingml/2006/picture">
                   <pic:nvPicPr>
-                    <pic:cNvPr id="1148362285" name=""/>
+                    <pic:cNvPr id="0" name="Picture 4"/>
+                    <pic:cNvPicPr>
+                      <a:picLocks noChangeAspect="1" noChangeArrowheads="1"/>
+                    </pic:cNvPicPr>
+                  </pic:nvPicPr>
+                  <pic:blipFill>
+                    <a:blip r:embed="rId19">
+                      <a:extLst>
+                        <a:ext uri="{28A0092B-C50C-407E-A947-70E740481C1C}">
+                          <a14:useLocalDpi xmlns:a14="http://schemas.microsoft.com/office/drawing/2010/main" val="0"/>
+                        </a:ext>
+                      </a:extLst>
+                    </a:blip>
+                    <a:srcRect/>
+                    <a:stretch>
+                      <a:fillRect/>
+                    </a:stretch>
+                  </pic:blipFill>
+                  <pic:spPr bwMode="auto">
+                    <a:xfrm>
+                      <a:off x="0" y="0"/>
+                      <a:ext cx="6902617" cy="4451599"/>
+                    </a:xfrm>
+                    <a:prstGeom prst="rect">
+                      <a:avLst/>
+                    </a:prstGeom>
+                    <a:noFill/>
+                    <a:ln>
+                      <a:noFill/>
+                    </a:ln>
+                  </pic:spPr>
+                </pic:pic>
+              </a:graphicData>
+            </a:graphic>
+          </wp:inline>
+        </w:drawing>
+      </w:r>
+    </w:p>
+    <w:p>
+      <w:pPr>
+        <w:pStyle w:val="Heading2"/>
+      </w:pPr>
+      <w:bookmarkStart w:id="24" w:name="_Toc222408405"/>
+      <w:r>
+        <w:t>Auswertung</w:t>
+      </w:r>
+      <w:bookmarkEnd w:id="24"/>
+    </w:p>
+    <w:p>
+      <w:r>
+        <w:t>Bei Richtung = 0 ist</w:t>
+      </w:r>
+      <w:r>
+        <w:t xml:space="preserve"> P2 =1</w:t>
+      </w:r>
+    </w:p>
+    <w:p>
+      <w:r>
+        <w:t>Bei Richtung =1 ist P1 = 1</w:t>
+      </w:r>
+    </w:p>
+    <w:p>
+      <w:pPr>
+        <w:pStyle w:val="Heading2"/>
+      </w:pPr>
+      <w:bookmarkStart w:id="25" w:name="_Toc222408406"/>
+      <w:r>
+        <w:t>Dimensionieren</w:t>
+      </w:r>
+      <w:bookmarkEnd w:id="25"/>
+    </w:p>
+    <w:p>
+      <w:pPr>
+        <w:spacing w:line="276" w:lineRule="auto"/>
+      </w:pPr>
+      <w:r>
+        <w:drawing>
+          <wp:inline distT="0" distB="0" distL="0" distR="0" wp14:anchorId="471EE9E5" wp14:editId="7739F1D8">
+            <wp:extent cx="4839828" cy="2233313"/>
+            <wp:effectExtent l="0" t="0" r="0" b="0"/>
+            <wp:docPr id="1886623481" name="Picture 1"/>
+            <wp:cNvGraphicFramePr>
+              <a:graphicFrameLocks xmlns:a="http://schemas.openxmlformats.org/drawingml/2006/main" noChangeAspect="1"/>
+            </wp:cNvGraphicFramePr>
+            <a:graphic xmlns:a="http://schemas.openxmlformats.org/drawingml/2006/main">
+              <a:graphicData uri="http://schemas.openxmlformats.org/drawingml/2006/picture">
+                <pic:pic xmlns:pic="http://schemas.openxmlformats.org/drawingml/2006/picture">
+                  <pic:nvPicPr>
+                    <pic:cNvPr id="1886623481" name=""/>
                     <pic:cNvPicPr/>
                   </pic:nvPicPr>
                   <pic:blipFill>
-                    <a:blip r:embed="rId18"/>
+                    <a:blip r:embed="rId20"/>
                     <a:stretch>
                       <a:fillRect/>
                     </a:stretch>
@@ -2728,7 +6293,7 @@
                   <pic:spPr>
                     <a:xfrm>
                       <a:off x="0" y="0"/>
-                      <a:ext cx="6066813" cy="2042660"/>
+                      <a:ext cx="4855331" cy="2240467"/>
                     </a:xfrm>
                     <a:prstGeom prst="rect">
                       <a:avLst/>
@@ -2745,17 +6310,22 @@
       <w:pPr>
         <w:pStyle w:val="Heading1"/>
       </w:pPr>
-      <w:r>
+      <w:bookmarkStart w:id="26" w:name="_Toc222408407"/>
+      <w:r>
+        <w:lastRenderedPageBreak/>
         <w:t>Mosfet Brücke</w:t>
       </w:r>
+      <w:bookmarkEnd w:id="26"/>
     </w:p>
     <w:p>
       <w:pPr>
         <w:pStyle w:val="Heading2"/>
       </w:pPr>
+      <w:bookmarkStart w:id="27" w:name="_Toc222408408"/>
       <w:r>
         <w:t>Aufgabenstellung</w:t>
       </w:r>
+      <w:bookmarkEnd w:id="27"/>
     </w:p>
     <w:p>
       <w:pPr>
@@ -2792,10 +6362,11 @@
       <w:pPr>
         <w:pStyle w:val="Heading2"/>
       </w:pPr>
-      <w:r>
-        <w:lastRenderedPageBreak/>
+      <w:bookmarkStart w:id="28" w:name="_Toc222408409"/>
+      <w:r>
         <w:t>Schaltung</w:t>
       </w:r>
+      <w:bookmarkEnd w:id="28"/>
     </w:p>
     <w:p>
       <w:r>
@@ -2820,7 +6391,7 @@
                     </pic:cNvPicPr>
                   </pic:nvPicPr>
                   <pic:blipFill>
-                    <a:blip r:embed="rId19">
+                    <a:blip r:embed="rId21">
                       <a:extLst>
                         <a:ext uri="{28A0092B-C50C-407E-A947-70E740481C1C}">
                           <a14:useLocalDpi xmlns:a14="http://schemas.microsoft.com/office/drawing/2010/main" val="0"/>
@@ -2856,10 +6427,12 @@
       <w:pPr>
         <w:pStyle w:val="Heading2"/>
       </w:pPr>
+      <w:bookmarkStart w:id="29" w:name="_Toc222408410"/>
       <w:r>
         <w:lastRenderedPageBreak/>
         <w:t>Simulation</w:t>
       </w:r>
+      <w:bookmarkEnd w:id="29"/>
     </w:p>
     <w:p>
       <w:pPr>
@@ -2870,10 +6443,10 @@
           <w:noProof/>
         </w:rPr>
         <w:drawing>
-          <wp:inline distT="0" distB="0" distL="0" distR="0" wp14:anchorId="1F9056F9" wp14:editId="6F99C20F">
-            <wp:extent cx="5731510" cy="4056380"/>
-            <wp:effectExtent l="0" t="0" r="2540" b="1270"/>
-            <wp:docPr id="1344847405" name="Picture 4"/>
+          <wp:inline distT="0" distB="0" distL="0" distR="0" wp14:anchorId="48C4AEA1" wp14:editId="0A2137D8">
+            <wp:extent cx="6305973" cy="4064719"/>
+            <wp:effectExtent l="0" t="0" r="0" b="0"/>
+            <wp:docPr id="131216545" name="Picture 3"/>
             <wp:cNvGraphicFramePr>
               <a:graphicFrameLocks xmlns:a="http://schemas.openxmlformats.org/drawingml/2006/main" noChangeAspect="1"/>
             </wp:cNvGraphicFramePr>
@@ -2881,13 +6454,13 @@
               <a:graphicData uri="http://schemas.openxmlformats.org/drawingml/2006/picture">
                 <pic:pic xmlns:pic="http://schemas.openxmlformats.org/drawingml/2006/picture">
                   <pic:nvPicPr>
-                    <pic:cNvPr id="0" name="Picture 4"/>
+                    <pic:cNvPr id="0" name="Picture 3"/>
                     <pic:cNvPicPr>
                       <a:picLocks noChangeAspect="1" noChangeArrowheads="1"/>
                     </pic:cNvPicPr>
                   </pic:nvPicPr>
                   <pic:blipFill>
-                    <a:blip r:embed="rId20">
+                    <a:blip r:embed="rId22">
                       <a:extLst>
                         <a:ext uri="{28A0092B-C50C-407E-A947-70E740481C1C}">
                           <a14:useLocalDpi xmlns:a14="http://schemas.microsoft.com/office/drawing/2010/main" val="0"/>
@@ -2902,7 +6475,7 @@
                   <pic:spPr bwMode="auto">
                     <a:xfrm>
                       <a:off x="0" y="0"/>
-                      <a:ext cx="5731510" cy="4056380"/>
+                      <a:ext cx="6307861" cy="4065936"/>
                     </a:xfrm>
                     <a:prstGeom prst="rect">
                       <a:avLst/>
@@ -2921,11 +6494,42 @@
     </w:p>
     <w:p>
       <w:pPr>
+        <w:pStyle w:val="Heading2"/>
+      </w:pPr>
+      <w:bookmarkStart w:id="30" w:name="_Toc222408411"/>
+      <w:r>
+        <w:t>Auswertung</w:t>
+      </w:r>
+      <w:bookmarkEnd w:id="30"/>
+    </w:p>
+    <w:p>
+      <w:pPr>
+        <w:spacing w:line="276" w:lineRule="auto"/>
+        <w:rPr>
+          <w:lang w:val="de-DE"/>
+        </w:rPr>
+      </w:pPr>
+      <w:r>
+        <w:rPr>
+          <w:lang w:val="de-DE"/>
+        </w:rPr>
+        <w:t>Mosfets schalten von 0V b</w:t>
+      </w:r>
+      <w:r>
+        <w:rPr>
+          <w:lang w:val="de-DE"/>
+        </w:rPr>
+        <w:t>is 20V</w:t>
+      </w:r>
+    </w:p>
+    <w:p>
+      <w:pPr>
         <w:pStyle w:val="Heading1"/>
         <w:rPr>
           <w:lang w:val="de-DE"/>
         </w:rPr>
       </w:pPr>
+      <w:bookmarkStart w:id="31" w:name="_Toc222408412"/>
       <w:r>
         <w:t>Volle H-Br</w:t>
       </w:r>
@@ -2935,6 +6539,7 @@
         </w:rPr>
         <w:t>ücke</w:t>
       </w:r>
+      <w:bookmarkEnd w:id="31"/>
     </w:p>
     <w:p>
       <w:pPr>
@@ -2943,12 +6548,14 @@
           <w:lang w:val="de-DE"/>
         </w:rPr>
       </w:pPr>
+      <w:bookmarkStart w:id="32" w:name="_Toc222408413"/>
       <w:r>
         <w:rPr>
           <w:lang w:val="de-DE"/>
         </w:rPr>
         <w:t>Aufgabenstellung</w:t>
       </w:r>
+      <w:bookmarkEnd w:id="32"/>
     </w:p>
     <w:p>
       <w:pPr>
@@ -2976,12 +6583,15 @@
           <w:lang w:val="de-DE"/>
         </w:rPr>
       </w:pPr>
-      <w:r>
-        <w:rPr>
-          <w:lang w:val="de-DE"/>
-        </w:rPr>
+      <w:bookmarkStart w:id="33" w:name="_Toc222408414"/>
+      <w:r>
+        <w:rPr>
+          <w:lang w:val="de-DE"/>
+        </w:rPr>
+        <w:lastRenderedPageBreak/>
         <w:t>Schaltung</w:t>
       </w:r>
+      <w:bookmarkEnd w:id="33"/>
     </w:p>
     <w:p>
       <w:pPr>
@@ -3012,7 +6622,7 @@
                     </pic:cNvPicPr>
                   </pic:nvPicPr>
                   <pic:blipFill>
-                    <a:blip r:embed="rId21">
+                    <a:blip r:embed="rId23">
                       <a:extLst>
                         <a:ext uri="{28A0092B-C50C-407E-A947-70E740481C1C}">
                           <a14:useLocalDpi xmlns:a14="http://schemas.microsoft.com/office/drawing/2010/main" val="0"/>
@@ -3048,10 +6658,11 @@
       <w:pPr>
         <w:pStyle w:val="Heading2"/>
       </w:pPr>
-      <w:r>
-        <w:lastRenderedPageBreak/>
+      <w:bookmarkStart w:id="34" w:name="_Toc222408415"/>
+      <w:r>
         <w:t>Simulation</w:t>
       </w:r>
+      <w:bookmarkEnd w:id="34"/>
     </w:p>
     <w:p>
       <w:pPr>
@@ -3079,7 +6690,7 @@
                     </pic:cNvPicPr>
                   </pic:nvPicPr>
                   <pic:blipFill>
-                    <a:blip r:embed="rId22">
+                    <a:blip r:embed="rId24">
                       <a:extLst>
                         <a:ext uri="{28A0092B-C50C-407E-A947-70E740481C1C}">
                           <a14:useLocalDpi xmlns:a14="http://schemas.microsoft.com/office/drawing/2010/main" val="0"/>
@@ -3113,8 +6724,228 @@
     </w:p>
     <w:p>
       <w:pPr>
+        <w:pStyle w:val="Heading2"/>
+      </w:pPr>
+      <w:bookmarkStart w:id="35" w:name="_Toc222408416"/>
+      <w:r>
+        <w:t>Auswertung</w:t>
+      </w:r>
+      <w:bookmarkEnd w:id="35"/>
+    </w:p>
+    <w:p>
+      <w:pPr>
         <w:spacing w:line="276" w:lineRule="auto"/>
       </w:pPr>
+      <w:r>
+        <w:t>0-20ms:</w:t>
+      </w:r>
+    </w:p>
+    <w:p>
+      <w:pPr>
+        <w:pStyle w:val="ListParagraph"/>
+        <w:numPr>
+          <w:ilvl w:val="0"/>
+          <w:numId w:val="4"/>
+        </w:numPr>
+        <w:spacing w:line="276" w:lineRule="auto"/>
+      </w:pPr>
+      <w:r>
+        <w:t xml:space="preserve">Enable=0 </w:t>
+      </w:r>
+    </w:p>
+    <w:p>
+      <w:pPr>
+        <w:pStyle w:val="ListParagraph"/>
+        <w:numPr>
+          <w:ilvl w:val="0"/>
+          <w:numId w:val="4"/>
+        </w:numPr>
+        <w:spacing w:line="276" w:lineRule="auto"/>
+      </w:pPr>
+      <w:r>
+        <w:t>0A Motorstrom</w:t>
+      </w:r>
+    </w:p>
+    <w:p>
+      <w:pPr>
+        <w:pStyle w:val="ListParagraph"/>
+        <w:numPr>
+          <w:ilvl w:val="0"/>
+          <w:numId w:val="4"/>
+        </w:numPr>
+        <w:spacing w:line="276" w:lineRule="auto"/>
+      </w:pPr>
+      <w:r>
+        <w:t>Stillstand</w:t>
+      </w:r>
+    </w:p>
+    <w:p>
+      <w:pPr>
+        <w:spacing w:line="276" w:lineRule="auto"/>
+      </w:pPr>
+      <w:r>
+        <w:t xml:space="preserve">20-75ms: </w:t>
+      </w:r>
+    </w:p>
+    <w:p>
+      <w:pPr>
+        <w:pStyle w:val="ListParagraph"/>
+        <w:numPr>
+          <w:ilvl w:val="0"/>
+          <w:numId w:val="3"/>
+        </w:numPr>
+        <w:spacing w:line="276" w:lineRule="auto"/>
+      </w:pPr>
+      <w:r>
+        <w:lastRenderedPageBreak/>
+        <w:t>Enable = 1</w:t>
+      </w:r>
+    </w:p>
+    <w:p>
+      <w:pPr>
+        <w:pStyle w:val="ListParagraph"/>
+        <w:numPr>
+          <w:ilvl w:val="0"/>
+          <w:numId w:val="3"/>
+        </w:numPr>
+        <w:spacing w:line="276" w:lineRule="auto"/>
+      </w:pPr>
+      <w:r>
+        <w:t>Richtung = 0</w:t>
+      </w:r>
+    </w:p>
+    <w:p>
+      <w:pPr>
+        <w:pStyle w:val="ListParagraph"/>
+        <w:numPr>
+          <w:ilvl w:val="0"/>
+          <w:numId w:val="3"/>
+        </w:numPr>
+        <w:spacing w:line="276" w:lineRule="auto"/>
+      </w:pPr>
+      <w:r>
+        <w:t>Motorstrom zwischen 5A und 7.5A</w:t>
+      </w:r>
+    </w:p>
+    <w:p>
+      <w:pPr>
+        <w:pStyle w:val="ListParagraph"/>
+        <w:numPr>
+          <w:ilvl w:val="0"/>
+          <w:numId w:val="3"/>
+        </w:numPr>
+        <w:spacing w:line="276" w:lineRule="auto"/>
+      </w:pPr>
+      <w:r>
+        <w:t>Linkslauf</w:t>
+      </w:r>
+    </w:p>
+    <w:p>
+      <w:pPr>
+        <w:spacing w:line="276" w:lineRule="auto"/>
+      </w:pPr>
+      <w:r>
+        <w:t>75-125ms:</w:t>
+      </w:r>
+    </w:p>
+    <w:p>
+      <w:pPr>
+        <w:pStyle w:val="ListParagraph"/>
+        <w:numPr>
+          <w:ilvl w:val="0"/>
+          <w:numId w:val="3"/>
+        </w:numPr>
+        <w:spacing w:line="276" w:lineRule="auto"/>
+      </w:pPr>
+      <w:r>
+        <w:t>Enable = 1</w:t>
+      </w:r>
+    </w:p>
+    <w:p>
+      <w:pPr>
+        <w:pStyle w:val="ListParagraph"/>
+        <w:numPr>
+          <w:ilvl w:val="0"/>
+          <w:numId w:val="3"/>
+        </w:numPr>
+        <w:spacing w:line="276" w:lineRule="auto"/>
+      </w:pPr>
+      <w:r>
+        <w:t>Richtung = 1</w:t>
+      </w:r>
+    </w:p>
+    <w:p>
+      <w:pPr>
+        <w:pStyle w:val="ListParagraph"/>
+        <w:numPr>
+          <w:ilvl w:val="0"/>
+          <w:numId w:val="3"/>
+        </w:numPr>
+        <w:spacing w:line="276" w:lineRule="auto"/>
+      </w:pPr>
+      <w:r>
+        <w:t>Motorstrom zwischen -5A und -7.5A</w:t>
+      </w:r>
+    </w:p>
+    <w:p>
+      <w:pPr>
+        <w:pStyle w:val="ListParagraph"/>
+        <w:numPr>
+          <w:ilvl w:val="0"/>
+          <w:numId w:val="3"/>
+        </w:numPr>
+        <w:spacing w:line="276" w:lineRule="auto"/>
+      </w:pPr>
+      <w:r>
+        <w:t>Rechtslauf</w:t>
+      </w:r>
+    </w:p>
+    <w:p>
+      <w:pPr>
+        <w:spacing w:line="276" w:lineRule="auto"/>
+      </w:pPr>
+      <w:r>
+        <w:t>125-150ms:</w:t>
+      </w:r>
+    </w:p>
+    <w:p>
+      <w:pPr>
+        <w:pStyle w:val="ListParagraph"/>
+        <w:numPr>
+          <w:ilvl w:val="0"/>
+          <w:numId w:val="3"/>
+        </w:numPr>
+        <w:spacing w:line="276" w:lineRule="auto"/>
+      </w:pPr>
+      <w:r>
+        <w:t>Enable = 1</w:t>
+      </w:r>
+    </w:p>
+    <w:p>
+      <w:pPr>
+        <w:pStyle w:val="ListParagraph"/>
+        <w:numPr>
+          <w:ilvl w:val="0"/>
+          <w:numId w:val="3"/>
+        </w:numPr>
+        <w:spacing w:line="276" w:lineRule="auto"/>
+      </w:pPr>
+      <w:r>
+        <w:t>Break = 1</w:t>
+      </w:r>
+    </w:p>
+    <w:p>
+      <w:pPr>
+        <w:pStyle w:val="ListParagraph"/>
+        <w:numPr>
+          <w:ilvl w:val="0"/>
+          <w:numId w:val="3"/>
+        </w:numPr>
+        <w:spacing w:line="276" w:lineRule="auto"/>
+      </w:pPr>
+      <w:r>
+        <w:t>Stillstand</w:t>
+      </w:r>
     </w:p>
     <w:sectPr>
       <w:pgSz w:w="11906" w:h="16838" w:code="9"/>
@@ -3129,6 +6960,119 @@
 <file path=word/numbering.xml><?xml version="1.0" encoding="utf-8"?>
 <w:numbering xmlns:wpc="http://schemas.microsoft.com/office/word/2010/wordprocessingCanvas" xmlns:cx="http://schemas.microsoft.com/office/drawing/2014/chartex" xmlns:cx1="http://schemas.microsoft.com/office/drawing/2015/9/8/chartex" xmlns:cx2="http://schemas.microsoft.com/office/drawing/2015/10/21/chartex" xmlns:cx3="http://schemas.microsoft.com/office/drawing/2016/5/9/chartex" xmlns:cx4="http://schemas.microsoft.com/office/drawing/2016/5/10/chartex" xmlns:cx5="http://schemas.microsoft.com/office/drawing/2016/5/11/chartex" xmlns:cx6="http://schemas.microsoft.com/office/drawing/2016/5/12/chartex" xmlns:cx7="http://schemas.microsoft.com/office/drawing/2016/5/13/chartex" xmlns:cx8="http://schemas.microsoft.com/office/drawing/2016/5/14/chartex" xmlns:mc="http://schemas.openxmlformats.org/markup-compatibility/2006" xmlns:aink="http://schemas.microsoft.com/office/drawing/2016/ink" xmlns:am3d="http://schemas.microsoft.com/office/drawing/2017/model3d" xmlns:o="urn:schemas-microsoft-com:office:office" xmlns:oel="http://schemas.microsoft.com/office/2019/extlst" xmlns:r="http://schemas.openxmlformats.org/officeDocument/2006/relationships" xmlns:m="http://schemas.openxmlformats.org/officeDocument/2006/math" xmlns:v="urn:schemas-microsoft-com:vml" xmlns:wp14="http://schemas.microsoft.com/office/word/2010/wordprocessingDrawing" xmlns:wp="http://schemas.openxmlformats.org/drawingml/2006/wordprocessingDrawing" xmlns:w10="urn:schemas-microsoft-com:office:word" xmlns:w="http://schemas.openxmlformats.org/wordprocessingml/2006/main" xmlns:w14="http://schemas.microsoft.com/office/word/2010/wordml" xmlns:w15="http://schemas.microsoft.com/office/word/2012/wordml" xmlns:w16cex="http://schemas.microsoft.com/office/word/2018/wordml/cex" xmlns:w16cid="http://schemas.microsoft.com/office/word/2016/wordml/cid" xmlns:w16="http://schemas.microsoft.com/office/word/2018/wordml" xmlns:w16du="http://schemas.microsoft.com/office/word/2023/wordml/word16du" xmlns:w16sdtdh="http://schemas.microsoft.com/office/word/2020/wordml/sdtdatahash" xmlns:w16sdtfl="http://schemas.microsoft.com/office/word/2024/wordml/sdtformatlock" xmlns:w16se="http://schemas.microsoft.com/office/word/2015/wordml/symex" xmlns:wpg="http://schemas.microsoft.com/office/word/2010/wordprocessingGroup" xmlns:wpi="http://schemas.microsoft.com/office/word/2010/wordprocessingInk" xmlns:wne="http://schemas.microsoft.com/office/word/2006/wordml" xmlns:wps="http://schemas.microsoft.com/office/word/2010/wordprocessingShape" mc:Ignorable="w14 w15 w16se w16cid w16 w16cex w16sdtdh w16sdtfl w16du wp14">
   <w:abstractNum w:abstractNumId="0" w15:restartNumberingAfterBreak="0">
+    <w:nsid w:val="023560F6"/>
+    <w:multiLevelType w:val="hybridMultilevel"/>
+    <w:tmpl w:val="6630CB44"/>
+    <w:lvl w:ilvl="0" w:tplc="1D00FBC6">
+      <w:start w:val="20"/>
+      <w:numFmt w:val="bullet"/>
+      <w:lvlText w:val="-"/>
+      <w:lvlJc w:val="left"/>
+      <w:pPr>
+        <w:ind w:left="720" w:hanging="360"/>
+      </w:pPr>
+      <w:rPr>
+        <w:rFonts w:ascii="Aptos" w:eastAsiaTheme="minorHAnsi" w:hAnsi="Aptos" w:cstheme="minorBidi" w:hint="default"/>
+      </w:rPr>
+    </w:lvl>
+    <w:lvl w:ilvl="1" w:tplc="04090003" w:tentative="1">
+      <w:start w:val="1"/>
+      <w:numFmt w:val="bullet"/>
+      <w:lvlText w:val="o"/>
+      <w:lvlJc w:val="left"/>
+      <w:pPr>
+        <w:ind w:left="1440" w:hanging="360"/>
+      </w:pPr>
+      <w:rPr>
+        <w:rFonts w:ascii="Courier New" w:hAnsi="Courier New" w:cs="Courier New" w:hint="default"/>
+      </w:rPr>
+    </w:lvl>
+    <w:lvl w:ilvl="2" w:tplc="04090005" w:tentative="1">
+      <w:start w:val="1"/>
+      <w:numFmt w:val="bullet"/>
+      <w:lvlText w:val=""/>
+      <w:lvlJc w:val="left"/>
+      <w:pPr>
+        <w:ind w:left="2160" w:hanging="360"/>
+      </w:pPr>
+      <w:rPr>
+        <w:rFonts w:ascii="Wingdings" w:hAnsi="Wingdings" w:hint="default"/>
+      </w:rPr>
+    </w:lvl>
+    <w:lvl w:ilvl="3" w:tplc="04090001" w:tentative="1">
+      <w:start w:val="1"/>
+      <w:numFmt w:val="bullet"/>
+      <w:lvlText w:val=""/>
+      <w:lvlJc w:val="left"/>
+      <w:pPr>
+        <w:ind w:left="2880" w:hanging="360"/>
+      </w:pPr>
+      <w:rPr>
+        <w:rFonts w:ascii="Symbol" w:hAnsi="Symbol" w:hint="default"/>
+      </w:rPr>
+    </w:lvl>
+    <w:lvl w:ilvl="4" w:tplc="04090003" w:tentative="1">
+      <w:start w:val="1"/>
+      <w:numFmt w:val="bullet"/>
+      <w:lvlText w:val="o"/>
+      <w:lvlJc w:val="left"/>
+      <w:pPr>
+        <w:ind w:left="3600" w:hanging="360"/>
+      </w:pPr>
+      <w:rPr>
+        <w:rFonts w:ascii="Courier New" w:hAnsi="Courier New" w:cs="Courier New" w:hint="default"/>
+      </w:rPr>
+    </w:lvl>
+    <w:lvl w:ilvl="5" w:tplc="04090005" w:tentative="1">
+      <w:start w:val="1"/>
+      <w:numFmt w:val="bullet"/>
+      <w:lvlText w:val=""/>
+      <w:lvlJc w:val="left"/>
+      <w:pPr>
+        <w:ind w:left="4320" w:hanging="360"/>
+      </w:pPr>
+      <w:rPr>
+        <w:rFonts w:ascii="Wingdings" w:hAnsi="Wingdings" w:hint="default"/>
+      </w:rPr>
+    </w:lvl>
+    <w:lvl w:ilvl="6" w:tplc="04090001" w:tentative="1">
+      <w:start w:val="1"/>
+      <w:numFmt w:val="bullet"/>
+      <w:lvlText w:val=""/>
+      <w:lvlJc w:val="left"/>
+      <w:pPr>
+        <w:ind w:left="5040" w:hanging="360"/>
+      </w:pPr>
+      <w:rPr>
+        <w:rFonts w:ascii="Symbol" w:hAnsi="Symbol" w:hint="default"/>
+      </w:rPr>
+    </w:lvl>
+    <w:lvl w:ilvl="7" w:tplc="04090003" w:tentative="1">
+      <w:start w:val="1"/>
+      <w:numFmt w:val="bullet"/>
+      <w:lvlText w:val="o"/>
+      <w:lvlJc w:val="left"/>
+      <w:pPr>
+        <w:ind w:left="5760" w:hanging="360"/>
+      </w:pPr>
+      <w:rPr>
+        <w:rFonts w:ascii="Courier New" w:hAnsi="Courier New" w:cs="Courier New" w:hint="default"/>
+      </w:rPr>
+    </w:lvl>
+    <w:lvl w:ilvl="8" w:tplc="04090005" w:tentative="1">
+      <w:start w:val="1"/>
+      <w:numFmt w:val="bullet"/>
+      <w:lvlText w:val=""/>
+      <w:lvlJc w:val="left"/>
+      <w:pPr>
+        <w:ind w:left="6480" w:hanging="360"/>
+      </w:pPr>
+      <w:rPr>
+        <w:rFonts w:ascii="Wingdings" w:hAnsi="Wingdings" w:hint="default"/>
+      </w:rPr>
+    </w:lvl>
+  </w:abstractNum>
+  <w:abstractNum w:abstractNumId="1" w15:restartNumberingAfterBreak="0">
     <w:nsid w:val="0AE945D3"/>
     <w:multiLevelType w:val="multilevel"/>
     <w:tmpl w:val="90244BE0"/>
@@ -3249,7 +7193,119 @@
       </w:rPr>
     </w:lvl>
   </w:abstractNum>
-  <w:abstractNum w:abstractNumId="1" w15:restartNumberingAfterBreak="0">
+  <w:abstractNum w:abstractNumId="2" w15:restartNumberingAfterBreak="0">
+    <w:nsid w:val="291D0985"/>
+    <w:multiLevelType w:val="hybridMultilevel"/>
+    <w:tmpl w:val="4B6E2A74"/>
+    <w:lvl w:ilvl="0" w:tplc="FD5E87EE">
+      <w:numFmt w:val="bullet"/>
+      <w:lvlText w:val="-"/>
+      <w:lvlJc w:val="left"/>
+      <w:pPr>
+        <w:ind w:left="720" w:hanging="360"/>
+      </w:pPr>
+      <w:rPr>
+        <w:rFonts w:ascii="Aptos" w:eastAsiaTheme="minorHAnsi" w:hAnsi="Aptos" w:cstheme="minorBidi" w:hint="default"/>
+      </w:rPr>
+    </w:lvl>
+    <w:lvl w:ilvl="1" w:tplc="04090003" w:tentative="1">
+      <w:start w:val="1"/>
+      <w:numFmt w:val="bullet"/>
+      <w:lvlText w:val="o"/>
+      <w:lvlJc w:val="left"/>
+      <w:pPr>
+        <w:ind w:left="1440" w:hanging="360"/>
+      </w:pPr>
+      <w:rPr>
+        <w:rFonts w:ascii="Courier New" w:hAnsi="Courier New" w:cs="Courier New" w:hint="default"/>
+      </w:rPr>
+    </w:lvl>
+    <w:lvl w:ilvl="2" w:tplc="04090005" w:tentative="1">
+      <w:start w:val="1"/>
+      <w:numFmt w:val="bullet"/>
+      <w:lvlText w:val=""/>
+      <w:lvlJc w:val="left"/>
+      <w:pPr>
+        <w:ind w:left="2160" w:hanging="360"/>
+      </w:pPr>
+      <w:rPr>
+        <w:rFonts w:ascii="Wingdings" w:hAnsi="Wingdings" w:hint="default"/>
+      </w:rPr>
+    </w:lvl>
+    <w:lvl w:ilvl="3" w:tplc="04090001" w:tentative="1">
+      <w:start w:val="1"/>
+      <w:numFmt w:val="bullet"/>
+      <w:lvlText w:val=""/>
+      <w:lvlJc w:val="left"/>
+      <w:pPr>
+        <w:ind w:left="2880" w:hanging="360"/>
+      </w:pPr>
+      <w:rPr>
+        <w:rFonts w:ascii="Symbol" w:hAnsi="Symbol" w:hint="default"/>
+      </w:rPr>
+    </w:lvl>
+    <w:lvl w:ilvl="4" w:tplc="04090003" w:tentative="1">
+      <w:start w:val="1"/>
+      <w:numFmt w:val="bullet"/>
+      <w:lvlText w:val="o"/>
+      <w:lvlJc w:val="left"/>
+      <w:pPr>
+        <w:ind w:left="3600" w:hanging="360"/>
+      </w:pPr>
+      <w:rPr>
+        <w:rFonts w:ascii="Courier New" w:hAnsi="Courier New" w:cs="Courier New" w:hint="default"/>
+      </w:rPr>
+    </w:lvl>
+    <w:lvl w:ilvl="5" w:tplc="04090005" w:tentative="1">
+      <w:start w:val="1"/>
+      <w:numFmt w:val="bullet"/>
+      <w:lvlText w:val=""/>
+      <w:lvlJc w:val="left"/>
+      <w:pPr>
+        <w:ind w:left="4320" w:hanging="360"/>
+      </w:pPr>
+      <w:rPr>
+        <w:rFonts w:ascii="Wingdings" w:hAnsi="Wingdings" w:hint="default"/>
+      </w:rPr>
+    </w:lvl>
+    <w:lvl w:ilvl="6" w:tplc="04090001" w:tentative="1">
+      <w:start w:val="1"/>
+      <w:numFmt w:val="bullet"/>
+      <w:lvlText w:val=""/>
+      <w:lvlJc w:val="left"/>
+      <w:pPr>
+        <w:ind w:left="5040" w:hanging="360"/>
+      </w:pPr>
+      <w:rPr>
+        <w:rFonts w:ascii="Symbol" w:hAnsi="Symbol" w:hint="default"/>
+      </w:rPr>
+    </w:lvl>
+    <w:lvl w:ilvl="7" w:tplc="04090003" w:tentative="1">
+      <w:start w:val="1"/>
+      <w:numFmt w:val="bullet"/>
+      <w:lvlText w:val="o"/>
+      <w:lvlJc w:val="left"/>
+      <w:pPr>
+        <w:ind w:left="5760" w:hanging="360"/>
+      </w:pPr>
+      <w:rPr>
+        <w:rFonts w:ascii="Courier New" w:hAnsi="Courier New" w:cs="Courier New" w:hint="default"/>
+      </w:rPr>
+    </w:lvl>
+    <w:lvl w:ilvl="8" w:tplc="04090005" w:tentative="1">
+      <w:start w:val="1"/>
+      <w:numFmt w:val="bullet"/>
+      <w:lvlText w:val=""/>
+      <w:lvlJc w:val="left"/>
+      <w:pPr>
+        <w:ind w:left="6480" w:hanging="360"/>
+      </w:pPr>
+      <w:rPr>
+        <w:rFonts w:ascii="Wingdings" w:hAnsi="Wingdings" w:hint="default"/>
+      </w:rPr>
+    </w:lvl>
+  </w:abstractNum>
+  <w:abstractNum w:abstractNumId="3" w15:restartNumberingAfterBreak="0">
     <w:nsid w:val="63F165FE"/>
     <w:multiLevelType w:val="multilevel"/>
     <w:tmpl w:val="04090025"/>
@@ -3345,10 +7401,16 @@
     </w:lvl>
   </w:abstractNum>
   <w:num w:numId="1" w16cid:durableId="333070567">
+    <w:abstractNumId w:val="1"/>
+  </w:num>
+  <w:num w:numId="2" w16cid:durableId="1224214764">
+    <w:abstractNumId w:val="3"/>
+  </w:num>
+  <w:num w:numId="3" w16cid:durableId="1636988949">
     <w:abstractNumId w:val="0"/>
   </w:num>
-  <w:num w:numId="2" w16cid:durableId="1224214764">
-    <w:abstractNumId w:val="1"/>
+  <w:num w:numId="4" w16cid:durableId="1543593409">
+    <w:abstractNumId w:val="2"/>
   </w:num>
 </w:numbering>
 </file>
@@ -3811,7 +7873,6 @@
     <w:next w:val="Normal"/>
     <w:link w:val="Heading3Char"/>
     <w:uiPriority w:val="9"/>
-    <w:semiHidden/>
     <w:unhideWhenUsed/>
     <w:qFormat/>
     <w:rsid w:val="00AE56F3"/>
@@ -4046,7 +8107,6 @@
     <w:basedOn w:val="DefaultParagraphFont"/>
     <w:link w:val="Heading3"/>
     <w:uiPriority w:val="9"/>
-    <w:semiHidden/>
     <w:rsid w:val="00AE56F3"/>
     <w:rPr>
       <w:rFonts w:eastAsiaTheme="majorEastAsia" w:cstheme="majorBidi"/>
@@ -4332,6 +8392,64 @@
         <w:insideV w:val="single" w:sz="4" w:space="0" w:color="auto"/>
       </w:tblBorders>
     </w:tblPr>
+  </w:style>
+  <w:style w:type="paragraph" w:styleId="TOCHeading">
+    <w:name w:val="TOC Heading"/>
+    <w:basedOn w:val="Heading1"/>
+    <w:next w:val="Normal"/>
+    <w:uiPriority w:val="39"/>
+    <w:unhideWhenUsed/>
+    <w:qFormat/>
+    <w:rsid w:val="00FA38F6"/>
+    <w:pPr>
+      <w:numPr>
+        <w:numId w:val="0"/>
+      </w:numPr>
+      <w:spacing w:before="240" w:after="0" w:line="259" w:lineRule="auto"/>
+      <w:outlineLvl w:val="9"/>
+    </w:pPr>
+    <w:rPr>
+      <w:kern w:val="0"/>
+      <w:sz w:val="32"/>
+      <w:szCs w:val="32"/>
+      <w14:ligatures w14:val="none"/>
+    </w:rPr>
+  </w:style>
+  <w:style w:type="paragraph" w:styleId="TOC1">
+    <w:name w:val="toc 1"/>
+    <w:basedOn w:val="Normal"/>
+    <w:next w:val="Normal"/>
+    <w:autoRedefine/>
+    <w:uiPriority w:val="39"/>
+    <w:unhideWhenUsed/>
+    <w:rsid w:val="00FA38F6"/>
+    <w:pPr>
+      <w:spacing w:after="100"/>
+    </w:pPr>
+  </w:style>
+  <w:style w:type="paragraph" w:styleId="TOC2">
+    <w:name w:val="toc 2"/>
+    <w:basedOn w:val="Normal"/>
+    <w:next w:val="Normal"/>
+    <w:autoRedefine/>
+    <w:uiPriority w:val="39"/>
+    <w:unhideWhenUsed/>
+    <w:rsid w:val="00FA38F6"/>
+    <w:pPr>
+      <w:spacing w:after="100"/>
+      <w:ind w:left="240"/>
+    </w:pPr>
+  </w:style>
+  <w:style w:type="character" w:styleId="Hyperlink">
+    <w:name w:val="Hyperlink"/>
+    <w:basedOn w:val="DefaultParagraphFont"/>
+    <w:uiPriority w:val="99"/>
+    <w:unhideWhenUsed/>
+    <w:rsid w:val="00FA38F6"/>
+    <w:rPr>
+      <w:color w:val="467886" w:themeColor="hyperlink"/>
+      <w:u w:val="single"/>
+    </w:rPr>
   </w:style>
 </w:styles>
 </file>
@@ -4649,4 +8767,16 @@
   <we:bindings/>
   <we:snapshot xmlns:r="http://schemas.openxmlformats.org/officeDocument/2006/relationships"/>
 </we:webextension>
+</file>
+
+<file path=customXml/item1.xml><?xml version="1.0" encoding="utf-8"?>
+<b:Sources xmlns:b="http://schemas.openxmlformats.org/officeDocument/2006/bibliography" xmlns="http://schemas.openxmlformats.org/officeDocument/2006/bibliography" SelectedStyle="\APASixthEditionOfficeOnline.xsl" StyleName="APA" Version="6"/>
+</file>
+
+<file path=customXml/itemProps1.xml><?xml version="1.0" encoding="utf-8"?>
+<ds:datastoreItem xmlns:ds="http://schemas.openxmlformats.org/officeDocument/2006/customXml" ds:itemID="{10D45F5B-3C45-4C48-B11F-62477DF68E1B}">
+  <ds:schemaRefs>
+    <ds:schemaRef ds:uri="http://schemas.openxmlformats.org/officeDocument/2006/bibliography"/>
+  </ds:schemaRefs>
+</ds:datastoreItem>
 </file>
--- a/HWE/H-Brücke/H-bruecke.docx
+++ b/HWE/H-Brücke/H-bruecke.docx
@@ -276,6 +276,14 @@
     </w:p>
     <w:sdt>
       <w:sdtPr>
+        <w:rPr>
+          <w:rFonts w:asciiTheme="minorHAnsi" w:eastAsiaTheme="minorHAnsi" w:hAnsiTheme="minorHAnsi" w:cstheme="minorBidi"/>
+          <w:color w:val="auto"/>
+          <w:kern w:val="2"/>
+          <w:sz w:val="24"/>
+          <w:szCs w:val="24"/>
+          <w14:ligatures w14:val="standardContextual"/>
+        </w:rPr>
         <w:id w:val="1963926210"/>
         <w:docPartObj>
           <w:docPartGallery w:val="Table of Contents"/>
@@ -284,15 +292,9 @@
       </w:sdtPr>
       <w:sdtEndPr>
         <w:rPr>
-          <w:rFonts w:asciiTheme="minorHAnsi" w:eastAsiaTheme="minorHAnsi" w:hAnsiTheme="minorHAnsi" w:cstheme="minorBidi"/>
           <w:b/>
           <w:bCs/>
           <w:noProof/>
-          <w:color w:val="auto"/>
-          <w:kern w:val="2"/>
-          <w:sz w:val="24"/>
-          <w:szCs w:val="24"/>
-          <w14:ligatures w14:val="standardContextual"/>
         </w:rPr>
       </w:sdtEndPr>
       <w:sdtContent>
@@ -3465,19 +3467,7 @@
         <w:rPr>
           <w:lang w:val="de-DE"/>
         </w:rPr>
-        <w:t xml:space="preserve"> </w:t>
-      </w:r>
-      <w:r>
-        <w:rPr>
-          <w:lang w:val="de-DE"/>
-        </w:rPr>
-        <w:t>Ω</w:t>
-      </w:r>
-      <w:r>
-        <w:rPr>
-          <w:lang w:val="de-DE"/>
-        </w:rPr>
-        <w:t xml:space="preserve"> </w:t>
+        <w:t xml:space="preserve"> Ω </w:t>
       </w:r>
       <w:r>
         <w:rPr>
@@ -3489,19 +3479,7 @@
         <w:rPr>
           <w:lang w:val="de-DE"/>
         </w:rPr>
-        <w:t xml:space="preserve"> </w:t>
-      </w:r>
-      <w:r>
-        <w:rPr>
-          <w:lang w:val="de-DE"/>
-        </w:rPr>
-        <w:t>Ω</w:t>
-      </w:r>
-      <w:r>
-        <w:rPr>
-          <w:lang w:val="de-DE"/>
-        </w:rPr>
-        <w:t xml:space="preserve"> </w:t>
+        <w:t xml:space="preserve"> Ω </w:t>
       </w:r>
       <w:r>
         <w:rPr>
@@ -6269,6 +6247,9 @@
         <w:spacing w:line="276" w:lineRule="auto"/>
       </w:pPr>
       <w:r>
+        <w:rPr>
+          <w:noProof/>
+        </w:rPr>
         <w:drawing>
           <wp:inline distT="0" distB="0" distL="0" distR="0" wp14:anchorId="471EE9E5" wp14:editId="7739F1D8">
             <wp:extent cx="4839828" cy="2233313"/>
@@ -6946,6 +6927,177 @@
       <w:r>
         <w:t>Stillstand</w:t>
       </w:r>
+    </w:p>
+    <w:p>
+      <w:pPr>
+        <w:spacing w:line="276" w:lineRule="auto"/>
+      </w:pPr>
+    </w:p>
+    <w:p>
+      <w:pPr>
+        <w:pStyle w:val="Heading1"/>
+      </w:pPr>
+      <w:r>
+        <w:t>PCB</w:t>
+      </w:r>
+    </w:p>
+    <w:p>
+      <w:pPr>
+        <w:pStyle w:val="Heading2"/>
+      </w:pPr>
+      <w:r>
+        <w:t>Aufgabenstellung</w:t>
+      </w:r>
+    </w:p>
+    <w:p>
+      <w:pPr>
+        <w:rPr>
+          <w:lang w:val="de-DE"/>
+        </w:rPr>
+      </w:pPr>
+      <w:r>
+        <w:rPr>
+          <w:lang w:val="de-DE"/>
+        </w:rPr>
+        <w:t>Erstelle eine PCB aus d</w:t>
+      </w:r>
+      <w:r>
+        <w:rPr>
+          <w:lang w:val="de-DE"/>
+        </w:rPr>
+        <w:t>er aus 7. Gemachten Schematik</w:t>
+      </w:r>
+    </w:p>
+    <w:p>
+      <w:pPr>
+        <w:pStyle w:val="Heading2"/>
+        <w:rPr>
+          <w:lang w:val="de-DE"/>
+        </w:rPr>
+      </w:pPr>
+      <w:r>
+        <w:rPr>
+          <w:lang w:val="de-DE"/>
+        </w:rPr>
+        <w:t>Routing</w:t>
+      </w:r>
+    </w:p>
+    <w:p>
+      <w:pPr>
+        <w:rPr>
+          <w:lang w:val="de-DE"/>
+        </w:rPr>
+      </w:pPr>
+      <w:r>
+        <w:rPr>
+          <w:lang w:val="de-DE"/>
+        </w:rPr>
+        <w:drawing>
+          <wp:inline distT="0" distB="0" distL="0" distR="0" wp14:anchorId="26A484AD" wp14:editId="1CCA3AB6">
+            <wp:extent cx="4625439" cy="2885134"/>
+            <wp:effectExtent l="0" t="0" r="3810" b="0"/>
+            <wp:docPr id="1143245910" name="Picture 1"/>
+            <wp:cNvGraphicFramePr>
+              <a:graphicFrameLocks xmlns:a="http://schemas.openxmlformats.org/drawingml/2006/main" noChangeAspect="1"/>
+            </wp:cNvGraphicFramePr>
+            <a:graphic xmlns:a="http://schemas.openxmlformats.org/drawingml/2006/main">
+              <a:graphicData uri="http://schemas.openxmlformats.org/drawingml/2006/picture">
+                <pic:pic xmlns:pic="http://schemas.openxmlformats.org/drawingml/2006/picture">
+                  <pic:nvPicPr>
+                    <pic:cNvPr id="1143245910" name=""/>
+                    <pic:cNvPicPr/>
+                  </pic:nvPicPr>
+                  <pic:blipFill>
+                    <a:blip r:embed="rId25"/>
+                    <a:stretch>
+                      <a:fillRect/>
+                    </a:stretch>
+                  </pic:blipFill>
+                  <pic:spPr>
+                    <a:xfrm>
+                      <a:off x="0" y="0"/>
+                      <a:ext cx="4654293" cy="2903132"/>
+                    </a:xfrm>
+                    <a:prstGeom prst="rect">
+                      <a:avLst/>
+                    </a:prstGeom>
+                  </pic:spPr>
+                </pic:pic>
+              </a:graphicData>
+            </a:graphic>
+          </wp:inline>
+        </w:drawing>
+      </w:r>
+    </w:p>
+    <w:p>
+      <w:pPr>
+        <w:pStyle w:val="Heading2"/>
+        <w:rPr>
+          <w:lang w:val="de-DE"/>
+        </w:rPr>
+      </w:pPr>
+      <w:r>
+        <w:rPr>
+          <w:lang w:val="de-DE"/>
+        </w:rPr>
+        <w:lastRenderedPageBreak/>
+        <w:t>3D - View</w:t>
+      </w:r>
+    </w:p>
+    <w:p>
+      <w:pPr>
+        <w:rPr>
+          <w:lang w:val="de-DE"/>
+        </w:rPr>
+      </w:pPr>
+      <w:r>
+        <w:rPr>
+          <w:lang w:val="de-DE"/>
+        </w:rPr>
+        <w:drawing>
+          <wp:inline distT="0" distB="0" distL="0" distR="0" wp14:anchorId="6D282FE0" wp14:editId="52096013">
+            <wp:extent cx="4566062" cy="2505618"/>
+            <wp:effectExtent l="0" t="0" r="6350" b="9525"/>
+            <wp:docPr id="1232922839" name="Picture 1"/>
+            <wp:cNvGraphicFramePr>
+              <a:graphicFrameLocks xmlns:a="http://schemas.openxmlformats.org/drawingml/2006/main" noChangeAspect="1"/>
+            </wp:cNvGraphicFramePr>
+            <a:graphic xmlns:a="http://schemas.openxmlformats.org/drawingml/2006/main">
+              <a:graphicData uri="http://schemas.openxmlformats.org/drawingml/2006/picture">
+                <pic:pic xmlns:pic="http://schemas.openxmlformats.org/drawingml/2006/picture">
+                  <pic:nvPicPr>
+                    <pic:cNvPr id="1232922839" name=""/>
+                    <pic:cNvPicPr/>
+                  </pic:nvPicPr>
+                  <pic:blipFill>
+                    <a:blip r:embed="rId26"/>
+                    <a:stretch>
+                      <a:fillRect/>
+                    </a:stretch>
+                  </pic:blipFill>
+                  <pic:spPr>
+                    <a:xfrm>
+                      <a:off x="0" y="0"/>
+                      <a:ext cx="4578823" cy="2512621"/>
+                    </a:xfrm>
+                    <a:prstGeom prst="rect">
+                      <a:avLst/>
+                    </a:prstGeom>
+                  </pic:spPr>
+                </pic:pic>
+              </a:graphicData>
+            </a:graphic>
+          </wp:inline>
+        </w:drawing>
+      </w:r>
+    </w:p>
+    <w:p>
+      <w:pPr>
+        <w:spacing w:line="276" w:lineRule="auto"/>
+        <w:rPr>
+          <w:lang w:val="de-DE"/>
+        </w:rPr>
+      </w:pPr>
     </w:p>
     <w:sectPr>
       <w:pgSz w:w="11906" w:h="16838" w:code="9"/>
